--- a/ProjectProposal.docx
+++ b/ProjectProposal.docx
@@ -733,7 +733,7 @@
         </w:rPr>
         <w:fldChar w:fldCharType="separate"/>
       </w:r>
-      <w:hyperlink w:anchor="_Toc241978286" w:history="1">
+      <w:hyperlink w:anchor="_Toc241987063" w:history="1">
         <w:r>
           <w:rPr>
             <w:rStyle w:val="Hyperlink"/>
@@ -756,7 +756,7 @@
           <w:rPr>
             <w:webHidden/>
           </w:rPr>
-          <w:instrText xml:space="preserve"> PAGEREF _Toc241978286 \h </w:instrText>
+          <w:instrText xml:space="preserve"> PAGEREF _Toc241987063 \h </w:instrText>
         </w:r>
         <w:r>
           <w:rPr>
@@ -791,7 +791,7 @@
           <w:color w:val="auto"/>
         </w:rPr>
       </w:pPr>
-      <w:hyperlink w:anchor="_Toc241978287" w:history="1">
+      <w:hyperlink w:anchor="_Toc241987064" w:history="1">
         <w:r>
           <w:rPr>
             <w:rStyle w:val="Hyperlink"/>
@@ -814,7 +814,7 @@
           <w:rPr>
             <w:webHidden/>
           </w:rPr>
-          <w:instrText xml:space="preserve"> PAGEREF _Toc241978287 \h </w:instrText>
+          <w:instrText xml:space="preserve"> PAGEREF _Toc241987064 \h </w:instrText>
         </w:r>
         <w:r>
           <w:rPr>
@@ -849,7 +849,7 @@
           <w:color w:val="auto"/>
         </w:rPr>
       </w:pPr>
-      <w:hyperlink w:anchor="_Toc241978288" w:history="1">
+      <w:hyperlink w:anchor="_Toc241987065" w:history="1">
         <w:r>
           <w:rPr>
             <w:rStyle w:val="Hyperlink"/>
@@ -872,7 +872,7 @@
           <w:rPr>
             <w:webHidden/>
           </w:rPr>
-          <w:instrText xml:space="preserve"> PAGEREF _Toc241978288 \h </w:instrText>
+          <w:instrText xml:space="preserve"> PAGEREF _Toc241987065 \h </w:instrText>
         </w:r>
         <w:r>
           <w:rPr>
@@ -907,7 +907,7 @@
           <w:color w:val="auto"/>
         </w:rPr>
       </w:pPr>
-      <w:hyperlink w:anchor="_Toc241978289" w:history="1">
+      <w:hyperlink w:anchor="_Toc241987066" w:history="1">
         <w:r>
           <w:rPr>
             <w:rStyle w:val="Hyperlink"/>
@@ -930,7 +930,7 @@
           <w:rPr>
             <w:webHidden/>
           </w:rPr>
-          <w:instrText xml:space="preserve"> PAGEREF _Toc241978289 \h </w:instrText>
+          <w:instrText xml:space="preserve"> PAGEREF _Toc241987066 \h </w:instrText>
         </w:r>
         <w:r>
           <w:rPr>
@@ -966,7 +966,7 @@
           <w:color w:val="auto"/>
         </w:rPr>
       </w:pPr>
-      <w:hyperlink w:anchor="_Toc241978290" w:history="1">
+      <w:hyperlink w:anchor="_Toc241987067" w:history="1">
         <w:r>
           <w:rPr>
             <w:rStyle w:val="Hyperlink"/>
@@ -1001,7 +1001,7 @@
             <w:noProof/>
             <w:webHidden/>
           </w:rPr>
-          <w:instrText xml:space="preserve"> PAGEREF _Toc241978290 \h </w:instrText>
+          <w:instrText xml:space="preserve"> PAGEREF _Toc241987067 \h </w:instrText>
         </w:r>
         <w:r>
           <w:rPr>
@@ -1041,7 +1041,7 @@
           <w:color w:val="auto"/>
         </w:rPr>
       </w:pPr>
-      <w:hyperlink w:anchor="_Toc241978291" w:history="1">
+      <w:hyperlink w:anchor="_Toc241987068" w:history="1">
         <w:r>
           <w:rPr>
             <w:rStyle w:val="Hyperlink"/>
@@ -1068,7 +1068,7 @@
             <w:noProof/>
             <w:webHidden/>
           </w:rPr>
-          <w:instrText xml:space="preserve"> PAGEREF _Toc241978291 \h </w:instrText>
+          <w:instrText xml:space="preserve"> PAGEREF _Toc241987068 \h </w:instrText>
         </w:r>
         <w:r>
           <w:rPr>
@@ -1108,7 +1108,7 @@
           <w:color w:val="auto"/>
         </w:rPr>
       </w:pPr>
-      <w:hyperlink w:anchor="_Toc241978292" w:history="1">
+      <w:hyperlink w:anchor="_Toc241987069" w:history="1">
         <w:r>
           <w:rPr>
             <w:rStyle w:val="Hyperlink"/>
@@ -1135,7 +1135,7 @@
             <w:noProof/>
             <w:webHidden/>
           </w:rPr>
-          <w:instrText xml:space="preserve"> PAGEREF _Toc241978292 \h </w:instrText>
+          <w:instrText xml:space="preserve"> PAGEREF _Toc241987069 \h </w:instrText>
         </w:r>
         <w:r>
           <w:rPr>
@@ -1155,7 +1155,7 @@
             <w:noProof/>
             <w:webHidden/>
           </w:rPr>
-          <w:t>5</w:t>
+          <w:t>4</w:t>
         </w:r>
         <w:r>
           <w:rPr>
@@ -1175,7 +1175,7 @@
           <w:color w:val="auto"/>
         </w:rPr>
       </w:pPr>
-      <w:hyperlink w:anchor="_Toc241978293" w:history="1">
+      <w:hyperlink w:anchor="_Toc241987070" w:history="1">
         <w:r>
           <w:rPr>
             <w:rStyle w:val="Hyperlink"/>
@@ -1202,7 +1202,7 @@
             <w:noProof/>
             <w:webHidden/>
           </w:rPr>
-          <w:instrText xml:space="preserve"> PAGEREF _Toc241978293 \h </w:instrText>
+          <w:instrText xml:space="preserve"> PAGEREF _Toc241987070 \h </w:instrText>
         </w:r>
         <w:r>
           <w:rPr>
@@ -1222,7 +1222,7 @@
             <w:noProof/>
             <w:webHidden/>
           </w:rPr>
-          <w:t>7</w:t>
+          <w:t>6</w:t>
         </w:r>
         <w:r>
           <w:rPr>
@@ -1242,7 +1242,7 @@
           <w:color w:val="auto"/>
         </w:rPr>
       </w:pPr>
-      <w:hyperlink w:anchor="_Toc241978294" w:history="1">
+      <w:hyperlink w:anchor="_Toc241987071" w:history="1">
         <w:r>
           <w:rPr>
             <w:rStyle w:val="Hyperlink"/>
@@ -1269,7 +1269,7 @@
             <w:noProof/>
             <w:webHidden/>
           </w:rPr>
-          <w:instrText xml:space="preserve"> PAGEREF _Toc241978294 \h </w:instrText>
+          <w:instrText xml:space="preserve"> PAGEREF _Toc241987071 \h </w:instrText>
         </w:r>
         <w:r>
           <w:rPr>
@@ -1289,7 +1289,7 @@
             <w:noProof/>
             <w:webHidden/>
           </w:rPr>
-          <w:t>8</w:t>
+          <w:t>7</w:t>
         </w:r>
         <w:r>
           <w:rPr>
@@ -1309,7 +1309,7 @@
           <w:color w:val="auto"/>
         </w:rPr>
       </w:pPr>
-      <w:hyperlink w:anchor="_Toc241978295" w:history="1">
+      <w:hyperlink w:anchor="_Toc241987072" w:history="1">
         <w:r>
           <w:rPr>
             <w:rStyle w:val="Hyperlink"/>
@@ -1336,7 +1336,7 @@
             <w:noProof/>
             <w:webHidden/>
           </w:rPr>
-          <w:instrText xml:space="preserve"> PAGEREF _Toc241978295 \h </w:instrText>
+          <w:instrText xml:space="preserve"> PAGEREF _Toc241987072 \h </w:instrText>
         </w:r>
         <w:r>
           <w:rPr>
@@ -1356,7 +1356,7 @@
             <w:noProof/>
             <w:webHidden/>
           </w:rPr>
-          <w:t>8</w:t>
+          <w:t>7</w:t>
         </w:r>
         <w:r>
           <w:rPr>
@@ -1376,7 +1376,7 @@
           <w:color w:val="auto"/>
         </w:rPr>
       </w:pPr>
-      <w:hyperlink w:anchor="_Toc241978296" w:history="1">
+      <w:hyperlink w:anchor="_Toc241987073" w:history="1">
         <w:r>
           <w:rPr>
             <w:rStyle w:val="Hyperlink"/>
@@ -1403,7 +1403,7 @@
             <w:noProof/>
             <w:webHidden/>
           </w:rPr>
-          <w:instrText xml:space="preserve"> PAGEREF _Toc241978296 \h </w:instrText>
+          <w:instrText xml:space="preserve"> PAGEREF _Toc241987073 \h </w:instrText>
         </w:r>
         <w:r>
           <w:rPr>
@@ -1423,7 +1423,7 @@
             <w:noProof/>
             <w:webHidden/>
           </w:rPr>
-          <w:t>9</w:t>
+          <w:t>8</w:t>
         </w:r>
         <w:r>
           <w:rPr>
@@ -1443,7 +1443,7 @@
           <w:color w:val="auto"/>
         </w:rPr>
       </w:pPr>
-      <w:hyperlink w:anchor="_Toc241978297" w:history="1">
+      <w:hyperlink w:anchor="_Toc241987074" w:history="1">
         <w:r>
           <w:rPr>
             <w:rStyle w:val="Hyperlink"/>
@@ -1470,7 +1470,7 @@
             <w:noProof/>
             <w:webHidden/>
           </w:rPr>
-          <w:instrText xml:space="preserve"> PAGEREF _Toc241978297 \h </w:instrText>
+          <w:instrText xml:space="preserve"> PAGEREF _Toc241987074 \h </w:instrText>
         </w:r>
         <w:r>
           <w:rPr>
@@ -1490,7 +1490,7 @@
             <w:noProof/>
             <w:webHidden/>
           </w:rPr>
-          <w:t>9</w:t>
+          <w:t>8</w:t>
         </w:r>
         <w:r>
           <w:rPr>
@@ -1510,7 +1510,7 @@
           <w:color w:val="auto"/>
         </w:rPr>
       </w:pPr>
-      <w:hyperlink w:anchor="_Toc241978298" w:history="1">
+      <w:hyperlink w:anchor="_Toc241987075" w:history="1">
         <w:r>
           <w:rPr>
             <w:rStyle w:val="Hyperlink"/>
@@ -1538,7 +1538,7 @@
             <w:noProof/>
             <w:webHidden/>
           </w:rPr>
-          <w:instrText xml:space="preserve"> PAGEREF _Toc241978298 \h </w:instrText>
+          <w:instrText xml:space="preserve"> PAGEREF _Toc241987075 \h </w:instrText>
         </w:r>
         <w:r>
           <w:rPr>
@@ -1558,7 +1558,7 @@
             <w:noProof/>
             <w:webHidden/>
           </w:rPr>
-          <w:t>11</w:t>
+          <w:t>10</w:t>
         </w:r>
         <w:r>
           <w:rPr>
@@ -1578,7 +1578,7 @@
           <w:color w:val="auto"/>
         </w:rPr>
       </w:pPr>
-      <w:hyperlink w:anchor="_Toc241978299" w:history="1">
+      <w:hyperlink w:anchor="_Toc241987076" w:history="1">
         <w:r>
           <w:rPr>
             <w:rStyle w:val="Hyperlink"/>
@@ -1606,7 +1606,7 @@
             <w:noProof/>
             <w:webHidden/>
           </w:rPr>
-          <w:instrText xml:space="preserve"> PAGEREF _Toc241978299 \h </w:instrText>
+          <w:instrText xml:space="preserve"> PAGEREF _Toc241987076 \h </w:instrText>
         </w:r>
         <w:r>
           <w:rPr>
@@ -1626,7 +1626,7 @@
             <w:noProof/>
             <w:webHidden/>
           </w:rPr>
-          <w:t>11</w:t>
+          <w:t>10</w:t>
         </w:r>
         <w:r>
           <w:rPr>
@@ -1646,7 +1646,7 @@
           <w:color w:val="auto"/>
         </w:rPr>
       </w:pPr>
-      <w:hyperlink w:anchor="_Toc241978300" w:history="1">
+      <w:hyperlink w:anchor="_Toc241987077" w:history="1">
         <w:r>
           <w:rPr>
             <w:rStyle w:val="Hyperlink"/>
@@ -1673,7 +1673,7 @@
             <w:noProof/>
             <w:webHidden/>
           </w:rPr>
-          <w:instrText xml:space="preserve"> PAGEREF _Toc241978300 \h </w:instrText>
+          <w:instrText xml:space="preserve"> PAGEREF _Toc241987077 \h </w:instrText>
         </w:r>
         <w:r>
           <w:rPr>
@@ -1693,7 +1693,7 @@
             <w:noProof/>
             <w:webHidden/>
           </w:rPr>
-          <w:t>12</w:t>
+          <w:t>11</w:t>
         </w:r>
         <w:r>
           <w:rPr>
@@ -1713,7 +1713,7 @@
           <w:color w:val="auto"/>
         </w:rPr>
       </w:pPr>
-      <w:hyperlink w:anchor="_Toc241978301" w:history="1">
+      <w:hyperlink w:anchor="_Toc241987078" w:history="1">
         <w:r>
           <w:rPr>
             <w:rStyle w:val="Hyperlink"/>
@@ -1741,7 +1741,7 @@
             <w:noProof/>
             <w:webHidden/>
           </w:rPr>
-          <w:instrText xml:space="preserve"> PAGEREF _Toc241978301 \h </w:instrText>
+          <w:instrText xml:space="preserve"> PAGEREF _Toc241987078 \h </w:instrText>
         </w:r>
         <w:r>
           <w:rPr>
@@ -1761,7 +1761,7 @@
             <w:noProof/>
             <w:webHidden/>
           </w:rPr>
-          <w:t>13</w:t>
+          <w:t>12</w:t>
         </w:r>
         <w:r>
           <w:rPr>
@@ -1781,14 +1781,88 @@
           <w:color w:val="auto"/>
         </w:rPr>
       </w:pPr>
-      <w:hyperlink w:anchor="_Toc241978302" w:history="1">
+      <w:hyperlink w:anchor="_Toc241987079" w:history="1">
         <w:r>
           <w:rPr>
             <w:rStyle w:val="Hyperlink"/>
             <w:noProof/>
+          </w:rPr>
+          <w:t>4.3.4. System Desig</w:t>
+        </w:r>
+        <w:r>
+          <w:rPr>
+            <w:rStyle w:val="Hyperlink"/>
+            <w:noProof/>
+          </w:rPr>
+          <w:t>n</w:t>
+        </w:r>
+        <w:r>
+          <w:rPr>
+            <w:noProof/>
+            <w:webHidden/>
+          </w:rPr>
+          <w:tab/>
+        </w:r>
+        <w:r>
+          <w:rPr>
+            <w:noProof/>
+            <w:webHidden/>
+          </w:rPr>
+          <w:fldChar w:fldCharType="begin"/>
+        </w:r>
+        <w:r>
+          <w:rPr>
+            <w:noProof/>
+            <w:webHidden/>
+          </w:rPr>
+          <w:instrText xml:space="preserve"> PAGEREF _Toc241987079 \h </w:instrText>
+        </w:r>
+        <w:r>
+          <w:rPr>
+            <w:noProof/>
+            <w:webHidden/>
+          </w:rPr>
+        </w:r>
+        <w:r>
+          <w:rPr>
+            <w:noProof/>
+            <w:webHidden/>
+          </w:rPr>
+          <w:fldChar w:fldCharType="separate"/>
+        </w:r>
+        <w:r>
+          <w:rPr>
+            <w:noProof/>
+            <w:webHidden/>
+          </w:rPr>
+          <w:t>14</w:t>
+        </w:r>
+        <w:r>
+          <w:rPr>
+            <w:noProof/>
+            <w:webHidden/>
+          </w:rPr>
+          <w:fldChar w:fldCharType="end"/>
+        </w:r>
+      </w:hyperlink>
+    </w:p>
+    <w:p>
+      <w:pPr>
+        <w:pStyle w:val="TOC3"/>
+        <w:rPr>
+          <w:rFonts w:asciiTheme="minorHAnsi" w:eastAsiaTheme="minorEastAsia" w:hAnsiTheme="minorHAnsi"/>
+          <w:noProof/>
+          <w:color w:val="auto"/>
+        </w:rPr>
+      </w:pPr>
+      <w:hyperlink w:anchor="_Toc241987080" w:history="1">
+        <w:r>
+          <w:rPr>
+            <w:rStyle w:val="Hyperlink"/>
+            <w:noProof/>
             <w:w w:val="105"/>
           </w:rPr>
-          <w:t>4.3.4. Description of Algorithms</w:t>
+          <w:t>4.3.5. Description of Algorithms</w:t>
         </w:r>
         <w:r>
           <w:rPr>
@@ -1809,7 +1883,7 @@
             <w:noProof/>
             <w:webHidden/>
           </w:rPr>
-          <w:instrText xml:space="preserve"> PAGEREF _Toc241978302 \h </w:instrText>
+          <w:instrText xml:space="preserve"> PAGEREF _Toc241987080 \h </w:instrText>
         </w:r>
         <w:r>
           <w:rPr>
@@ -1829,7 +1903,7 @@
             <w:noProof/>
             <w:webHidden/>
           </w:rPr>
-          <w:t>16</w:t>
+          <w:t>15</w:t>
         </w:r>
         <w:r>
           <w:rPr>
@@ -1848,7 +1922,7 @@
           <w:color w:val="auto"/>
         </w:rPr>
       </w:pPr>
-      <w:hyperlink w:anchor="_Toc241978303" w:history="1">
+      <w:hyperlink w:anchor="_Toc241987081" w:history="1">
         <w:r>
           <w:rPr>
             <w:rStyle w:val="Hyperlink"/>
@@ -1885,7 +1959,7 @@
           <w:rPr>
             <w:webHidden/>
           </w:rPr>
-          <w:instrText xml:space="preserve"> PAGEREF _Toc241978303 \h </w:instrText>
+          <w:instrText xml:space="preserve"> PAGEREF _Toc241987081 \h </w:instrText>
         </w:r>
         <w:r>
           <w:rPr>
@@ -1902,7 +1976,7 @@
           <w:rPr>
             <w:webHidden/>
           </w:rPr>
-          <w:t>19</w:t>
+          <w:t>18</w:t>
         </w:r>
         <w:r>
           <w:rPr>
@@ -1920,7 +1994,7 @@
           <w:color w:val="auto"/>
         </w:rPr>
       </w:pPr>
-      <w:hyperlink w:anchor="_Toc241978304" w:history="1">
+      <w:hyperlink w:anchor="_Toc241987082" w:history="1">
         <w:r>
           <w:rPr>
             <w:rStyle w:val="Hyperlink"/>
@@ -1943,7 +2017,7 @@
           <w:rPr>
             <w:webHidden/>
           </w:rPr>
-          <w:instrText xml:space="preserve"> PAGEREF _Toc241978304 \h </w:instrText>
+          <w:instrText xml:space="preserve"> PAGEREF _Toc241987082 \h </w:instrText>
         </w:r>
         <w:r>
           <w:rPr>
@@ -1960,7 +2034,7 @@
           <w:rPr>
             <w:webHidden/>
           </w:rPr>
-          <w:t>20</w:t>
+          <w:t>19</w:t>
         </w:r>
         <w:r>
           <w:rPr>
@@ -1978,7 +2052,7 @@
           <w:color w:val="auto"/>
         </w:rPr>
       </w:pPr>
-      <w:hyperlink w:anchor="_Toc241978305" w:history="1">
+      <w:hyperlink w:anchor="_Toc241987083" w:history="1">
         <w:r>
           <w:rPr>
             <w:rStyle w:val="Hyperlink"/>
@@ -2001,7 +2075,7 @@
           <w:rPr>
             <w:webHidden/>
           </w:rPr>
-          <w:instrText xml:space="preserve"> PAGEREF _Toc241978305 \h </w:instrText>
+          <w:instrText xml:space="preserve"> PAGEREF _Toc241987083 \h </w:instrText>
         </w:r>
         <w:r>
           <w:rPr>
@@ -2018,7 +2092,7 @@
           <w:rPr>
             <w:webHidden/>
           </w:rPr>
-          <w:t>21</w:t>
+          <w:t>20</w:t>
         </w:r>
         <w:r>
           <w:rPr>
@@ -2137,13 +2211,13 @@
         </w:rPr>
         <w:fldChar w:fldCharType="separate"/>
       </w:r>
-      <w:hyperlink w:anchor="_Toc241978972" w:history="1">
+      <w:hyperlink w:anchor="_Toc241987221" w:history="1">
         <w:r>
           <w:rPr>
             <w:rStyle w:val="Hyperlink"/>
             <w:noProof/>
           </w:rPr>
-          <w:t>Figure 4.1:Use Case Diagram of the ByteStore Recommendation Module</w:t>
+          <w:t>Figure 4.2.1:Use Case Diagram of the ByteStore Recommendation Module</w:t>
         </w:r>
         <w:r>
           <w:rPr>
@@ -2164,7 +2238,7 @@
             <w:noProof/>
             <w:webHidden/>
           </w:rPr>
-          <w:instrText xml:space="preserve"> PAGEREF _Toc241978972 \h </w:instrText>
+          <w:instrText xml:space="preserve"> PAGEREF _Toc241987221 \h </w:instrText>
         </w:r>
         <w:r>
           <w:rPr>
@@ -2184,7 +2258,7 @@
             <w:noProof/>
             <w:webHidden/>
           </w:rPr>
-          <w:t>10</w:t>
+          <w:t>9</w:t>
         </w:r>
         <w:r>
           <w:rPr>
@@ -2209,13 +2283,13 @@
           <w:szCs w:val="24"/>
         </w:rPr>
       </w:pPr>
-      <w:hyperlink w:anchor="_Toc241978973" w:history="1">
+      <w:hyperlink w:anchor="_Toc241987222" w:history="1">
         <w:r>
           <w:rPr>
             <w:rStyle w:val="Hyperlink"/>
             <w:noProof/>
           </w:rPr>
-          <w:t>Figure 4.2:Evolutionary / Incremental Development model for ByteStore</w:t>
+          <w:t>Figure 4.3.1:Evolutionary / Incremental Development model for ByteStore</w:t>
         </w:r>
         <w:r>
           <w:rPr>
@@ -2236,7 +2310,7 @@
             <w:noProof/>
             <w:webHidden/>
           </w:rPr>
-          <w:instrText xml:space="preserve"> PAGEREF _Toc241978973 \h </w:instrText>
+          <w:instrText xml:space="preserve"> PAGEREF _Toc241987222 \h </w:instrText>
         </w:r>
         <w:r>
           <w:rPr>
@@ -2256,7 +2330,7 @@
             <w:noProof/>
             <w:webHidden/>
           </w:rPr>
-          <w:t>12</w:t>
+          <w:t>11</w:t>
         </w:r>
         <w:r>
           <w:rPr>
@@ -2281,13 +2355,27 @@
           <w:szCs w:val="24"/>
         </w:rPr>
       </w:pPr>
-      <w:hyperlink w:anchor="_Toc241978974" w:history="1">
+      <w:hyperlink w:anchor="_Toc241987223" w:history="1">
         <w:r>
           <w:rPr>
             <w:rStyle w:val="Hyperlink"/>
             <w:noProof/>
           </w:rPr>
-          <w:t>Figure 4.3:Flow chart for Bytestore</w:t>
+          <w:t>Figure 4.3.2:System Di</w:t>
+        </w:r>
+        <w:r>
+          <w:rPr>
+            <w:rStyle w:val="Hyperlink"/>
+            <w:noProof/>
+          </w:rPr>
+          <w:t>a</w:t>
+        </w:r>
+        <w:r>
+          <w:rPr>
+            <w:rStyle w:val="Hyperlink"/>
+            <w:noProof/>
+          </w:rPr>
+          <w:t>gram for ByteStore Recommendation System</w:t>
         </w:r>
         <w:r>
           <w:rPr>
@@ -2308,7 +2396,7 @@
             <w:noProof/>
             <w:webHidden/>
           </w:rPr>
-          <w:instrText xml:space="preserve"> PAGEREF _Toc241978974 \h </w:instrText>
+          <w:instrText xml:space="preserve"> PAGEREF _Toc241987223 \h </w:instrText>
         </w:r>
         <w:r>
           <w:rPr>
@@ -2328,7 +2416,7 @@
             <w:noProof/>
             <w:webHidden/>
           </w:rPr>
-          <w:t>14</w:t>
+          <w:t>12</w:t>
         </w:r>
         <w:r>
           <w:rPr>
@@ -2353,13 +2441,13 @@
           <w:szCs w:val="24"/>
         </w:rPr>
       </w:pPr>
-      <w:hyperlink w:anchor="_Toc241978975" w:history="1">
+      <w:hyperlink w:anchor="_Toc241987224" w:history="1">
         <w:r>
           <w:rPr>
             <w:rStyle w:val="Hyperlink"/>
             <w:noProof/>
           </w:rPr>
-          <w:t>Figure 4.4: ER-Diagram for Bytestore</w:t>
+          <w:t>Figure 4.3.3:Flow chart for Bytestore</w:t>
         </w:r>
         <w:r>
           <w:rPr>
@@ -2380,7 +2468,7 @@
             <w:noProof/>
             <w:webHidden/>
           </w:rPr>
-          <w:instrText xml:space="preserve"> PAGEREF _Toc241978975 \h </w:instrText>
+          <w:instrText xml:space="preserve"> PAGEREF _Toc241987224 \h </w:instrText>
         </w:r>
         <w:r>
           <w:rPr>
@@ -2400,7 +2488,7 @@
             <w:noProof/>
             <w:webHidden/>
           </w:rPr>
-          <w:t>15</w:t>
+          <w:t>13</w:t>
         </w:r>
         <w:r>
           <w:rPr>
@@ -2425,13 +2513,13 @@
           <w:szCs w:val="24"/>
         </w:rPr>
       </w:pPr>
-      <w:hyperlink w:anchor="_Toc241978976" w:history="1">
+      <w:hyperlink w:anchor="_Toc241987225" w:history="1">
         <w:r>
           <w:rPr>
             <w:rStyle w:val="Hyperlink"/>
             <w:noProof/>
           </w:rPr>
-          <w:t>Figure 5.1:Gantt Chart for Bytestore</w:t>
+          <w:t>Figure 4.3.4Architectural design for Bytestore</w:t>
         </w:r>
         <w:r>
           <w:rPr>
@@ -2452,7 +2540,7 @@
             <w:noProof/>
             <w:webHidden/>
           </w:rPr>
-          <w:instrText xml:space="preserve"> PAGEREF _Toc241978976 \h </w:instrText>
+          <w:instrText xml:space="preserve"> PAGEREF _Toc241987225 \h </w:instrText>
         </w:r>
         <w:r>
           <w:rPr>
@@ -2472,7 +2560,7 @@
             <w:noProof/>
             <w:webHidden/>
           </w:rPr>
-          <w:t>19</w:t>
+          <w:t>14</w:t>
         </w:r>
         <w:r>
           <w:rPr>
@@ -2482,35 +2570,6 @@
           <w:fldChar w:fldCharType="end"/>
         </w:r>
       </w:hyperlink>
-    </w:p>
-    <w:p>
-      <w:pPr>
-        <w:ind w:left="630" w:hanging="630"/>
-        <w:jc w:val="center"/>
-        <w:rPr>
-          <w:rFonts w:cs="Times New Roman"/>
-          <w:b/>
-          <w:bCs/>
-          <w:sz w:val="32"/>
-          <w:szCs w:val="32"/>
-        </w:rPr>
-      </w:pPr>
-      <w:r>
-        <w:rPr>
-          <w:rFonts w:cs="Times New Roman"/>
-        </w:rPr>
-        <w:fldChar w:fldCharType="end"/>
-      </w:r>
-      <w:r>
-        <w:rPr>
-          <w:rFonts w:cs="Times New Roman"/>
-          <w:b/>
-          <w:bCs/>
-          <w:sz w:val="32"/>
-          <w:szCs w:val="32"/>
-        </w:rPr>
-        <w:t>List of Tables</w:t>
-      </w:r>
     </w:p>
     <w:p>
       <w:pPr>
@@ -2526,6 +2585,107 @@
           <w:szCs w:val="24"/>
         </w:rPr>
       </w:pPr>
+      <w:hyperlink w:anchor="_Toc241987226" w:history="1">
+        <w:r>
+          <w:rPr>
+            <w:rStyle w:val="Hyperlink"/>
+            <w:noProof/>
+          </w:rPr>
+          <w:t>Figure 5.1: Gantt Chart for Bytestore</w:t>
+        </w:r>
+        <w:r>
+          <w:rPr>
+            <w:noProof/>
+            <w:webHidden/>
+          </w:rPr>
+          <w:tab/>
+        </w:r>
+        <w:r>
+          <w:rPr>
+            <w:noProof/>
+            <w:webHidden/>
+          </w:rPr>
+          <w:fldChar w:fldCharType="begin"/>
+        </w:r>
+        <w:r>
+          <w:rPr>
+            <w:noProof/>
+            <w:webHidden/>
+          </w:rPr>
+          <w:instrText xml:space="preserve"> PAGEREF _Toc241987226 \h </w:instrText>
+        </w:r>
+        <w:r>
+          <w:rPr>
+            <w:noProof/>
+            <w:webHidden/>
+          </w:rPr>
+        </w:r>
+        <w:r>
+          <w:rPr>
+            <w:noProof/>
+            <w:webHidden/>
+          </w:rPr>
+          <w:fldChar w:fldCharType="separate"/>
+        </w:r>
+        <w:r>
+          <w:rPr>
+            <w:noProof/>
+            <w:webHidden/>
+          </w:rPr>
+          <w:t>18</w:t>
+        </w:r>
+        <w:r>
+          <w:rPr>
+            <w:noProof/>
+            <w:webHidden/>
+          </w:rPr>
+          <w:fldChar w:fldCharType="end"/>
+        </w:r>
+      </w:hyperlink>
+    </w:p>
+    <w:p>
+      <w:pPr>
+        <w:ind w:left="630" w:hanging="630"/>
+        <w:jc w:val="center"/>
+        <w:rPr>
+          <w:rFonts w:cs="Times New Roman"/>
+          <w:b/>
+          <w:bCs/>
+          <w:sz w:val="32"/>
+          <w:szCs w:val="32"/>
+        </w:rPr>
+      </w:pPr>
+      <w:r>
+        <w:rPr>
+          <w:rFonts w:cs="Times New Roman"/>
+        </w:rPr>
+        <w:fldChar w:fldCharType="end"/>
+      </w:r>
+      <w:r>
+        <w:rPr>
+          <w:rFonts w:cs="Times New Roman"/>
+          <w:b/>
+          <w:bCs/>
+          <w:sz w:val="32"/>
+          <w:szCs w:val="32"/>
+        </w:rPr>
+        <w:t>List of Tables</w:t>
+      </w:r>
+    </w:p>
+    <w:p>
+      <w:pPr>
+        <w:pStyle w:val="TableofFigures"/>
+        <w:tabs>
+          <w:tab w:val="right" w:leader="dot" w:pos="8660"/>
+        </w:tabs>
+        <w:rPr>
+          <w:rFonts w:asciiTheme="minorHAnsi" w:eastAsiaTheme="minorEastAsia" w:hAnsiTheme="minorHAnsi" w:cstheme="minorBidi"/>
+          <w:bCs w:val="0"/>
+          <w:noProof/>
+          <w:color w:val="auto"/>
+          <w:szCs w:val="24"/>
+        </w:rPr>
+      </w:pPr>
       <w:r>
         <w:rPr>
           <w:rStyle w:val="Hyperlink"/>
@@ -2557,7 +2717,7 @@
         </w:rPr>
         <w:fldChar w:fldCharType="separate"/>
       </w:r>
-      <w:hyperlink w:anchor="_Toc241978977" w:history="1">
+      <w:hyperlink w:anchor="_Toc241987062" w:history="1">
         <w:r>
           <w:rPr>
             <w:rStyle w:val="Hyperlink"/>
@@ -2584,7 +2744,7 @@
             <w:noProof/>
             <w:webHidden/>
           </w:rPr>
-          <w:instrText xml:space="preserve"> PAGEREF _Toc241978977 \h </w:instrText>
+          <w:instrText xml:space="preserve"> PAGEREF _Toc241987062 \h </w:instrText>
         </w:r>
         <w:r>
           <w:rPr>
@@ -2604,7 +2764,7 @@
             <w:noProof/>
             <w:webHidden/>
           </w:rPr>
-          <w:t>19</w:t>
+          <w:t>18</w:t>
         </w:r>
         <w:r>
           <w:rPr>
@@ -2692,7 +2852,7 @@
         <w:t xml:space="preserve"> </w:t>
       </w:r>
       <w:bookmarkStart w:id="0" w:name="_Toc241978119"/>
-      <w:bookmarkStart w:id="1" w:name="_Toc241978286"/>
+      <w:bookmarkStart w:id="1" w:name="_Toc241987063"/>
       <w:r>
         <w:t>Introduction</w:t>
       </w:r>
@@ -2701,7 +2861,7 @@
     </w:p>
     <w:p>
       <w:r>
-        <w:t>Buying things online has become part of everyday life for a lot of people, and Nepal is no exception. More households now shop for phones, laptops, and accessories from home rather than visiting a shop in person, and that shift has only picked up pace over the last few years. ByteStore is a web-based e-commerce platform built to serve exactly this kind of shopping: a place where customers can browse technology products, read specifications, add items to a cart, and check out, while store staff manage stock and orders from an admin panel behind the scenes. It is built using PHP, MySQL, HTML, CSS, and JavaScript, a combination that is common for this kind of system because it is well documented, free to use, and capable of handling everything from user accounts to secure checkout.</w:t>
+        <w:t>Buying things online has become part of everyday life for a lot of people, and Nepal is no exception. More households now shop for phones, laptops, and accessories from home rather than visiting a shop in person, and that shift has only picked up pace over the last few years. ByteStore is a web-based e-commerce platform built to serve exactly this kind of shopping a place where customers can browse technology products, read specifications, add items to a cart, and check out, while store staff manage stock and orders from an admin panel behind the scenes. It is built using PHP, MySQL, HTML, CSS, and JavaScript, a combination that is common for this kind of system because it is well documented, free to use, and capable of handling everything from user accounts to secure checkout.</w:t>
       </w:r>
     </w:p>
     <w:p>
@@ -2752,7 +2912,7 @@
         <w:pStyle w:val="Heading1"/>
       </w:pPr>
       <w:bookmarkStart w:id="2" w:name="_Toc241978120"/>
-      <w:bookmarkStart w:id="3" w:name="_Toc241978287"/>
+      <w:bookmarkStart w:id="3" w:name="_Toc241987064"/>
       <w:r>
         <w:lastRenderedPageBreak/>
         <w:t>Problem Statement</w:t>
@@ -2762,7 +2922,18 @@
     </w:p>
     <w:p>
       <w:r>
-        <w:t>Most online shopping today still comes down to a customer searching, filtering by category, and scrolling through a long list of products until they find something they like. As online catalogs keep growing larger, this becomes harder to do, and customers end up spending more time browsing than actually deciding what to buy. This problem is not specific to any one store, it is a general issue with online shopping: platforms have access to a lot of information about what customers do, but a lot of that information is never actually used to help the customer.</w:t>
+        <w:t>Most online shopping today still comes down to a customer searching, filtering by category, and scrolling through a long list of products until they find something they like. As online catalogs keep growing larger, this becomes harder to do, and customers end up spending more time browsing than actually deciding what to buy. This problem is not specific to any one store, it is a general issue with online shopping</w:t>
+      </w:r>
+      <w:r>
+        <w:t xml:space="preserve"> </w:t>
+      </w:r>
+      <w:r>
+        <w:t>platforms have access to a lot of information about what customers do, but a lot of that information is never actually used to help the customer.</w:t>
+      </w:r>
+    </w:p>
+    <w:p>
+      <w:r>
+        <w:t>This is not just an inconvenience for the customer, it is also a missed opportunity for the store. Every extra minute spent searching is a minute where a customer might simply give up and leave without buying anything, especially if a competing platform makes it easier to find what they want. On the store's side, the purchase and browsing data needed to fix this is often already being collected, it is just never used again once the order is placed. This pattern shows up across many existing systems, not only ByteStore, from basic student-built e-commerce projects to larger platforms that only partially personalize what customers see. The result is the same industry-wide habit repeating itself: systems keep the data, but rarely act on it.</w:t>
       </w:r>
     </w:p>
     <w:p>
@@ -2775,7 +2946,7 @@
         <w:pStyle w:val="Heading1"/>
       </w:pPr>
       <w:bookmarkStart w:id="4" w:name="_Toc241978121"/>
-      <w:bookmarkStart w:id="5" w:name="_Toc241978288"/>
+      <w:bookmarkStart w:id="5" w:name="_Toc241987065"/>
       <w:r>
         <w:t>Objectives</w:t>
       </w:r>
@@ -2784,15 +2955,16 @@
     </w:p>
     <w:p>
       <w:pPr>
-        <w:rPr>
-          <w:rFonts w:cs="Times New Roman"/>
-        </w:rPr>
-      </w:pPr>
-      <w:r>
-        <w:rPr>
-          <w:rFonts w:cs="Times New Roman"/>
-        </w:rPr>
-        <w:t xml:space="preserve">The main objective of this project is to design and develop “ByteStore”, a fully functional web-based e-commerce application dedicated to technology products, that provides an efficient digital platform for customers and administrators. </w:t>
+        <w:jc w:val="left"/>
+        <w:rPr>
+          <w:rFonts w:cs="Times New Roman"/>
+        </w:rPr>
+      </w:pPr>
+      <w:r>
+        <w:rPr>
+          <w:rFonts w:cs="Times New Roman"/>
+        </w:rPr>
+        <w:t>This project has one general objective and one specific objective:</w:t>
       </w:r>
     </w:p>
     <w:p>
@@ -2800,12 +2972,11 @@
         <w:pStyle w:val="ListParagraph"/>
         <w:numPr>
           <w:ilvl w:val="0"/>
-          <w:numId w:val="4"/>
+          <w:numId w:val="13"/>
         </w:numPr>
       </w:pPr>
-      <w:commentRangeStart w:id="6"/>
-      <w:r>
-        <w:t>The general objective of this project is to build a smarter, more personalized version of the ByteStore e-commerce platform, one that helps customers find relevant products on their own instead of leaving them to search and filter through the entire catalog by hand.</w:t>
+      <w:r>
+        <w:t>To build ByteStore as a complete, working e-commerce platform that gives customers an easy way to browse and buy tech products, and gives admins and employees the tools to manage products, orders, and users.</w:t>
       </w:r>
     </w:p>
     <w:p>
@@ -2813,27 +2984,12 @@
         <w:pStyle w:val="ListParagraph"/>
         <w:numPr>
           <w:ilvl w:val="0"/>
-          <w:numId w:val="4"/>
+          <w:numId w:val="13"/>
         </w:numPr>
       </w:pPr>
       <w:r>
-        <w:t>The specific objective is to implement this through two recommendation techniques, Collaborative Filtering and Content-Based Filtering, both computed using Cosine Similarity, so the system can recommend products based on what similar customers have bought and based on the attributes of products a customer already likes.</w:t>
-      </w:r>
-      <w:commentRangeEnd w:id="6"/>
-      <w:r>
-        <w:rPr>
-          <w:rStyle w:val="CommentReference"/>
-        </w:rPr>
-        <w:commentReference w:id="6"/>
-      </w:r>
-    </w:p>
-    <w:p>
-      <w:pPr>
-        <w:jc w:val="left"/>
-        <w:rPr>
-          <w:rFonts w:cs="Times New Roman"/>
-        </w:rPr>
-      </w:pPr>
+        <w:t>To add a product recommendation system to this platform, using Collaborative Filtering and Content-Based Filtering, both calculated with Cosine Similarity, so customers get personalized suggestions instead of the same listing shown to everyone.</w:t>
+      </w:r>
     </w:p>
     <w:p>
       <w:pPr>
@@ -2851,143 +3007,113 @@
       <w:pPr>
         <w:pStyle w:val="Heading1"/>
       </w:pPr>
-      <w:bookmarkStart w:id="7" w:name="_Toc241978122"/>
-      <w:bookmarkStart w:id="8" w:name="_Toc241978289"/>
+      <w:bookmarkStart w:id="6" w:name="_Toc241978122"/>
+      <w:bookmarkStart w:id="7" w:name="_Toc241987066"/>
       <w:r>
         <w:lastRenderedPageBreak/>
         <w:t>Methodology</w:t>
       </w:r>
+      <w:bookmarkEnd w:id="6"/>
       <w:bookmarkEnd w:id="7"/>
+    </w:p>
+    <w:p>
+      <w:r>
+        <w:t>This project follows the Evolutionary / Incremental Development model. Under this model, a basic working version is built first, and then improved in stages, with room to revisit and adjust earlier parts as needed. This fits a solo project well, since it does not require locking down every requirement upfront the way a strict Waterfall approach would.</w:t>
+      </w:r>
+    </w:p>
+    <w:p>
+      <w:pPr>
+        <w:pStyle w:val="Heading2"/>
+      </w:pPr>
+      <w:bookmarkStart w:id="8" w:name="_Toc241978123"/>
+      <w:bookmarkStart w:id="9" w:name="_Toc241987067"/>
+      <w:r>
+        <w:rPr>
+          <w:rFonts w:eastAsia="Times New Roman"/>
+        </w:rPr>
+        <w:t>Requirement Identification</w:t>
+      </w:r>
       <w:bookmarkEnd w:id="8"/>
-    </w:p>
-    <w:p>
-      <w:r>
-        <w:t>This project follows the Evolutionary / Incremental Development model. Under this model, a basic working version is built first, and then improved in stages, with room to revisit and adjust earlier parts as needed. This fits a solo project well, since it does not require locking down every requirement upfront the way a strict Waterfall approach would.</w:t>
-      </w:r>
-    </w:p>
-    <w:p>
-      <w:pPr>
-        <w:pStyle w:val="Heading2"/>
-      </w:pPr>
-      <w:bookmarkStart w:id="9" w:name="_Toc241978123"/>
-      <w:bookmarkStart w:id="10" w:name="_Toc241978290"/>
-      <w:r>
-        <w:rPr>
-          <w:rFonts w:eastAsia="Times New Roman"/>
-        </w:rPr>
-        <w:t>Requirement Identification</w:t>
-      </w:r>
       <w:bookmarkEnd w:id="9"/>
+    </w:p>
+    <w:p>
+      <w:pPr>
+        <w:pStyle w:val="Heading3"/>
+      </w:pPr>
+      <w:bookmarkStart w:id="10" w:name="_Toc241978124"/>
+      <w:bookmarkStart w:id="11" w:name="_Toc241987068"/>
+      <w:r>
+        <w:t>Study</w:t>
+      </w:r>
+      <w:r>
+        <w:t xml:space="preserve"> of Existing System</w:t>
+      </w:r>
       <w:bookmarkEnd w:id="10"/>
-    </w:p>
-    <w:p>
-      <w:pPr>
-        <w:pStyle w:val="Heading3"/>
-      </w:pPr>
-      <w:bookmarkStart w:id="11" w:name="_Toc241978124"/>
-      <w:bookmarkStart w:id="12" w:name="_Toc241978291"/>
-      <w:r>
-        <w:t>Study</w:t>
-      </w:r>
-      <w:r>
-        <w:t xml:space="preserve"> of Existing System</w:t>
-      </w:r>
       <w:bookmarkEnd w:id="11"/>
-      <w:bookmarkEnd w:id="12"/>
-    </w:p>
-    <w:p>
-      <w:pPr>
-        <w:jc w:val="left"/>
-        <w:rPr>
-          <w:rFonts w:cs="Times New Roman"/>
-        </w:rPr>
-      </w:pPr>
-      <w:r>
-        <w:rPr>
-          <w:rFonts w:cs="Times New Roman"/>
-        </w:rPr>
-        <w:t>Before deciding on an approach, it helps to look at how other e-commerce systems are actually built, including ones that do not personalize anything and ones that already do.</w:t>
-      </w:r>
-    </w:p>
-    <w:p>
-      <w:pPr>
-        <w:jc w:val="left"/>
-        <w:rPr>
-          <w:rFonts w:cs="Times New Roman"/>
-        </w:rPr>
-      </w:pPr>
-      <w:r>
-        <w:rPr>
-          <w:rFonts w:cs="Times New Roman"/>
-        </w:rPr>
-        <w:t>One example is a plain PHP and MySQL e-commerce project available on GitHub, built with no external frameworks, offering user registration, a shopping cart, order management, and an admin panel. It covers all the basic CRUD operations expected of an online store, but every customer sees the exact same product listing regardless of what they have bought before. There is no part of the system that adjusts based on customer behavior.</w:t>
-      </w:r>
-    </w:p>
-    <w:p>
-      <w:pPr>
-        <w:jc w:val="left"/>
-        <w:rPr>
-          <w:rFonts w:cs="Times New Roman"/>
-        </w:rPr>
-      </w:pPr>
-      <w:r>
-        <w:rPr>
-          <w:rFonts w:cs="Times New Roman"/>
-        </w:rPr>
-        <w:t>A second example is another full-stack PHP e-commerce platform, also on GitHub, which adds a more advanced admin dashboard with sales analytics and AJAX-based cart handling. Even with these extra features, it still has no way of tailoring what a customer sees.</w:t>
-      </w:r>
-    </w:p>
-    <w:p>
-      <w:pPr>
-        <w:jc w:val="left"/>
-        <w:rPr>
-          <w:rFonts w:cs="Times New Roman"/>
-        </w:rPr>
-      </w:pPr>
-      <w:r>
-        <w:rPr>
-          <w:rFonts w:cs="Times New Roman"/>
-        </w:rPr>
-        <w:t>On the other end, there are real e-commerce systems already using the same kind of algorithms this project is built around. Etsy, for example, is known to combine content-based filtering, looking at a listing's own attributes like category and style, with collaborative signals based on what similar shoppers have viewed or bought, to decide what to show a visitor on its homepage and search results. This shows that the two techniques used in this project are not just theoretical, they are already running in production on a large online marketplace. A smaller-scale example is an open student and independent project on GitHub that builds a PHP and MySQL e-commerce prototype paired with collaborative filtering, content-based filtering, and a hybrid of both, which is very close in spirit to what ByteStore is doing here, just smaller.</w:t>
-      </w:r>
-    </w:p>
-    <w:p>
-      <w:pPr>
-        <w:jc w:val="left"/>
-        <w:rPr>
-          <w:rFonts w:cs="Times New Roman"/>
-        </w:rPr>
-      </w:pPr>
-      <w:r>
-        <w:rPr>
-          <w:rFonts w:cs="Times New Roman"/>
-        </w:rPr>
-        <w:t xml:space="preserve">ByteStore, the platform this project is built around, currently works like the first two examples. It is a fully working PHP and MySQL store with the same core </w:t>
-      </w:r>
-      <w:commentRangeStart w:id="13"/>
-      <w:r>
-        <w:rPr>
-          <w:rFonts w:cs="Times New Roman"/>
-        </w:rPr>
-        <w:t xml:space="preserve">functionality, </w:t>
-      </w:r>
-      <w:commentRangeEnd w:id="13"/>
-      <w:r>
-        <w:rPr>
-          <w:rStyle w:val="CommentReference"/>
-        </w:rPr>
-        <w:commentReference w:id="13"/>
-      </w:r>
-      <w:r>
-        <w:rPr>
-          <w:rFonts w:cs="Times New Roman"/>
-        </w:rPr>
-        <w:t>but no personalization yet. This project adds that missing piece, moving ByteStore from the first kind of system toward the second.</w:t>
-      </w:r>
-    </w:p>
-    <w:p>
-      <w:pPr>
-        <w:jc w:val="left"/>
+    </w:p>
+    <w:p>
+      <w:pPr>
+        <w:rPr>
+          <w:rFonts w:cs="Times New Roman"/>
+        </w:rPr>
+      </w:pPr>
+      <w:r>
+        <w:rPr>
+          <w:rFonts w:cs="Times New Roman"/>
+        </w:rPr>
+        <w:t>Before deciding on an approach, it helps to look at how other e-commerce systems are built, both ones that personalize nothing and ones that already do.</w:t>
+      </w:r>
+    </w:p>
+    <w:p>
+      <w:pPr>
+        <w:rPr>
+          <w:rFonts w:cs="Times New Roman"/>
+        </w:rPr>
+      </w:pPr>
+      <w:r>
+        <w:rPr>
+          <w:rFonts w:cs="Times New Roman"/>
+        </w:rPr>
+        <w:t xml:space="preserve">One example is a plain PHP and MySQL e-commerce project on GitHub, built without any external framework, offering registration, a cart, order management, and an admin panel. It covers the basic CRUD operations expected of an online store, but every customer sees the same product listing regardless of what they've bought before. A second example is another full-stack PHP platform, also on GitHub, with a more advanced admin dashboard and AJAX-based cart handling, but it still has no way of tailoring what a customer </w:t>
+      </w:r>
+      <w:proofErr w:type="spellStart"/>
+      <w:proofErr w:type="gramStart"/>
+      <w:r>
+        <w:rPr>
+          <w:rFonts w:cs="Times New Roman"/>
+        </w:rPr>
+        <w:t>sees.</w:t>
+      </w:r>
+      <w:r>
+        <w:rPr>
+          <w:rFonts w:cs="Times New Roman"/>
+        </w:rPr>
+        <w:t>On</w:t>
+      </w:r>
+      <w:proofErr w:type="spellEnd"/>
+      <w:proofErr w:type="gramEnd"/>
+      <w:r>
+        <w:rPr>
+          <w:rFonts w:cs="Times New Roman"/>
+        </w:rPr>
+        <w:t xml:space="preserve"> the other end, there are real e-commerce systems already using the same kind of algorithms this project is built around. Etsy, for example, is known to combine content-based filtering, looking at a listing's own attributes like category and style, with collaborative signals based on what similar shoppers have viewed or bought, to decide what to show a visitor on its homepage and search results. This shows that the two techniques used in this project are not just theoretical, they are already running in production on a large online marketplace. A smaller-scale example is an open student and independent project on GitHub that builds a PHP and MySQL e-commerce prototype paired with collaborative filtering, content-based filtering, and a hybrid of both, which is very close in spirit to what ByteStore is doing here, just smaller.</w:t>
+      </w:r>
+    </w:p>
+    <w:p>
+      <w:pPr>
+        <w:rPr>
+          <w:rFonts w:cs="Times New Roman"/>
+        </w:rPr>
+      </w:pPr>
+      <w:r>
+        <w:rPr>
+          <w:rFonts w:cs="Times New Roman"/>
+        </w:rPr>
+        <w:t>ByteStore, the platform this project is built around, currently works like the first two examples. It is a fully working PHP and MySQL store with the same core functionality, but no personalization yet. This project adds that missing piece, moving ByteStore from the first kind of system toward the second.</w:t>
+      </w:r>
+    </w:p>
+    <w:p>
+      <w:pPr>
         <w:rPr>
           <w:rStyle w:val="Heading2Char"/>
           <w:rFonts w:cs="Times New Roman"/>
@@ -2997,8 +3123,7 @@
         <w:rPr>
           <w:rFonts w:cs="Times New Roman"/>
         </w:rPr>
-        <w:lastRenderedPageBreak/>
-        <w:t>Looking at all of these side by side, the pattern is clear: a working online store does not automatically come with any kind of personalization, that has to be added deliberately, but it is also clearly possible to add, since bigger systems like Etsy and smaller student projects alike already do it. This is exactly the gap Collaborative Filtering and Content-Based Filtering are meant to close, and it is the reason this project does not simply add more CRUD features to ByteStore, but instead focuses on making use of data the platform already has sitting in its database.</w:t>
+        <w:t>ByteStore currently works like the first two examples: a fully working PHP and MySQL store with no personalization yet. This project moves it toward the second kind, adding that missing piece using data the platform already collects but doesn't yet use.</w:t>
       </w:r>
       <w:r>
         <w:rPr>
@@ -3017,8 +3142,8 @@
           <w:szCs w:val="28"/>
         </w:rPr>
       </w:pPr>
-      <w:bookmarkStart w:id="14" w:name="_Toc241978125"/>
-      <w:bookmarkStart w:id="15" w:name="_Toc241978292"/>
+      <w:bookmarkStart w:id="12" w:name="_Toc241978125"/>
+      <w:bookmarkStart w:id="13" w:name="_Toc241987069"/>
       <w:r>
         <w:rPr>
           <w:rStyle w:val="Heading2Char"/>
@@ -3029,12 +3154,11 @@
         <w:lastRenderedPageBreak/>
         <w:t>Literature Review</w:t>
       </w:r>
-      <w:bookmarkEnd w:id="14"/>
-      <w:bookmarkEnd w:id="15"/>
-    </w:p>
-    <w:p>
-      <w:pPr>
-        <w:jc w:val="left"/>
+      <w:bookmarkEnd w:id="12"/>
+      <w:bookmarkEnd w:id="13"/>
+    </w:p>
+    <w:p>
+      <w:pPr>
         <w:rPr>
           <w:rFonts w:cs="Times New Roman"/>
         </w:rPr>
@@ -3048,16 +3172,27 @@
     </w:p>
     <w:p>
       <w:pPr>
-        <w:jc w:val="left"/>
-        <w:rPr>
-          <w:rFonts w:cs="Times New Roman"/>
-        </w:rPr>
-      </w:pPr>
-      <w:r>
-        <w:rPr>
-          <w:rFonts w:cs="Times New Roman"/>
-        </w:rPr>
-        <w:t>"PLING: Adaptive Opportunity Checking of Web Service with Recommendation System" published in the International Journal of Pure and Applied</w:t>
+        <w:rPr>
+          <w:rFonts w:cs="Times New Roman"/>
+        </w:rPr>
+      </w:pPr>
+      <w:r>
+        <w:rPr>
+          <w:rFonts w:cs="Times New Roman"/>
+        </w:rPr>
+        <w:t>"PLING</w:t>
+      </w:r>
+      <w:r>
+        <w:rPr>
+          <w:rFonts w:cs="Times New Roman"/>
+        </w:rPr>
+        <w:t xml:space="preserve"> </w:t>
+      </w:r>
+      <w:r>
+        <w:rPr>
+          <w:rFonts w:cs="Times New Roman"/>
+        </w:rPr>
+        <w:t>Adaptive Opportunity Checking of Web Service with Recommendation System" published in the International Journal of Pure and Applied</w:t>
       </w:r>
       <w:r>
         <w:rPr>
@@ -3129,7 +3264,6 @@
     </w:p>
     <w:p>
       <w:pPr>
-        <w:jc w:val="left"/>
         <w:rPr>
           <w:rFonts w:cs="Times New Roman"/>
         </w:rPr>
@@ -3198,7 +3332,6 @@
     </w:p>
     <w:p>
       <w:pPr>
-        <w:jc w:val="left"/>
         <w:rPr>
           <w:rFonts w:cs="Times New Roman"/>
         </w:rPr>
@@ -3262,7 +3395,19 @@
         <w:rPr>
           <w:rFonts w:cs="Times New Roman"/>
         </w:rPr>
-        <w:t>"A Personalized Collaborative Recommendation Algorithm Based on Hybrid Information" presented at the International Conference on Mechatronics, Materials, Chemistry and Computer Engineering by Dejia Zhang, this paper points out a real weakness in plain collaborative filtering: as the number of customers and products grows, finding the "nearest neighbor" customers becomes slow and less reliable. It proposes combining user and item information together to keep recommendations fast and accurate even as a store's catalog grows, which is a relevant consideration even at ByteStore's smaller scale.</w:t>
+        <w:t>"A Personalized Collaborative Recommendation Algorithm Based on Hybrid Information" presented at the International Conference on Mechatronics, Materials, Chemistry and Computer Engineering by Dejia Zhang, this paper points out a real weakness in plain collaborative filtering</w:t>
+      </w:r>
+      <w:r>
+        <w:rPr>
+          <w:rFonts w:cs="Times New Roman"/>
+        </w:rPr>
+        <w:t xml:space="preserve"> </w:t>
+      </w:r>
+      <w:r>
+        <w:rPr>
+          <w:rFonts w:cs="Times New Roman"/>
+        </w:rPr>
+        <w:t>as the number of customers and products grows, finding the "nearest neighbor" customers becomes slow and less reliable. It proposes combining user and item information together to keep recommendations fast and accurate even as a store's catalog grows, which is a relevant consideration even at ByteStore's smaller scale.</w:t>
       </w:r>
       <w:r>
         <w:rPr>
@@ -3321,7 +3466,6 @@
     </w:p>
     <w:p>
       <w:pPr>
-        <w:jc w:val="left"/>
         <w:rPr>
           <w:rFonts w:cs="Times New Roman"/>
         </w:rPr>
@@ -3397,7 +3541,6 @@
     </w:p>
     <w:p>
       <w:pPr>
-        <w:jc w:val="left"/>
         <w:rPr>
           <w:rFonts w:cs="Times New Roman"/>
         </w:rPr>
@@ -3460,7 +3603,6 @@
     </w:p>
     <w:p>
       <w:pPr>
-        <w:jc w:val="left"/>
         <w:rPr>
           <w:rFonts w:cs="Times New Roman"/>
         </w:rPr>
@@ -3578,7 +3720,6 @@
     </w:p>
     <w:p>
       <w:pPr>
-        <w:jc w:val="left"/>
         <w:rPr>
           <w:rFonts w:cs="Times New Roman"/>
         </w:rPr>
@@ -3653,7 +3794,6 @@
     </w:p>
     <w:p>
       <w:pPr>
-        <w:jc w:val="left"/>
         <w:rPr>
           <w:rFonts w:cs="Times New Roman"/>
           <w:b/>
@@ -3684,14 +3824,14 @@
       <w:pPr>
         <w:pStyle w:val="Heading3"/>
       </w:pPr>
-      <w:bookmarkStart w:id="16" w:name="_Toc241978126"/>
-      <w:bookmarkStart w:id="17" w:name="_Toc241978293"/>
+      <w:bookmarkStart w:id="14" w:name="_Toc241978126"/>
+      <w:bookmarkStart w:id="15" w:name="_Toc241987070"/>
       <w:r>
         <w:lastRenderedPageBreak/>
         <w:t>Requirement Analysis</w:t>
       </w:r>
-      <w:bookmarkEnd w:id="16"/>
-      <w:bookmarkEnd w:id="17"/>
+      <w:bookmarkEnd w:id="14"/>
+      <w:bookmarkEnd w:id="15"/>
     </w:p>
     <w:p>
       <w:pPr>
@@ -5064,7 +5204,6 @@
     </w:p>
     <w:p>
       <w:pPr>
-        <w:jc w:val="left"/>
         <w:rPr>
           <w:rFonts w:cs="Times New Roman"/>
           <w:w w:val="105"/>
@@ -5082,146 +5221,158 @@
       <w:pPr>
         <w:pStyle w:val="Heading2"/>
       </w:pPr>
-      <w:bookmarkStart w:id="18" w:name="_Toc241978127"/>
-      <w:bookmarkStart w:id="19" w:name="_Toc241978294"/>
+      <w:bookmarkStart w:id="16" w:name="_Toc241978127"/>
+      <w:bookmarkStart w:id="17" w:name="_Toc241987071"/>
       <w:r>
         <w:t>Feasibility Analysis</w:t>
+      </w:r>
+      <w:bookmarkEnd w:id="16"/>
+      <w:bookmarkEnd w:id="17"/>
+    </w:p>
+    <w:p>
+      <w:pPr>
+        <w:rPr>
+          <w:rFonts w:cs="Times New Roman"/>
+        </w:rPr>
+      </w:pPr>
+      <w:r>
+        <w:rPr>
+          <w:rFonts w:cs="Times New Roman"/>
+        </w:rPr>
+        <w:t xml:space="preserve">Feasibility study checks whether the project is </w:t>
+      </w:r>
+      <w:r>
+        <w:rPr>
+          <w:rFonts w:cs="Times New Roman"/>
+        </w:rPr>
+        <w:t>practical</w:t>
+      </w:r>
+      <w:r>
+        <w:rPr>
+          <w:rFonts w:cs="Times New Roman"/>
+          <w:b/>
+          <w:bCs/>
+        </w:rPr>
+        <w:t xml:space="preserve">, </w:t>
+      </w:r>
+      <w:r>
+        <w:rPr>
+          <w:rFonts w:cs="Times New Roman"/>
+        </w:rPr>
+        <w:t>cost-effective</w:t>
+      </w:r>
+      <w:r>
+        <w:rPr>
+          <w:rFonts w:cs="Times New Roman"/>
+          <w:b/>
+          <w:bCs/>
+        </w:rPr>
+        <w:t xml:space="preserve">, </w:t>
+      </w:r>
+      <w:r>
+        <w:rPr>
+          <w:rFonts w:cs="Times New Roman"/>
+        </w:rPr>
+        <w:t>and</w:t>
+      </w:r>
+      <w:r>
+        <w:rPr>
+          <w:rFonts w:cs="Times New Roman"/>
+          <w:b/>
+          <w:bCs/>
+        </w:rPr>
+        <w:t xml:space="preserve"> </w:t>
+      </w:r>
+      <w:r>
+        <w:rPr>
+          <w:rFonts w:cs="Times New Roman"/>
+        </w:rPr>
+        <w:t>achievable</w:t>
+      </w:r>
+      <w:r>
+        <w:rPr>
+          <w:rFonts w:cs="Times New Roman"/>
+        </w:rPr>
+        <w:t>.</w:t>
+      </w:r>
+    </w:p>
+    <w:p>
+      <w:pPr>
+        <w:pStyle w:val="Heading3"/>
+        <w:jc w:val="both"/>
+      </w:pPr>
+      <w:bookmarkStart w:id="18" w:name="_Toc241978128"/>
+      <w:bookmarkStart w:id="19" w:name="_Toc241987072"/>
+      <w:r>
+        <w:t>Technical Feasibility:</w:t>
       </w:r>
       <w:bookmarkEnd w:id="18"/>
       <w:bookmarkEnd w:id="19"/>
     </w:p>
     <w:p>
       <w:pPr>
-        <w:jc w:val="left"/>
-        <w:rPr>
-          <w:rFonts w:cs="Times New Roman"/>
-        </w:rPr>
-      </w:pPr>
-      <w:r>
-        <w:rPr>
-          <w:rFonts w:cs="Times New Roman"/>
-        </w:rPr>
-        <w:t xml:space="preserve">Feasibility study checks whether the project is </w:t>
-      </w:r>
-      <w:r>
-        <w:rPr>
-          <w:rFonts w:cs="Times New Roman"/>
-        </w:rPr>
-        <w:t>practical</w:t>
-      </w:r>
-      <w:r>
-        <w:rPr>
-          <w:rFonts w:cs="Times New Roman"/>
-          <w:b/>
-          <w:bCs/>
-        </w:rPr>
-        <w:t xml:space="preserve">, </w:t>
-      </w:r>
-      <w:r>
-        <w:rPr>
-          <w:rFonts w:cs="Times New Roman"/>
-        </w:rPr>
-        <w:t>cost-effective</w:t>
-      </w:r>
-      <w:r>
-        <w:rPr>
-          <w:rFonts w:cs="Times New Roman"/>
-          <w:b/>
-          <w:bCs/>
-        </w:rPr>
-        <w:t xml:space="preserve">, </w:t>
-      </w:r>
-      <w:r>
-        <w:rPr>
-          <w:rFonts w:cs="Times New Roman"/>
-        </w:rPr>
-        <w:t>and</w:t>
-      </w:r>
-      <w:r>
-        <w:rPr>
-          <w:rFonts w:cs="Times New Roman"/>
-          <w:b/>
-          <w:bCs/>
-        </w:rPr>
-        <w:t xml:space="preserve"> </w:t>
-      </w:r>
-      <w:r>
-        <w:rPr>
-          <w:rFonts w:cs="Times New Roman"/>
-        </w:rPr>
-        <w:t>achievable</w:t>
-      </w:r>
-      <w:r>
-        <w:rPr>
-          <w:rFonts w:cs="Times New Roman"/>
-        </w:rPr>
-        <w:t>.</w:t>
+        <w:rPr>
+          <w:rFonts w:cs="Times New Roman"/>
+        </w:rPr>
+      </w:pPr>
+      <w:r>
+        <w:rPr>
+          <w:rFonts w:cs="Times New Roman"/>
+        </w:rPr>
+        <w:t>The system uses PHP, MySQL, HTML, CSS, and JavaScript, which are freely available and supported by XAMPP. Tools are easy to learn, making implementation technically possible.</w:t>
       </w:r>
     </w:p>
     <w:p>
       <w:pPr>
         <w:pStyle w:val="Heading3"/>
       </w:pPr>
-      <w:bookmarkStart w:id="20" w:name="_Toc241978128"/>
-      <w:bookmarkStart w:id="21" w:name="_Toc241978295"/>
-      <w:r>
-        <w:t>Technical Feasibility:</w:t>
+      <w:bookmarkStart w:id="20" w:name="_Toc241978129"/>
+      <w:bookmarkStart w:id="21" w:name="_Toc241987073"/>
+      <w:r>
+        <w:lastRenderedPageBreak/>
+        <w:t>Economic Feasibility:</w:t>
       </w:r>
       <w:bookmarkEnd w:id="20"/>
       <w:bookmarkEnd w:id="21"/>
     </w:p>
     <w:p>
       <w:pPr>
-        <w:jc w:val="left"/>
-        <w:rPr>
-          <w:rFonts w:cs="Times New Roman"/>
-        </w:rPr>
-      </w:pPr>
-      <w:r>
-        <w:rPr>
-          <w:rFonts w:cs="Times New Roman"/>
-        </w:rPr>
-        <w:t>The system uses PHP, MySQL, HTML, CSS, and JavaScript, which are freely available and supported by XAMPP. Tools are easy to learn, making implementation technically possible.</w:t>
+        <w:rPr>
+          <w:rFonts w:cs="Times New Roman"/>
+        </w:rPr>
+      </w:pPr>
+      <w:r>
+        <w:rPr>
+          <w:rFonts w:cs="Times New Roman"/>
+        </w:rPr>
+        <w:t>Since it is an academic project, costs are minimal (local hosting, no domain/hosting required yet). Development requires only time and effort, so it is economically viable.</w:t>
       </w:r>
     </w:p>
     <w:p>
       <w:pPr>
         <w:pStyle w:val="Heading3"/>
       </w:pPr>
-      <w:bookmarkStart w:id="22" w:name="_Toc241978129"/>
-      <w:bookmarkStart w:id="23" w:name="_Toc241978296"/>
-      <w:r>
-        <w:lastRenderedPageBreak/>
-        <w:t>Economic Feasibility:</w:t>
+      <w:bookmarkStart w:id="22" w:name="_Toc241978130"/>
+      <w:bookmarkStart w:id="23" w:name="_Toc241987074"/>
+      <w:r>
+        <w:t>Operational Feasibility:</w:t>
       </w:r>
       <w:bookmarkEnd w:id="22"/>
       <w:bookmarkEnd w:id="23"/>
     </w:p>
     <w:p>
       <w:pPr>
-        <w:jc w:val="left"/>
-        <w:rPr>
-          <w:rFonts w:cs="Times New Roman"/>
-        </w:rPr>
-      </w:pPr>
-      <w:r>
-        <w:rPr>
-          <w:rFonts w:cs="Times New Roman"/>
-        </w:rPr>
-        <w:t>Since it is an academic project, costs are minimal (local hosting, no domain/hosting required yet). Development requires only time and effort, so it is economically viable.</w:t>
-      </w:r>
-    </w:p>
-    <w:p>
-      <w:pPr>
-        <w:pStyle w:val="Heading3"/>
-      </w:pPr>
-      <w:bookmarkStart w:id="24" w:name="_Toc241978130"/>
-      <w:bookmarkStart w:id="25" w:name="_Toc241978297"/>
-      <w:r>
-        <w:t>Operational Feasibility:</w:t>
-      </w:r>
-      <w:bookmarkEnd w:id="24"/>
-      <w:bookmarkEnd w:id="25"/>
+        <w:spacing w:after="160"/>
+        <w:rPr>
+          <w:rFonts w:cs="Times New Roman"/>
+        </w:rPr>
+      </w:pPr>
+      <w:r>
+        <w:rPr>
+          <w:rFonts w:cs="Times New Roman"/>
+        </w:rPr>
+        <w:t>The system will be simple for customers to browse and order products, and for employees to manage product listings. Recommendations are shown as a simple list of products on pages a customer already visits, so there is nothing new to learn for someone already using the site. It meets both user needs and project objectives, making it operationally feasible.</w:t>
+      </w:r>
     </w:p>
     <w:p>
       <w:pPr>
@@ -5229,13 +5380,73 @@
         <w:jc w:val="left"/>
         <w:rPr>
           <w:rFonts w:cs="Times New Roman"/>
-        </w:rPr>
-      </w:pPr>
-      <w:r>
-        <w:rPr>
-          <w:rFonts w:cs="Times New Roman"/>
-        </w:rPr>
-        <w:t>The system will be simple for customers to browse and order products, and for employees to manage product listings. Recommendations are shown as a simple list of products on pages a customer already visits, so there is nothing new to learn for someone already using the site. It meets both user needs and project objectives, making it operationally feasible.</w:t>
+          <w:b/>
+          <w:bCs/>
+        </w:rPr>
+      </w:pPr>
+      <w:r>
+        <w:rPr>
+          <w:rFonts w:cs="Times New Roman"/>
+          <w:b/>
+          <w:bCs/>
+        </w:rPr>
+        <w:t>Scope and Limitations</w:t>
+      </w:r>
+    </w:p>
+    <w:p>
+      <w:pPr>
+        <w:spacing w:after="160"/>
+        <w:rPr>
+          <w:rFonts w:cs="Times New Roman"/>
+        </w:rPr>
+      </w:pPr>
+      <w:r>
+        <w:rPr>
+          <w:rFonts w:cs="Times New Roman"/>
+        </w:rPr>
+        <w:t>The scope of this project is limited to adding a recommendation layer on top of the existing ByteStore platform. This includes building customer purchase profiles, product attribute profiles, calculating similarity scores using Cosine Similarity, and combining Collaborative Filtering and Content-Based Filtering into one ranked recommendation list shown to the customer, along with a basic admin view of recommendation activity.</w:t>
+      </w:r>
+    </w:p>
+    <w:p>
+      <w:pPr>
+        <w:spacing w:after="160"/>
+        <w:rPr>
+          <w:rFonts w:cs="Times New Roman"/>
+        </w:rPr>
+      </w:pPr>
+      <w:r>
+        <w:rPr>
+          <w:rFonts w:cs="Times New Roman"/>
+        </w:rPr>
+        <w:t xml:space="preserve">This project does not attempt to rebuild ByteStore's existing core features, such as authentication, cart, checkout, or payment processing, since these already exist and work. It also does not include more advanced recommendation techniques such as matrix factorization or deep </w:t>
+      </w:r>
+      <w:proofErr w:type="gramStart"/>
+      <w:r>
+        <w:rPr>
+          <w:rFonts w:cs="Times New Roman"/>
+        </w:rPr>
+        <w:t>learning based</w:t>
+      </w:r>
+      <w:proofErr w:type="gramEnd"/>
+      <w:r>
+        <w:rPr>
+          <w:rFonts w:cs="Times New Roman"/>
+        </w:rPr>
+        <w:t xml:space="preserve"> models, which are better suited to much larger catalogs and customer bases than ByteStore currently has. Other extensions considered early in the planning of this project, such as delivery route optimization and demand forecasting, were left out to keep the project focused and achievable within the time and credit weight of Project II.</w:t>
+      </w:r>
+    </w:p>
+    <w:p>
+      <w:pPr>
+        <w:spacing w:after="160"/>
+        <w:rPr>
+          <w:rFonts w:cs="Times New Roman"/>
+        </w:rPr>
+      </w:pPr>
+      <w:r>
+        <w:rPr>
+          <w:rFonts w:cs="Times New Roman"/>
+        </w:rPr>
+        <w:t>The recommendation system is also limited by the data available to it. Since ByteStore is a student project rather than a live commercial store, it does not have the scale of real purchase data that platforms like Amazon or Etsy use to refine their systems. Seed data will be used to demonstrate and test the recommendation logic, which may not fully reflect how the system would behave with a much larger, real-world customer base.</w:t>
       </w:r>
       <w:r>
         <w:rPr>
@@ -5317,11 +5528,11 @@
     </w:p>
     <w:p>
       <w:pPr>
-        <w:pStyle w:val="ListParagraph"/>
-      </w:pPr>
-      <w:r>
-        <w:rPr>
-          <w:rFonts w:cs="Times New Roman"/>
+        <w:ind w:left="360"/>
+        <w:jc w:val="center"/>
+      </w:pPr>
+      <w:r>
+        <w:rPr>
           <w:noProof/>
         </w:rPr>
         <w:drawing>
@@ -5342,7 +5553,7 @@
                     </pic:cNvPicPr>
                   </pic:nvPicPr>
                   <pic:blipFill>
-                    <a:blip r:embed="rId14">
+                    <a:blip r:embed="rId10">
                       <a:extLst>
                         <a:ext uri="{28A0092B-C50C-407E-A947-70E740481C1C}">
                           <a14:useLocalDpi xmlns:a14="http://schemas.microsoft.com/office/drawing/2010/main" val="0"/>
@@ -5377,7 +5588,7 @@
       <w:pPr>
         <w:pStyle w:val="Caption"/>
       </w:pPr>
-      <w:bookmarkStart w:id="26" w:name="_Toc241978972"/>
+      <w:bookmarkStart w:id="24" w:name="_Toc241987221"/>
       <w:r>
         <w:t xml:space="preserve">Figure </w:t>
       </w:r>
@@ -5385,7 +5596,7 @@
         <w:fldChar w:fldCharType="begin"/>
       </w:r>
       <w:r>
-        <w:instrText xml:space="preserve"> STYLEREF 1 \s </w:instrText>
+        <w:instrText xml:space="preserve"> STYLEREF 2 \s </w:instrText>
       </w:r>
       <w:r>
         <w:fldChar w:fldCharType="separate"/>
@@ -5394,7 +5605,7 @@
         <w:rPr>
           <w:noProof/>
         </w:rPr>
-        <w:t>4</w:t>
+        <w:t>4.2</w:t>
       </w:r>
       <w:r>
         <w:fldChar w:fldCharType="end"/>
@@ -5406,7 +5617,7 @@
         <w:fldChar w:fldCharType="begin"/>
       </w:r>
       <w:r>
-        <w:instrText xml:space="preserve"> SEQ Figure \* ARABIC \s 1 </w:instrText>
+        <w:instrText xml:space="preserve"> SEQ Figure \* ARABIC \s 2 </w:instrText>
       </w:r>
       <w:r>
         <w:fldChar w:fldCharType="separate"/>
@@ -5426,7 +5637,7 @@
       <w:r>
         <w:t>Use Case Diagram of the ByteStore Recommendation Module</w:t>
       </w:r>
-      <w:bookmarkEnd w:id="26"/>
+      <w:bookmarkEnd w:id="24"/>
     </w:p>
     <w:p>
       <w:pPr>
@@ -5450,8 +5661,8 @@
           <w:w w:val="105"/>
         </w:rPr>
       </w:pPr>
-      <w:bookmarkStart w:id="27" w:name="_Toc241978131"/>
-      <w:bookmarkStart w:id="28" w:name="_Toc241978298"/>
+      <w:bookmarkStart w:id="25" w:name="_Toc241978131"/>
+      <w:bookmarkStart w:id="26" w:name="_Toc241987075"/>
       <w:r>
         <w:rPr>
           <w:w w:val="105"/>
@@ -5459,26 +5670,26 @@
         <w:lastRenderedPageBreak/>
         <w:t>High Level Design of the Proposed System</w:t>
       </w:r>
+      <w:bookmarkEnd w:id="25"/>
+      <w:bookmarkEnd w:id="26"/>
+    </w:p>
+    <w:p>
+      <w:pPr>
+        <w:pStyle w:val="Heading3"/>
+        <w:rPr>
+          <w:w w:val="105"/>
+        </w:rPr>
+      </w:pPr>
+      <w:bookmarkStart w:id="27" w:name="_Toc241978132"/>
+      <w:bookmarkStart w:id="28" w:name="_Toc241987076"/>
+      <w:r>
+        <w:rPr>
+          <w:w w:val="105"/>
+        </w:rPr>
+        <w:t>Methodology of the Proposed System</w:t>
+      </w:r>
       <w:bookmarkEnd w:id="27"/>
       <w:bookmarkEnd w:id="28"/>
-    </w:p>
-    <w:p>
-      <w:pPr>
-        <w:pStyle w:val="Heading3"/>
-        <w:rPr>
-          <w:w w:val="105"/>
-        </w:rPr>
-      </w:pPr>
-      <w:bookmarkStart w:id="29" w:name="_Toc241978132"/>
-      <w:bookmarkStart w:id="30" w:name="_Toc241978299"/>
-      <w:r>
-        <w:rPr>
-          <w:w w:val="105"/>
-        </w:rPr>
-        <w:t>Methodology of the Proposed System</w:t>
-      </w:r>
-      <w:bookmarkEnd w:id="29"/>
-      <w:bookmarkEnd w:id="30"/>
     </w:p>
     <w:p>
       <w:pPr>
@@ -5718,7 +5929,15 @@
         </w:numPr>
       </w:pPr>
       <w:r>
-        <w:t>Implementation and debugging begin once the design is complete.</w:t>
+        <w:t xml:space="preserve">Implementation and debugging begin once the design </w:t>
+      </w:r>
+      <w:proofErr w:type="gramStart"/>
+      <w:r>
+        <w:t>is</w:t>
+      </w:r>
+      <w:proofErr w:type="gramEnd"/>
+      <w:r>
+        <w:t xml:space="preserve"> complete.</w:t>
       </w:r>
     </w:p>
     <w:p>
@@ -5747,9 +5966,7 @@
     </w:p>
     <w:p>
       <w:pPr>
-        <w:spacing w:after="160" w:line="278" w:lineRule="auto"/>
         <w:contextualSpacing w:val="0"/>
-        <w:jc w:val="left"/>
         <w:rPr>
           <w:rFonts w:cs="Times New Roman"/>
           <w:color w:val="242426"/>
@@ -5764,15 +5981,35 @@
           <w:spacing w:val="-2"/>
           <w:w w:val="105"/>
         </w:rPr>
-        <w:t>This process is shown below as a top-down diagram. Feedback loops are added between stages so that the whole process stays coordinated as the project moves forward.</w:t>
-      </w:r>
-      <w:r>
+        <w:t>Because this project is being developed by a single person, this model is especially practical: each stage can be revisited without needing to coordinate with a team, and anything learned while testing the recommendation module can be folded back into the design right away, rather than waiting for a scheduled review point. This keeps mistakes small and easy to catch early, instead of only surfacing at the very end of the project.</w:t>
+      </w:r>
+    </w:p>
+    <w:p>
+      <w:pPr>
+        <w:contextualSpacing w:val="0"/>
         <w:rPr>
           <w:rFonts w:cs="Times New Roman"/>
           <w:color w:val="242426"/>
           <w:spacing w:val="-2"/>
           <w:w w:val="105"/>
         </w:rPr>
+      </w:pPr>
+      <w:r>
+        <w:rPr>
+          <w:rFonts w:cs="Times New Roman"/>
+          <w:color w:val="242426"/>
+          <w:spacing w:val="-2"/>
+          <w:w w:val="105"/>
+        </w:rPr>
+        <w:t>This process is shown below as a top-down diagram. Feedback loops are added between stages so that the whole process stays coordinated as the project moves forward.</w:t>
+      </w:r>
+      <w:r>
+        <w:rPr>
+          <w:rFonts w:cs="Times New Roman"/>
+          <w:color w:val="242426"/>
+          <w:spacing w:val="-2"/>
+          <w:w w:val="105"/>
+        </w:rPr>
         <w:br w:type="page"/>
       </w:r>
     </w:p>
@@ -5788,9 +6025,9 @@
         </w:rPr>
         <w:lastRenderedPageBreak/>
         <w:drawing>
-          <wp:inline distT="0" distB="0" distL="0" distR="0" wp14:anchorId="34C2DC8E" wp14:editId="32940628">
-            <wp:extent cx="6110041" cy="3512075"/>
-            <wp:effectExtent l="0" t="0" r="5080" b="0"/>
+          <wp:inline distT="0" distB="0" distL="0" distR="0" wp14:anchorId="34C2DC8E" wp14:editId="308E4388">
+            <wp:extent cx="5280584" cy="3035300"/>
+            <wp:effectExtent l="0" t="0" r="0" b="0"/>
             <wp:docPr id="209574088" name="Picture 2"/>
             <wp:cNvGraphicFramePr>
               <a:graphicFrameLocks xmlns:a="http://schemas.openxmlformats.org/drawingml/2006/main" noChangeAspect="1"/>
@@ -5805,7 +6042,7 @@
                     </pic:cNvPicPr>
                   </pic:nvPicPr>
                   <pic:blipFill>
-                    <a:blip r:embed="rId15">
+                    <a:blip r:embed="rId11" cstate="print">
                       <a:extLst>
                         <a:ext uri="{28A0092B-C50C-407E-A947-70E740481C1C}">
                           <a14:useLocalDpi xmlns:a14="http://schemas.microsoft.com/office/drawing/2010/main" val="0"/>
@@ -5820,7 +6057,7 @@
                   <pic:spPr bwMode="auto">
                     <a:xfrm>
                       <a:off x="0" y="0"/>
-                      <a:ext cx="6110041" cy="3512075"/>
+                      <a:ext cx="5280584" cy="3035300"/>
                     </a:xfrm>
                     <a:prstGeom prst="rect">
                       <a:avLst/>
@@ -5846,7 +6083,7 @@
       <w:pPr>
         <w:pStyle w:val="Caption"/>
       </w:pPr>
-      <w:bookmarkStart w:id="31" w:name="_Toc241978973"/>
+      <w:bookmarkStart w:id="29" w:name="_Toc241987222"/>
       <w:r>
         <w:t xml:space="preserve">Figure </w:t>
       </w:r>
@@ -5854,7 +6091,7 @@
         <w:fldChar w:fldCharType="begin"/>
       </w:r>
       <w:r>
-        <w:instrText xml:space="preserve"> STYLEREF 1 \s </w:instrText>
+        <w:instrText xml:space="preserve"> STYLEREF 2 \s </w:instrText>
       </w:r>
       <w:r>
         <w:fldChar w:fldCharType="separate"/>
@@ -5863,7 +6100,7 @@
         <w:rPr>
           <w:noProof/>
         </w:rPr>
-        <w:t>4</w:t>
+        <w:t>4.3</w:t>
       </w:r>
       <w:r>
         <w:fldChar w:fldCharType="end"/>
@@ -5875,7 +6112,7 @@
         <w:fldChar w:fldCharType="begin"/>
       </w:r>
       <w:r>
-        <w:instrText xml:space="preserve"> SEQ Figure \* ARABIC \s 1 </w:instrText>
+        <w:instrText xml:space="preserve"> SEQ Figure \* ARABIC \s 2 </w:instrText>
       </w:r>
       <w:r>
         <w:fldChar w:fldCharType="separate"/>
@@ -5884,6 +6121,140 @@
         <w:rPr>
           <w:noProof/>
         </w:rPr>
+        <w:t>1</w:t>
+      </w:r>
+      <w:r>
+        <w:fldChar w:fldCharType="end"/>
+      </w:r>
+      <w:r>
+        <w:t>:</w:t>
+      </w:r>
+      <w:r>
+        <w:t xml:space="preserve">Evolutionary / Incremental Development model for </w:t>
+      </w:r>
+      <w:r>
+        <w:t>ByteStore</w:t>
+      </w:r>
+      <w:bookmarkEnd w:id="29"/>
+    </w:p>
+    <w:p>
+      <w:pPr>
+        <w:pStyle w:val="Heading3"/>
+      </w:pPr>
+      <w:bookmarkStart w:id="30" w:name="_Toc241978133"/>
+      <w:bookmarkStart w:id="31" w:name="_Toc241987077"/>
+      <w:r>
+        <w:t>Working Mechanism of the Proposed System</w:t>
+      </w:r>
+      <w:bookmarkEnd w:id="30"/>
+      <w:bookmarkEnd w:id="31"/>
+    </w:p>
+    <w:p>
+      <w:r>
+        <w:t>The working mechanism of ByteStore describes how its major components interact once the recommendation module is added. Customers, employees, and admins all interact with the system through the Backend, which handles requests such as browsing, placing orders, managing products, and managing users. The Backend stores and retrieves data from the Database as it always has. What's new is a separate Recommendation Engine that the Backend talks to: whenever recommendations need to be generated, the Backend sends the relevant purchase and product data to the Recommendation Engine, which runs Collaborative Filtering and Content-Based Filtering, both using Cosine Similarity, and sends back a ranked list of recommended products. This keeps the recommendation logic as a distinct, self-contained part of the system rather than mixed into the rest of ByteStore's existing code.</w:t>
+      </w:r>
+    </w:p>
+    <w:p>
+      <w:pPr>
+        <w:keepNext/>
+      </w:pPr>
+      <w:r>
+        <w:rPr>
+          <w:noProof/>
+        </w:rPr>
+        <w:lastRenderedPageBreak/>
+        <w:drawing>
+          <wp:inline distT="0" distB="0" distL="0" distR="0" wp14:anchorId="7B7DC2A9" wp14:editId="61EF4E86">
+            <wp:extent cx="5502910" cy="5572125"/>
+            <wp:effectExtent l="0" t="0" r="2540" b="9525"/>
+            <wp:docPr id="859405430" name="Picture 3"/>
+            <wp:cNvGraphicFramePr>
+              <a:graphicFrameLocks xmlns:a="http://schemas.openxmlformats.org/drawingml/2006/main" noChangeAspect="1"/>
+            </wp:cNvGraphicFramePr>
+            <a:graphic xmlns:a="http://schemas.openxmlformats.org/drawingml/2006/main">
+              <a:graphicData uri="http://schemas.openxmlformats.org/drawingml/2006/picture">
+                <pic:pic xmlns:pic="http://schemas.openxmlformats.org/drawingml/2006/picture">
+                  <pic:nvPicPr>
+                    <pic:cNvPr id="0" name="Picture 192"/>
+                    <pic:cNvPicPr>
+                      <a:picLocks noChangeAspect="1" noChangeArrowheads="1"/>
+                    </pic:cNvPicPr>
+                  </pic:nvPicPr>
+                  <pic:blipFill>
+                    <a:blip r:embed="rId12">
+                      <a:extLst>
+                        <a:ext uri="{28A0092B-C50C-407E-A947-70E740481C1C}">
+                          <a14:useLocalDpi xmlns:a14="http://schemas.microsoft.com/office/drawing/2010/main" val="0"/>
+                        </a:ext>
+                      </a:extLst>
+                    </a:blip>
+                    <a:srcRect/>
+                    <a:stretch>
+                      <a:fillRect/>
+                    </a:stretch>
+                  </pic:blipFill>
+                  <pic:spPr bwMode="auto">
+                    <a:xfrm>
+                      <a:off x="0" y="0"/>
+                      <a:ext cx="5502910" cy="5572125"/>
+                    </a:xfrm>
+                    <a:prstGeom prst="rect">
+                      <a:avLst/>
+                    </a:prstGeom>
+                    <a:noFill/>
+                    <a:ln>
+                      <a:noFill/>
+                    </a:ln>
+                  </pic:spPr>
+                </pic:pic>
+              </a:graphicData>
+            </a:graphic>
+          </wp:inline>
+        </w:drawing>
+      </w:r>
+    </w:p>
+    <w:p>
+      <w:pPr>
+        <w:pStyle w:val="Caption"/>
+      </w:pPr>
+      <w:bookmarkStart w:id="32" w:name="_Toc241987223"/>
+      <w:r>
+        <w:t xml:space="preserve">Figure </w:t>
+      </w:r>
+      <w:r>
+        <w:fldChar w:fldCharType="begin"/>
+      </w:r>
+      <w:r>
+        <w:instrText xml:space="preserve"> STYLEREF 2 \s </w:instrText>
+      </w:r>
+      <w:r>
+        <w:fldChar w:fldCharType="separate"/>
+      </w:r>
+      <w:r>
+        <w:rPr>
+          <w:noProof/>
+        </w:rPr>
+        <w:t>4.3</w:t>
+      </w:r>
+      <w:r>
+        <w:fldChar w:fldCharType="end"/>
+      </w:r>
+      <w:r>
+        <w:t>.</w:t>
+      </w:r>
+      <w:r>
+        <w:fldChar w:fldCharType="begin"/>
+      </w:r>
+      <w:r>
+        <w:instrText xml:space="preserve"> SEQ Figure \* ARABIC \s 2 </w:instrText>
+      </w:r>
+      <w:r>
+        <w:fldChar w:fldCharType="separate"/>
+      </w:r>
+      <w:r>
+        <w:rPr>
+          <w:noProof/>
+        </w:rPr>
         <w:t>2</w:t>
       </w:r>
       <w:r>
@@ -5893,72 +6264,30 @@
         <w:t>:</w:t>
       </w:r>
       <w:r>
-        <w:t xml:space="preserve">Evolutionary / Incremental Development model for </w:t>
-      </w:r>
-      <w:r>
-        <w:t>ByteStore</w:t>
-      </w:r>
-      <w:bookmarkEnd w:id="31"/>
+        <w:rPr>
+          <w:noProof/>
+        </w:rPr>
+        <w:t>System Diagram for ByteStore Recommendation System</w:t>
+      </w:r>
+      <w:bookmarkEnd w:id="32"/>
     </w:p>
     <w:p>
       <w:pPr>
         <w:pStyle w:val="Heading3"/>
-      </w:pPr>
-      <w:bookmarkStart w:id="32" w:name="_Toc241978133"/>
-      <w:bookmarkStart w:id="33" w:name="_Toc241978300"/>
-      <w:r>
-        <w:t>Working Mechanism of the Proposed System</w:t>
-      </w:r>
-      <w:bookmarkEnd w:id="32"/>
+        <w:rPr>
+          <w:w w:val="105"/>
+        </w:rPr>
+      </w:pPr>
+      <w:bookmarkStart w:id="33" w:name="_Toc241978134"/>
+      <w:bookmarkStart w:id="34" w:name="_Toc241987078"/>
+      <w:r>
+        <w:rPr>
+          <w:w w:val="105"/>
+        </w:rPr>
+        <w:t>Flow Chart</w:t>
+      </w:r>
       <w:bookmarkEnd w:id="33"/>
-    </w:p>
-    <w:p>
-      <w:r>
-        <w:t>The working mechanism of ByteStore describes how its major components interact once the recommendation module is added. Customers, employees, and admins all interact with the system through the Backend, which handles requests such as browsing, placing orders, managing products, and managing users. The Backend stores and retrieves data from the Database as it always has. What's new is a separate Recommendation Engine that the Backend talks to: whenever recommendations need to be generated, the Backend sends the relevant purchase and product data to the Recommendation Engine, which runs Collaborative Filtering and Content-Based Filtering, both using Cosine Similarity, and sends back a ranked list of recommended products. This keeps the recommendation logic as a distinct, self-contained part of the system rather than mixed into the rest of ByteStore's existing code.</w:t>
-      </w:r>
-    </w:p>
-    <w:p/>
-    <w:p>
-      <w:r>
-        <w:t>[</w:t>
-      </w:r>
-      <w:commentRangeStart w:id="34"/>
-      <w:r>
-        <w:t>Insert System Diagram here]</w:t>
-      </w:r>
-    </w:p>
-    <w:p>
-      <w:r>
-        <w:t>Figure 3: System Diagram for ByteStore Recommendation System</w:t>
-      </w:r>
-      <w:commentRangeEnd w:id="34"/>
-      <w:r>
-        <w:rPr>
-          <w:rStyle w:val="CommentReference"/>
-        </w:rPr>
-        <w:commentReference w:id="34"/>
-      </w:r>
-    </w:p>
-    <w:p/>
-    <w:p/>
-    <w:p>
-      <w:pPr>
-        <w:pStyle w:val="Heading3"/>
-        <w:rPr>
-          <w:w w:val="105"/>
-        </w:rPr>
-      </w:pPr>
-      <w:bookmarkStart w:id="35" w:name="_Toc241978134"/>
-      <w:bookmarkStart w:id="36" w:name="_Toc241978301"/>
-      <w:r>
-        <w:rPr>
-          <w:w w:val="105"/>
-        </w:rPr>
-        <w:lastRenderedPageBreak/>
-        <w:t>Flow Chart</w:t>
-      </w:r>
-      <w:bookmarkEnd w:id="35"/>
-      <w:bookmarkEnd w:id="36"/>
+      <w:bookmarkEnd w:id="34"/>
     </w:p>
     <w:p>
       <w:pPr>
@@ -6027,7 +6356,7 @@
                     </pic:cNvPicPr>
                   </pic:nvPicPr>
                   <pic:blipFill>
-                    <a:blip r:embed="rId16">
+                    <a:blip r:embed="rId13">
                       <a:extLst>
                         <a:ext uri="{28A0092B-C50C-407E-A947-70E740481C1C}">
                           <a14:useLocalDpi xmlns:a14="http://schemas.microsoft.com/office/drawing/2010/main" val="0"/>
@@ -6058,27 +6387,13 @@
           </wp:inline>
         </w:drawing>
       </w:r>
-      <w:commentRangeStart w:id="37"/>
-      <w:commentRangeEnd w:id="37"/>
-      <w:r>
-        <w:rPr>
-          <w:rStyle w:val="CommentReference"/>
-        </w:rPr>
-        <w:commentReference w:id="37"/>
-      </w:r>
     </w:p>
     <w:p>
       <w:pPr>
         <w:pStyle w:val="Caption"/>
-        <w:rPr>
-          <w:rStyle w:val="Heading3Char"/>
-          <w:rFonts w:eastAsiaTheme="minorHAnsi" w:cstheme="minorBidi"/>
-          <w:b/>
-          <w:szCs w:val="18"/>
-        </w:rPr>
-      </w:pPr>
-      <w:bookmarkStart w:id="38" w:name="_Toc221675868"/>
-      <w:bookmarkStart w:id="39" w:name="_Toc241978974"/>
+      </w:pPr>
+      <w:bookmarkStart w:id="35" w:name="_Toc221675868"/>
+      <w:bookmarkStart w:id="36" w:name="_Toc241987224"/>
       <w:r>
         <w:t xml:space="preserve">Figure </w:t>
       </w:r>
@@ -6086,7 +6401,7 @@
         <w:fldChar w:fldCharType="begin"/>
       </w:r>
       <w:r>
-        <w:instrText xml:space="preserve"> STYLEREF 1 \s </w:instrText>
+        <w:instrText xml:space="preserve"> STYLEREF 2 \s </w:instrText>
       </w:r>
       <w:r>
         <w:fldChar w:fldCharType="separate"/>
@@ -6095,38 +6410,306 @@
         <w:rPr>
           <w:noProof/>
         </w:rPr>
+        <w:t>4.3</w:t>
+      </w:r>
+      <w:r>
+        <w:fldChar w:fldCharType="end"/>
+      </w:r>
+      <w:r>
+        <w:t>.</w:t>
+      </w:r>
+      <w:r>
+        <w:fldChar w:fldCharType="begin"/>
+      </w:r>
+      <w:r>
+        <w:instrText xml:space="preserve"> SEQ Figure \* ARABIC \s 2 </w:instrText>
+      </w:r>
+      <w:r>
+        <w:fldChar w:fldCharType="separate"/>
+      </w:r>
+      <w:r>
+        <w:rPr>
+          <w:noProof/>
+        </w:rPr>
+        <w:t>3</w:t>
+      </w:r>
+      <w:r>
+        <w:fldChar w:fldCharType="end"/>
+      </w:r>
+      <w:r>
+        <w:t>:Flow chart for Bytestore</w:t>
+      </w:r>
+      <w:bookmarkEnd w:id="35"/>
+      <w:bookmarkEnd w:id="36"/>
+      <w:r>
+        <w:br w:type="page"/>
+      </w:r>
+    </w:p>
+    <w:p>
+      <w:pPr>
+        <w:pStyle w:val="Heading3"/>
+      </w:pPr>
+      <w:bookmarkStart w:id="37" w:name="_Toc218387393"/>
+      <w:bookmarkStart w:id="38" w:name="_Toc241987079"/>
+      <w:r>
+        <w:lastRenderedPageBreak/>
+        <w:t xml:space="preserve">System </w:t>
+      </w:r>
+      <w:r>
+        <w:t>Design</w:t>
+      </w:r>
+      <w:bookmarkEnd w:id="37"/>
+      <w:bookmarkEnd w:id="38"/>
+    </w:p>
+    <w:p>
+      <w:pPr>
+        <w:rPr>
+          <w:b/>
+          <w:bCs/>
+        </w:rPr>
+      </w:pPr>
+      <w:r>
+        <w:rPr>
+          <w:b/>
+          <w:bCs/>
+        </w:rPr>
+        <w:t>Architectural Design</w:t>
+      </w:r>
+    </w:p>
+    <w:p>
+      <w:pPr>
+        <w:rPr>
+          <w:b/>
+        </w:rPr>
+      </w:pPr>
+      <w:r>
+        <w:t>ByteStore follows a layered architecture, separating the user interface from the business logic and from the data itself. The presentation layer (HTML, CSS, and JavaScript) handles what the customer and admin actually see and interact with. The business logic layer, written in PHP, handles everything in between: processing orders, managing products, and now also running the recommendation module's Collaborative Filtering, Content-Based Filtering, and Cosine Similarity calculations. The data layer is a MySQL database, which the business logic layer queries and updates as needed. Keeping these layers separate means the recommendation module can be added, changed, or extended without needing to touch the presentation layer or the database structure underneath it.</w:t>
+      </w:r>
+    </w:p>
+    <w:p>
+      <w:pPr>
+        <w:keepNext/>
+        <w:jc w:val="center"/>
+      </w:pPr>
+      <w:r>
+        <w:rPr>
+          <w:noProof/>
+        </w:rPr>
+        <mc:AlternateContent>
+          <mc:Choice Requires="wps">
+            <w:drawing>
+              <wp:anchor distT="0" distB="0" distL="114300" distR="114300" simplePos="0" relativeHeight="251659264" behindDoc="0" locked="0" layoutInCell="1" allowOverlap="1" wp14:anchorId="5CC906F3" wp14:editId="271C83E0">
+                <wp:simplePos x="0" y="0"/>
+                <wp:positionH relativeFrom="column">
+                  <wp:posOffset>1238250</wp:posOffset>
+                </wp:positionH>
+                <wp:positionV relativeFrom="paragraph">
+                  <wp:posOffset>1992630</wp:posOffset>
+                </wp:positionV>
+                <wp:extent cx="409575" cy="209550"/>
+                <wp:effectExtent l="0" t="0" r="0" b="0"/>
+                <wp:wrapNone/>
+                <wp:docPr id="1835871072" name="Text Box 3"/>
+                <wp:cNvGraphicFramePr/>
+                <a:graphic xmlns:a="http://schemas.openxmlformats.org/drawingml/2006/main">
+                  <a:graphicData uri="http://schemas.microsoft.com/office/word/2010/wordprocessingShape">
+                    <wps:wsp>
+                      <wps:cNvSpPr txBox="1"/>
+                      <wps:spPr>
+                        <a:xfrm>
+                          <a:off x="0" y="0"/>
+                          <a:ext cx="409575" cy="209550"/>
+                        </a:xfrm>
+                        <a:prstGeom prst="rect">
+                          <a:avLst/>
+                        </a:prstGeom>
+                        <a:noFill/>
+                        <a:ln w="6350">
+                          <a:noFill/>
+                        </a:ln>
+                      </wps:spPr>
+                      <wps:txbx>
+                        <w:txbxContent>
+                          <w:p>
+                            <w:pPr>
+                              <w:rPr>
+                                <w:sz w:val="16"/>
+                                <w:szCs w:val="16"/>
+                              </w:rPr>
+                            </w:pPr>
+                            <w:r>
+                              <w:rPr>
+                                <w:sz w:val="16"/>
+                                <w:szCs w:val="16"/>
+                              </w:rPr>
+                              <w:t>PHP</w:t>
+                            </w:r>
+                          </w:p>
+                        </w:txbxContent>
+                      </wps:txbx>
+                      <wps:bodyPr rot="0" spcFirstLastPara="0" vertOverflow="overflow" horzOverflow="overflow" vert="horz" wrap="square" lIns="91440" tIns="45720" rIns="91440" bIns="45720" numCol="1" spcCol="0" rtlCol="0" fromWordArt="0" anchor="t" anchorCtr="0" forceAA="0" compatLnSpc="1">
+                        <a:prstTxWarp prst="textNoShape">
+                          <a:avLst/>
+                        </a:prstTxWarp>
+                        <a:noAutofit/>
+                      </wps:bodyPr>
+                    </wps:wsp>
+                  </a:graphicData>
+                </a:graphic>
+              </wp:anchor>
+            </w:drawing>
+          </mc:Choice>
+          <mc:Fallback>
+            <w:pict>
+              <v:shapetype w14:anchorId="5CC906F3" id="_x0000_t202" coordsize="21600,21600" o:spt="202" path="m,l,21600r21600,l21600,xe">
+                <v:stroke joinstyle="miter"/>
+                <v:path gradientshapeok="t" o:connecttype="rect"/>
+              </v:shapetype>
+              <v:shape id="Text Box 3" o:spid="_x0000_s1026" type="#_x0000_t202" style="position:absolute;left:0;text-align:left;margin-left:97.5pt;margin-top:156.9pt;width:32.25pt;height:16.5pt;z-index:251659264;visibility:visible;mso-wrap-style:square;mso-wrap-distance-left:9pt;mso-wrap-distance-top:0;mso-wrap-distance-right:9pt;mso-wrap-distance-bottom:0;mso-position-horizontal:absolute;mso-position-horizontal-relative:text;mso-position-vertical:absolute;mso-position-vertical-relative:text;v-text-anchor:top" o:gfxdata="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" filled="f" stroked="f" strokeweight=".5pt">
+                <v:textbox>
+                  <w:txbxContent>
+                    <w:p>
+                      <w:pPr>
+                        <w:rPr>
+                          <w:sz w:val="16"/>
+                          <w:szCs w:val="16"/>
+                        </w:rPr>
+                      </w:pPr>
+                      <w:r>
+                        <w:rPr>
+                          <w:sz w:val="16"/>
+                          <w:szCs w:val="16"/>
+                        </w:rPr>
+                        <w:t>PHP</w:t>
+                      </w:r>
+                    </w:p>
+                  </w:txbxContent>
+                </v:textbox>
+              </v:shape>
+            </w:pict>
+          </mc:Fallback>
+        </mc:AlternateContent>
+      </w:r>
+      <w:r>
+        <w:rPr>
+          <w:noProof/>
+        </w:rPr>
+        <w:drawing>
+          <wp:inline distT="0" distB="0" distL="0" distR="0" wp14:anchorId="0BFBFBEC" wp14:editId="5CFC5484">
+            <wp:extent cx="4102351" cy="4095536"/>
+            <wp:effectExtent l="0" t="0" r="0" b="635"/>
+            <wp:docPr id="1203588538" name="Picture 1"/>
+            <wp:cNvGraphicFramePr>
+              <a:graphicFrameLocks xmlns:a="http://schemas.openxmlformats.org/drawingml/2006/main" noChangeAspect="1"/>
+            </wp:cNvGraphicFramePr>
+            <a:graphic xmlns:a="http://schemas.openxmlformats.org/drawingml/2006/main">
+              <a:graphicData uri="http://schemas.openxmlformats.org/drawingml/2006/picture">
+                <pic:pic xmlns:pic="http://schemas.openxmlformats.org/drawingml/2006/picture">
+                  <pic:nvPicPr>
+                    <pic:cNvPr id="1203588538" name="Picture 1"/>
+                    <pic:cNvPicPr>
+                      <a:picLocks noChangeAspect="1" noChangeArrowheads="1"/>
+                    </pic:cNvPicPr>
+                  </pic:nvPicPr>
+                  <pic:blipFill>
+                    <a:blip r:embed="rId14">
+                      <a:extLst>
+                        <a:ext uri="{28A0092B-C50C-407E-A947-70E740481C1C}">
+                          <a14:useLocalDpi xmlns:a14="http://schemas.microsoft.com/office/drawing/2010/main" val="0"/>
+                        </a:ext>
+                      </a:extLst>
+                    </a:blip>
+                    <a:stretch>
+                      <a:fillRect/>
+                    </a:stretch>
+                  </pic:blipFill>
+                  <pic:spPr bwMode="auto">
+                    <a:xfrm>
+                      <a:off x="0" y="0"/>
+                      <a:ext cx="4108289" cy="4101465"/>
+                    </a:xfrm>
+                    <a:prstGeom prst="rect">
+                      <a:avLst/>
+                    </a:prstGeom>
+                    <a:noFill/>
+                    <a:ln>
+                      <a:noFill/>
+                    </a:ln>
+                  </pic:spPr>
+                </pic:pic>
+              </a:graphicData>
+            </a:graphic>
+          </wp:inline>
+        </w:drawing>
+      </w:r>
+    </w:p>
+    <w:p>
+      <w:pPr>
+        <w:pStyle w:val="Caption"/>
+      </w:pPr>
+      <w:bookmarkStart w:id="39" w:name="_Toc241987225"/>
+      <w:r>
+        <w:t xml:space="preserve">Figure </w:t>
+      </w:r>
+      <w:r>
+        <w:fldChar w:fldCharType="begin"/>
+      </w:r>
+      <w:r>
+        <w:instrText xml:space="preserve"> STYLEREF 2 \s </w:instrText>
+      </w:r>
+      <w:r>
+        <w:fldChar w:fldCharType="separate"/>
+      </w:r>
+      <w:r>
+        <w:rPr>
+          <w:noProof/>
+        </w:rPr>
+        <w:t>4.3</w:t>
+      </w:r>
+      <w:r>
+        <w:fldChar w:fldCharType="end"/>
+      </w:r>
+      <w:r>
+        <w:t>.</w:t>
+      </w:r>
+      <w:r>
+        <w:fldChar w:fldCharType="begin"/>
+      </w:r>
+      <w:r>
+        <w:instrText xml:space="preserve"> SEQ Figure \* ARABIC \s 2 </w:instrText>
+      </w:r>
+      <w:r>
+        <w:fldChar w:fldCharType="separate"/>
+      </w:r>
+      <w:r>
+        <w:rPr>
+          <w:noProof/>
+        </w:rPr>
         <w:t>4</w:t>
       </w:r>
       <w:r>
         <w:fldChar w:fldCharType="end"/>
       </w:r>
       <w:r>
-        <w:t>.</w:t>
-      </w:r>
-      <w:r>
-        <w:fldChar w:fldCharType="begin"/>
-      </w:r>
-      <w:r>
-        <w:instrText xml:space="preserve"> SEQ Figure \* ARABIC \s 1 </w:instrText>
-      </w:r>
-      <w:r>
-        <w:fldChar w:fldCharType="separate"/>
+        <w:t xml:space="preserve">. </w:t>
       </w:r>
       <w:r>
         <w:rPr>
           <w:noProof/>
         </w:rPr>
-        <w:t>3</w:t>
-      </w:r>
-      <w:r>
-        <w:fldChar w:fldCharType="end"/>
-      </w:r>
-      <w:r>
-        <w:t>:Flow chart for Bytestore</w:t>
-      </w:r>
-      <w:bookmarkEnd w:id="38"/>
+        <w:t>Architectural design for Bytestore</w:t>
+      </w:r>
       <w:bookmarkEnd w:id="39"/>
-      <w:r>
+    </w:p>
+    <w:p>
+      <w:pPr>
+        <w:spacing w:after="160"/>
+        <w:jc w:val="left"/>
+      </w:pPr>
+      <w:r>
+        <w:rPr>
+          <w:w w:val="105"/>
+        </w:rPr>
         <w:br w:type="page"/>
       </w:r>
     </w:p>
@@ -6138,7 +6721,7 @@
         </w:rPr>
       </w:pPr>
       <w:bookmarkStart w:id="40" w:name="_Toc241978135"/>
-      <w:bookmarkStart w:id="41" w:name="_Toc241978302"/>
+      <w:bookmarkStart w:id="41" w:name="_Toc241987080"/>
       <w:r>
         <w:rPr>
           <w:w w:val="105"/>
@@ -6302,6 +6885,8 @@
       <w:pPr>
         <w:rPr>
           <w:rFonts w:cs="Times New Roman"/>
+          <w:b/>
+          <w:bCs/>
           <w:color w:val="0A0A0A"/>
           <w:w w:val="105"/>
         </w:rPr>
@@ -6309,6 +6894,8 @@
       <w:r>
         <w:rPr>
           <w:rFonts w:cs="Times New Roman"/>
+          <w:b/>
+          <w:bCs/>
           <w:color w:val="0A0A0A"/>
           <w:w w:val="105"/>
         </w:rPr>
@@ -6336,6 +6923,8 @@
       <w:pPr>
         <w:rPr>
           <w:rFonts w:cs="Times New Roman"/>
+          <w:b/>
+          <w:bCs/>
           <w:color w:val="0A0A0A"/>
           <w:w w:val="105"/>
         </w:rPr>
@@ -6343,6 +6932,8 @@
       <w:r>
         <w:rPr>
           <w:rFonts w:cs="Times New Roman"/>
+          <w:b/>
+          <w:bCs/>
           <w:color w:val="0A0A0A"/>
           <w:w w:val="105"/>
         </w:rPr>
@@ -6370,6 +6961,8 @@
       <w:pPr>
         <w:rPr>
           <w:rFonts w:cs="Times New Roman"/>
+          <w:b/>
+          <w:bCs/>
           <w:color w:val="0A0A0A"/>
           <w:w w:val="105"/>
         </w:rPr>
@@ -6377,6 +6970,8 @@
       <w:r>
         <w:rPr>
           <w:rFonts w:cs="Times New Roman"/>
+          <w:b/>
+          <w:bCs/>
           <w:color w:val="0A0A0A"/>
           <w:w w:val="105"/>
         </w:rPr>
@@ -6402,16 +6997,203 @@
     </w:p>
     <w:p>
       <w:pPr>
-        <w:rPr>
-          <w:rFonts w:cs="Times New Roman"/>
-          <w:b/>
-          <w:bCs/>
+        <w:pBdr>
+          <w:top w:val="single" w:sz="4" w:space="1" w:color="auto"/>
+          <w:left w:val="single" w:sz="4" w:space="4" w:color="auto"/>
+          <w:bottom w:val="single" w:sz="4" w:space="1" w:color="auto"/>
+          <w:right w:val="single" w:sz="4" w:space="4" w:color="auto"/>
+        </w:pBdr>
+        <w:rPr>
+          <w:rFonts w:asciiTheme="minorHAnsi" w:hAnsiTheme="minorHAnsi" w:cstheme="minorHAnsi"/>
+          <w:i/>
           <w:color w:val="0A0A0A"/>
           <w:w w:val="105"/>
         </w:rPr>
       </w:pPr>
       <w:proofErr w:type="spellStart"/>
-      <w:r>
+      <m:oMathPara>
+        <m:oMath>
+          <m:r>
+            <m:rPr>
+              <m:nor/>
+            </m:rPr>
+            <w:rPr>
+              <w:rFonts w:asciiTheme="minorHAnsi" w:hAnsiTheme="minorHAnsi" w:cstheme="minorHAnsi"/>
+              <w:color w:val="0A0A0A"/>
+              <w:w w:val="105"/>
+            </w:rPr>
+            <m:t>ContentScore</m:t>
+          </m:r>
+          <w:proofErr w:type="spellEnd"/>
+          <m:d>
+            <m:dPr>
+              <m:ctrlPr>
+                <w:rPr>
+                  <w:rFonts w:ascii="Cambria Math" w:hAnsi="Cambria Math" w:cstheme="minorHAnsi"/>
+                  <w:i/>
+                  <w:color w:val="0A0A0A"/>
+                  <w:w w:val="105"/>
+                </w:rPr>
+              </m:ctrlPr>
+            </m:dPr>
+            <m:e>
+              <m:r>
+                <m:rPr>
+                  <m:nor/>
+                </m:rPr>
+                <w:rPr>
+                  <w:rFonts w:asciiTheme="minorHAnsi" w:hAnsiTheme="minorHAnsi" w:cstheme="minorHAnsi"/>
+                  <w:color w:val="0A0A0A"/>
+                  <w:w w:val="105"/>
+                </w:rPr>
+                <m:t>u, p</m:t>
+              </m:r>
+            </m:e>
+          </m:d>
+          <m:r>
+            <m:rPr>
+              <m:nor/>
+            </m:rPr>
+            <w:rPr>
+              <w:rFonts w:asciiTheme="minorHAnsi" w:hAnsiTheme="minorHAnsi" w:cstheme="minorHAnsi"/>
+              <w:color w:val="0A0A0A"/>
+              <w:w w:val="105"/>
+            </w:rPr>
+            <m:t>= Similarity</m:t>
+          </m:r>
+          <m:d>
+            <m:dPr>
+              <m:ctrlPr>
+                <w:rPr>
+                  <w:rFonts w:ascii="Cambria Math" w:hAnsi="Cambria Math" w:cstheme="minorHAnsi"/>
+                  <w:i/>
+                  <w:color w:val="0A0A0A"/>
+                  <w:w w:val="105"/>
+                </w:rPr>
+              </m:ctrlPr>
+            </m:dPr>
+            <m:e>
+              <m:sSub>
+                <m:sSubPr>
+                  <m:ctrlPr>
+                    <w:rPr>
+                      <w:rFonts w:ascii="Cambria Math" w:hAnsi="Cambria Math" w:cstheme="minorHAnsi"/>
+                      <w:i/>
+                      <w:color w:val="0A0A0A"/>
+                      <w:w w:val="105"/>
+                    </w:rPr>
+                  </m:ctrlPr>
+                </m:sSubPr>
+                <m:e>
+                  <m:r>
+                    <m:rPr>
+                      <m:nor/>
+                    </m:rPr>
+                    <w:rPr>
+                      <w:rFonts w:asciiTheme="minorHAnsi" w:hAnsiTheme="minorHAnsi" w:cstheme="minorHAnsi"/>
+                      <w:b/>
+                      <w:bCs/>
+                      <w:color w:val="0A0A0A"/>
+                      <w:w w:val="105"/>
+                    </w:rPr>
+                    <m:t>P</m:t>
+                  </m:r>
+                </m:e>
+                <m:sub>
+                  <m:r>
+                    <m:rPr>
+                      <m:nor/>
+                    </m:rPr>
+                    <w:rPr>
+                      <w:rFonts w:asciiTheme="minorHAnsi" w:hAnsiTheme="minorHAnsi" w:cstheme="minorHAnsi"/>
+                      <w:color w:val="0A0A0A"/>
+                      <w:w w:val="105"/>
+                    </w:rPr>
+                    <m:t>u</m:t>
+                  </m:r>
+                </m:sub>
+              </m:sSub>
+              <m:r>
+                <m:rPr>
+                  <m:nor/>
+                </m:rPr>
+                <w:rPr>
+                  <w:rFonts w:asciiTheme="minorHAnsi" w:hAnsiTheme="minorHAnsi" w:cstheme="minorHAnsi"/>
+                  <w:color w:val="0A0A0A"/>
+                  <w:w w:val="105"/>
+                </w:rPr>
+                <m:t>,</m:t>
+              </m:r>
+              <m:r>
+                <m:rPr>
+                  <m:nor/>
+                </m:rPr>
+                <w:rPr>
+                  <w:rFonts w:asciiTheme="minorHAnsi" w:hAnsiTheme="minorHAnsi" w:cstheme="minorHAnsi"/>
+                  <w:b/>
+                  <w:bCs/>
+                  <w:color w:val="0A0A0A"/>
+                  <w:w w:val="105"/>
+                </w:rPr>
+                <m:t xml:space="preserve"> </m:t>
+              </m:r>
+              <m:sSub>
+                <m:sSubPr>
+                  <m:ctrlPr>
+                    <w:rPr>
+                      <w:rFonts w:ascii="Cambria Math" w:hAnsi="Cambria Math" w:cstheme="minorHAnsi"/>
+                      <w:i/>
+                      <w:color w:val="0A0A0A"/>
+                      <w:w w:val="105"/>
+                    </w:rPr>
+                  </m:ctrlPr>
+                </m:sSubPr>
+                <m:e>
+                  <m:r>
+                    <m:rPr>
+                      <m:nor/>
+                    </m:rPr>
+                    <w:rPr>
+                      <w:rFonts w:asciiTheme="minorHAnsi" w:hAnsiTheme="minorHAnsi" w:cstheme="minorHAnsi"/>
+                      <w:b/>
+                      <w:bCs/>
+                      <w:color w:val="0A0A0A"/>
+                      <w:w w:val="105"/>
+                    </w:rPr>
+                    <m:t>F</m:t>
+                  </m:r>
+                  <m:ctrlPr>
+                    <w:rPr>
+                      <w:rFonts w:ascii="Cambria Math" w:hAnsi="Cambria Math" w:cstheme="minorHAnsi"/>
+                      <w:b/>
+                      <w:bCs/>
+                      <w:i/>
+                      <w:color w:val="0A0A0A"/>
+                      <w:w w:val="105"/>
+                    </w:rPr>
+                  </m:ctrlPr>
+                </m:e>
+                <m:sub>
+                  <m:r>
+                    <m:rPr>
+                      <m:nor/>
+                    </m:rPr>
+                    <w:rPr>
+                      <w:rFonts w:asciiTheme="minorHAnsi" w:hAnsiTheme="minorHAnsi" w:cstheme="minorHAnsi"/>
+                      <w:color w:val="0A0A0A"/>
+                      <w:w w:val="105"/>
+                    </w:rPr>
+                    <m:t>p</m:t>
+                  </m:r>
+                </m:sub>
+              </m:sSub>
+            </m:e>
+          </m:d>
+        </m:oMath>
+      </m:oMathPara>
+    </w:p>
+    <w:p>
+      <w:pPr>
         <w:rPr>
           <w:rFonts w:cs="Times New Roman"/>
           <w:b/>
@@ -6419,9 +7201,7 @@
           <w:color w:val="0A0A0A"/>
           <w:w w:val="105"/>
         </w:rPr>
-        <w:t>ContentScore</w:t>
-      </w:r>
-      <w:proofErr w:type="spellEnd"/>
+      </w:pPr>
       <w:r>
         <w:rPr>
           <w:rFonts w:cs="Times New Roman"/>
@@ -6430,51 +7210,125 @@
           <w:color w:val="0A0A0A"/>
           <w:w w:val="105"/>
         </w:rPr>
-        <w:t>(u, p) = Similarity(</w:t>
-      </w:r>
-      <w:proofErr w:type="spellStart"/>
-      <w:r>
-        <w:rPr>
-          <w:rFonts w:cs="Times New Roman"/>
-          <w:b/>
-          <w:bCs/>
+        <w:t>Where:</w:t>
+      </w:r>
+    </w:p>
+    <w:p>
+      <w:pPr>
+        <w:rPr>
+          <w:rFonts w:cs="Times New Roman"/>
           <w:color w:val="0A0A0A"/>
           <w:w w:val="105"/>
         </w:rPr>
-        <w:t>Profile_u</w:t>
-      </w:r>
-      <w:proofErr w:type="spellEnd"/>
-      <w:r>
-        <w:rPr>
-          <w:rFonts w:cs="Times New Roman"/>
-          <w:b/>
-          <w:bCs/>
+      </w:pPr>
+      <m:oMath>
+        <m:sSub>
+          <m:sSubPr>
+            <m:ctrlPr>
+              <w:rPr>
+                <w:rFonts w:ascii="Cambria Math" w:hAnsi="Cambria Math" w:cs="Times New Roman"/>
+                <w:i/>
+                <w:color w:val="0A0A0A"/>
+                <w:w w:val="105"/>
+              </w:rPr>
+            </m:ctrlPr>
+          </m:sSubPr>
+          <m:e>
+            <m:r>
+              <m:rPr>
+                <m:sty m:val="bi"/>
+              </m:rPr>
+              <w:rPr>
+                <w:rFonts w:ascii="Cambria Math" w:hAnsi="Cambria Math" w:cs="Times New Roman"/>
+                <w:color w:val="0A0A0A"/>
+                <w:w w:val="105"/>
+              </w:rPr>
+              <m:t>P</m:t>
+            </m:r>
+          </m:e>
+          <m:sub>
+            <m:r>
+              <w:rPr>
+                <w:rFonts w:ascii="Cambria Math" w:hAnsi="Cambria Math" w:cs="Times New Roman"/>
+                <w:color w:val="0A0A0A"/>
+                <w:w w:val="105"/>
+              </w:rPr>
+              <m:t>u</m:t>
+            </m:r>
+          </m:sub>
+        </m:sSub>
+      </m:oMath>
+      <w:r>
+        <w:rPr>
+          <w:rFonts w:cs="Times New Roman"/>
           <w:color w:val="0A0A0A"/>
           <w:w w:val="105"/>
         </w:rPr>
-        <w:t xml:space="preserve">, </w:t>
-      </w:r>
-      <w:proofErr w:type="spellStart"/>
-      <w:r>
-        <w:rPr>
-          <w:rFonts w:cs="Times New Roman"/>
-          <w:b/>
-          <w:bCs/>
+        <w:t>= the attribute profile built from products customer u has bought or viewed</w:t>
+      </w:r>
+    </w:p>
+    <w:p>
+      <w:pPr>
+        <w:rPr>
+          <w:rFonts w:cs="Times New Roman"/>
           <w:color w:val="0A0A0A"/>
           <w:w w:val="105"/>
         </w:rPr>
-        <w:t>Features_p</w:t>
-      </w:r>
-      <w:proofErr w:type="spellEnd"/>
-      <w:r>
-        <w:rPr>
-          <w:rFonts w:cs="Times New Roman"/>
-          <w:b/>
-          <w:bCs/>
+      </w:pPr>
+      <m:oMath>
+        <m:sSub>
+          <m:sSubPr>
+            <m:ctrlPr>
+              <w:rPr>
+                <w:rFonts w:ascii="Cambria Math" w:hAnsi="Cambria Math" w:cs="Times New Roman"/>
+                <w:i/>
+                <w:color w:val="0A0A0A"/>
+                <w:w w:val="105"/>
+              </w:rPr>
+            </m:ctrlPr>
+          </m:sSubPr>
+          <m:e>
+            <m:r>
+              <m:rPr>
+                <m:sty m:val="bi"/>
+              </m:rPr>
+              <w:rPr>
+                <w:rFonts w:ascii="Cambria Math" w:hAnsi="Cambria Math" w:cs="Times New Roman"/>
+                <w:color w:val="0A0A0A"/>
+                <w:w w:val="105"/>
+              </w:rPr>
+              <m:t>F</m:t>
+            </m:r>
+            <m:ctrlPr>
+              <w:rPr>
+                <w:rFonts w:ascii="Cambria Math" w:hAnsi="Cambria Math" w:cs="Times New Roman"/>
+                <w:b/>
+                <w:bCs/>
+                <w:i/>
+                <w:color w:val="0A0A0A"/>
+                <w:w w:val="105"/>
+              </w:rPr>
+            </m:ctrlPr>
+          </m:e>
+          <m:sub>
+            <m:r>
+              <w:rPr>
+                <w:rFonts w:ascii="Cambria Math" w:hAnsi="Cambria Math" w:cs="Times New Roman"/>
+                <w:color w:val="0A0A0A"/>
+                <w:w w:val="105"/>
+              </w:rPr>
+              <m:t>p</m:t>
+            </m:r>
+          </m:sub>
+        </m:sSub>
+      </m:oMath>
+      <w:r>
+        <w:rPr>
+          <w:rFonts w:cs="Times New Roman"/>
           <w:color w:val="0A0A0A"/>
           <w:w w:val="105"/>
         </w:rPr>
-        <w:t>)</w:t>
+        <w:t>= the attribute vector of product p</w:t>
       </w:r>
     </w:p>
     <w:p>
@@ -6491,104 +7345,24 @@
           <w:color w:val="0A0A0A"/>
           <w:w w:val="105"/>
         </w:rPr>
-        <w:t>Where:</w:t>
-      </w:r>
-    </w:p>
-    <w:p>
-      <w:pPr>
-        <w:rPr>
-          <w:rFonts w:cs="Times New Roman"/>
+        <w:t>A higher score means the product matches the customer's usual preferences more closely.</w:t>
+      </w:r>
+    </w:p>
+    <w:p>
+      <w:pPr>
+        <w:rPr>
+          <w:rFonts w:cs="Times New Roman"/>
+          <w:b/>
+          <w:bCs/>
           <w:color w:val="0A0A0A"/>
           <w:w w:val="105"/>
         </w:rPr>
       </w:pPr>
-      <w:proofErr w:type="spellStart"/>
-      <w:r>
-        <w:rPr>
-          <w:rFonts w:cs="Times New Roman"/>
-          <w:b/>
-          <w:bCs/>
-          <w:color w:val="0A0A0A"/>
-          <w:w w:val="105"/>
-        </w:rPr>
-        <w:t>Profile_u</w:t>
-      </w:r>
-      <w:proofErr w:type="spellEnd"/>
-      <w:r>
-        <w:rPr>
-          <w:rFonts w:cs="Times New Roman"/>
-          <w:color w:val="0A0A0A"/>
-          <w:w w:val="105"/>
-        </w:rPr>
-        <w:t xml:space="preserve"> = the attribute profile built from products customer u has bought or viewed</w:t>
-      </w:r>
-    </w:p>
-    <w:p>
-      <w:pPr>
-        <w:rPr>
-          <w:rFonts w:cs="Times New Roman"/>
-          <w:color w:val="0A0A0A"/>
-          <w:w w:val="105"/>
-        </w:rPr>
-      </w:pPr>
-      <w:proofErr w:type="spellStart"/>
-      <w:r>
-        <w:rPr>
-          <w:rFonts w:cs="Times New Roman"/>
-          <w:b/>
-          <w:bCs/>
-          <w:color w:val="0A0A0A"/>
-          <w:w w:val="105"/>
-        </w:rPr>
-        <w:t>Features_p</w:t>
-      </w:r>
-      <w:proofErr w:type="spellEnd"/>
-      <w:r>
-        <w:rPr>
-          <w:rFonts w:cs="Times New Roman"/>
-          <w:color w:val="0A0A0A"/>
-          <w:w w:val="105"/>
-        </w:rPr>
-        <w:t xml:space="preserve"> = the attribute vector of product p</w:t>
-      </w:r>
-    </w:p>
-    <w:p>
-      <w:pPr>
-        <w:rPr>
-          <w:rFonts w:cs="Times New Roman"/>
-          <w:color w:val="0A0A0A"/>
-          <w:w w:val="105"/>
-        </w:rPr>
-      </w:pPr>
-      <w:r>
-        <w:rPr>
-          <w:rFonts w:cs="Times New Roman"/>
-          <w:color w:val="0A0A0A"/>
-          <w:w w:val="105"/>
-        </w:rPr>
-        <w:t>A higher score means the product matches the customer's usual preferences more closely.</w:t>
-      </w:r>
-    </w:p>
-    <w:p>
-      <w:pPr>
-        <w:rPr>
-          <w:rFonts w:cs="Times New Roman"/>
-          <w:color w:val="0A0A0A"/>
-          <w:w w:val="105"/>
-        </w:rPr>
-      </w:pPr>
-    </w:p>
-    <w:p>
-      <w:pPr>
-        <w:rPr>
-          <w:rFonts w:cs="Times New Roman"/>
-          <w:color w:val="0A0A0A"/>
-          <w:w w:val="105"/>
-        </w:rPr>
-      </w:pPr>
-      <w:r>
-        <w:rPr>
-          <w:rFonts w:cs="Times New Roman"/>
+      <w:r>
+        <w:rPr>
+          <w:rFonts w:cs="Times New Roman"/>
+          <w:b/>
+          <w:bCs/>
           <w:color w:val="0A0A0A"/>
           <w:w w:val="105"/>
         </w:rPr>
@@ -6617,6 +7391,8 @@
       <w:pPr>
         <w:rPr>
           <w:rFonts w:cs="Times New Roman"/>
+          <w:b/>
+          <w:bCs/>
           <w:color w:val="0A0A0A"/>
           <w:w w:val="105"/>
         </w:rPr>
@@ -6624,6 +7400,8 @@
       <w:r>
         <w:rPr>
           <w:rFonts w:cs="Times New Roman"/>
+          <w:b/>
+          <w:bCs/>
           <w:color w:val="0A0A0A"/>
           <w:w w:val="105"/>
         </w:rPr>
@@ -6649,787 +7427,1288 @@
     </w:p>
     <w:p>
       <w:pPr>
-        <w:jc w:val="left"/>
-        <w:rPr>
-          <w:rFonts w:cs="Times New Roman"/>
-          <w:b/>
-          <w:bCs/>
+        <w:pBdr>
+          <w:top w:val="single" w:sz="4" w:space="1" w:color="auto"/>
+          <w:left w:val="single" w:sz="4" w:space="4" w:color="auto"/>
+          <w:bottom w:val="single" w:sz="4" w:space="1" w:color="auto"/>
+          <w:right w:val="single" w:sz="4" w:space="4" w:color="auto"/>
+        </w:pBdr>
+        <w:rPr>
+          <w:rFonts w:asciiTheme="minorHAnsi" w:hAnsiTheme="minorHAnsi" w:cstheme="minorHAnsi"/>
           <w:color w:val="0A0A0A"/>
           <w:w w:val="105"/>
         </w:rPr>
       </w:pPr>
       <w:proofErr w:type="spellStart"/>
-      <w:r>
-        <w:rPr>
-          <w:rFonts w:cs="Times New Roman"/>
-          <w:b/>
-          <w:bCs/>
+      <m:oMathPara>
+        <m:oMath>
+          <m:r>
+            <m:rPr>
+              <m:nor/>
+            </m:rPr>
+            <w:rPr>
+              <w:rFonts w:asciiTheme="minorHAnsi" w:hAnsiTheme="minorHAnsi" w:cstheme="minorHAnsi"/>
+              <w:color w:val="0A0A0A"/>
+              <w:w w:val="105"/>
+            </w:rPr>
+            <m:t>CollaborativeScore</m:t>
+          </m:r>
+          <w:proofErr w:type="spellEnd"/>
+          <m:d>
+            <m:dPr>
+              <m:ctrlPr>
+                <w:rPr>
+                  <w:rFonts w:ascii="Cambria Math" w:hAnsi="Cambria Math" w:cstheme="minorHAnsi"/>
+                  <w:i/>
+                  <w:color w:val="0A0A0A"/>
+                  <w:w w:val="105"/>
+                </w:rPr>
+              </m:ctrlPr>
+            </m:dPr>
+            <m:e>
+              <w:proofErr w:type="spellStart"/>
+              <m:r>
+                <m:rPr>
+                  <m:nor/>
+                </m:rPr>
+                <w:rPr>
+                  <w:rFonts w:asciiTheme="minorHAnsi" w:hAnsiTheme="minorHAnsi" w:cstheme="minorHAnsi"/>
+                  <w:color w:val="0A0A0A"/>
+                  <w:w w:val="105"/>
+                </w:rPr>
+                <m:t>u,p</m:t>
+              </m:r>
+              <w:proofErr w:type="spellEnd"/>
+            </m:e>
+          </m:d>
+          <m:r>
+            <m:rPr>
+              <m:nor/>
+            </m:rPr>
+            <w:rPr>
+              <w:rFonts w:asciiTheme="minorHAnsi" w:hAnsiTheme="minorHAnsi" w:cstheme="minorHAnsi"/>
+              <w:color w:val="0A0A0A"/>
+              <w:w w:val="105"/>
+            </w:rPr>
+            <m:t>=</m:t>
+          </m:r>
+          <m:nary>
+            <m:naryPr>
+              <m:chr m:val="∑"/>
+              <m:supHide m:val="1"/>
+              <m:ctrlPr>
+                <w:rPr>
+                  <w:rFonts w:ascii="Cambria Math" w:hAnsi="Cambria Math" w:cstheme="minorHAnsi"/>
+                  <w:i/>
+                  <w:color w:val="0A0A0A"/>
+                  <w:w w:val="105"/>
+                </w:rPr>
+              </m:ctrlPr>
+            </m:naryPr>
+            <m:sub>
+              <w:proofErr w:type="spellStart"/>
+              <m:r>
+                <m:rPr>
+                  <m:nor/>
+                </m:rPr>
+                <w:rPr>
+                  <w:rFonts w:asciiTheme="minorHAnsi" w:hAnsiTheme="minorHAnsi" w:cstheme="minorHAnsi"/>
+                  <w:color w:val="0A0A0A"/>
+                  <w:w w:val="105"/>
+                </w:rPr>
+                <m:t>v</m:t>
+              </m:r>
+              <m:r>
+                <m:rPr>
+                  <m:nor/>
+                </m:rPr>
+                <w:rPr>
+                  <w:rFonts w:ascii="Cambria Math" w:hAnsi="Cambria Math" w:cs="Cambria Math"/>
+                  <w:color w:val="0A0A0A"/>
+                  <w:w w:val="105"/>
+                </w:rPr>
+                <m:t>∈</m:t>
+              </m:r>
+              <m:r>
+                <m:rPr>
+                  <m:nor/>
+                </m:rPr>
+                <w:rPr>
+                  <w:rFonts w:asciiTheme="minorHAnsi" w:hAnsiTheme="minorHAnsi" w:cstheme="minorHAnsi"/>
+                  <w:color w:val="0A0A0A"/>
+                  <w:w w:val="105"/>
+                </w:rPr>
+                <m:t>N</m:t>
+              </m:r>
+              <w:proofErr w:type="spellEnd"/>
+              <m:d>
+                <m:dPr>
+                  <m:ctrlPr>
+                    <w:rPr>
+                      <w:rFonts w:ascii="Cambria Math" w:hAnsi="Cambria Math" w:cstheme="minorHAnsi"/>
+                      <w:i/>
+                      <w:color w:val="0A0A0A"/>
+                      <w:w w:val="105"/>
+                    </w:rPr>
+                  </m:ctrlPr>
+                </m:dPr>
+                <m:e>
+                  <m:r>
+                    <m:rPr>
+                      <m:nor/>
+                    </m:rPr>
+                    <w:rPr>
+                      <w:rFonts w:asciiTheme="minorHAnsi" w:hAnsiTheme="minorHAnsi" w:cstheme="minorHAnsi"/>
+                      <w:color w:val="0A0A0A"/>
+                      <w:w w:val="105"/>
+                    </w:rPr>
+                    <m:t>u</m:t>
+                  </m:r>
+                </m:e>
+              </m:d>
+            </m:sub>
+            <m:sup/>
+            <m:e>
+              <m:r>
+                <m:rPr>
+                  <m:nor/>
+                </m:rPr>
+                <w:rPr>
+                  <w:rFonts w:asciiTheme="minorHAnsi" w:hAnsiTheme="minorHAnsi" w:cstheme="minorHAnsi"/>
+                  <w:color w:val="0A0A0A"/>
+                  <w:w w:val="105"/>
+                </w:rPr>
+                <m:t>Similarity</m:t>
+              </m:r>
+              <m:d>
+                <m:dPr>
+                  <m:ctrlPr>
+                    <w:rPr>
+                      <w:rFonts w:ascii="Cambria Math" w:hAnsi="Cambria Math" w:cstheme="minorHAnsi"/>
+                      <w:i/>
+                      <w:color w:val="0A0A0A"/>
+                      <w:w w:val="105"/>
+                    </w:rPr>
+                  </m:ctrlPr>
+                </m:dPr>
+                <m:e>
+                  <w:proofErr w:type="spellStart"/>
+                  <m:r>
+                    <m:rPr>
+                      <m:nor/>
+                    </m:rPr>
+                    <w:rPr>
+                      <w:rFonts w:asciiTheme="minorHAnsi" w:hAnsiTheme="minorHAnsi" w:cstheme="minorHAnsi"/>
+                      <w:color w:val="0A0A0A"/>
+                      <w:w w:val="105"/>
+                    </w:rPr>
+                    <m:t>u,v</m:t>
+                  </m:r>
+                  <w:proofErr w:type="spellEnd"/>
+                </m:e>
+              </m:d>
+            </m:e>
+          </m:nary>
+          <m:r>
+            <m:rPr>
+              <m:nor/>
+            </m:rPr>
+            <w:rPr>
+              <w:rFonts w:asciiTheme="minorHAnsi" w:hAnsiTheme="minorHAnsi" w:cstheme="minorHAnsi"/>
+              <w:color w:val="0A0A0A"/>
+              <w:w w:val="105"/>
+            </w:rPr>
+            <m:t>×R</m:t>
+          </m:r>
+          <m:d>
+            <m:dPr>
+              <m:ctrlPr>
+                <w:rPr>
+                  <w:rFonts w:ascii="Cambria Math" w:hAnsi="Cambria Math" w:cstheme="minorHAnsi"/>
+                  <w:i/>
+                  <w:color w:val="0A0A0A"/>
+                  <w:w w:val="105"/>
+                </w:rPr>
+              </m:ctrlPr>
+            </m:dPr>
+            <m:e>
+              <w:proofErr w:type="spellStart"/>
+              <m:r>
+                <m:rPr>
+                  <m:nor/>
+                </m:rPr>
+                <w:rPr>
+                  <w:rFonts w:asciiTheme="minorHAnsi" w:hAnsiTheme="minorHAnsi" w:cstheme="minorHAnsi"/>
+                  <w:color w:val="0A0A0A"/>
+                  <w:w w:val="105"/>
+                </w:rPr>
+                <m:t>v,p</m:t>
+              </m:r>
+              <w:proofErr w:type="spellEnd"/>
+            </m:e>
+          </m:d>
+          <m:r>
+            <m:rPr>
+              <m:nor/>
+            </m:rPr>
+            <w:rPr>
+              <w:rFonts w:asciiTheme="minorHAnsi" w:hAnsiTheme="minorHAnsi" w:cstheme="minorHAnsi"/>
+              <w:color w:val="0A0A0A"/>
+              <w:w w:val="105"/>
+            </w:rPr>
+            <m:t xml:space="preserve">  </m:t>
+          </m:r>
+        </m:oMath>
+      </m:oMathPara>
+    </w:p>
+    <w:p>
+      <w:pPr>
+        <w:rPr>
+          <w:rFonts w:cs="Times New Roman"/>
           <w:color w:val="0A0A0A"/>
           <w:w w:val="105"/>
         </w:rPr>
+      </w:pPr>
+      <w:r>
+        <w:rPr>
+          <w:rFonts w:cs="Times New Roman"/>
+          <w:color w:val="0A0A0A"/>
+          <w:w w:val="105"/>
+        </w:rPr>
+        <w:t>This helps surface products that were bought by customers with similar purchase history, even if the target customer has never looked at that product before.</w:t>
+      </w:r>
+    </w:p>
+    <w:p>
+      <w:pPr>
+        <w:rPr>
+          <w:rFonts w:cs="Times New Roman"/>
+          <w:b/>
+          <w:bCs/>
+          <w:color w:val="0A0A0A"/>
+          <w:w w:val="105"/>
+        </w:rPr>
+      </w:pPr>
+      <w:r>
+        <w:rPr>
+          <w:rFonts w:cs="Times New Roman"/>
+          <w:b/>
+          <w:bCs/>
+          <w:color w:val="0A0A0A"/>
+          <w:w w:val="105"/>
+        </w:rPr>
+        <w:t>6. Calculate the final recommendation score</w:t>
+      </w:r>
+    </w:p>
+    <w:p>
+      <w:pPr>
+        <w:rPr>
+          <w:rFonts w:cs="Times New Roman"/>
+          <w:color w:val="0A0A0A"/>
+          <w:w w:val="105"/>
+        </w:rPr>
+      </w:pPr>
+      <w:r>
+        <w:rPr>
+          <w:rFonts w:cs="Times New Roman"/>
+          <w:color w:val="0A0A0A"/>
+          <w:w w:val="105"/>
+        </w:rPr>
+        <w:t>The Content-Based and Collaborative scores are combined into one final score:</w:t>
+      </w:r>
+    </w:p>
+    <w:p>
+      <w:pPr>
+        <w:pBdr>
+          <w:top w:val="single" w:sz="4" w:space="1" w:color="auto"/>
+          <w:left w:val="single" w:sz="4" w:space="4" w:color="auto"/>
+          <w:bottom w:val="single" w:sz="4" w:space="1" w:color="auto"/>
+          <w:right w:val="single" w:sz="4" w:space="4" w:color="auto"/>
+        </w:pBdr>
+        <w:rPr>
+          <w:rFonts w:asciiTheme="minorHAnsi" w:hAnsiTheme="minorHAnsi" w:cstheme="minorHAnsi"/>
+          <w:color w:val="0A0A0A"/>
+          <w:w w:val="105"/>
+        </w:rPr>
+      </w:pPr>
+      <w:proofErr w:type="spellStart"/>
+      <m:oMathPara>
+        <m:oMath>
+          <m:r>
+            <m:rPr>
+              <m:nor/>
+            </m:rPr>
+            <w:rPr>
+              <w:rFonts w:asciiTheme="minorHAnsi" w:hAnsiTheme="minorHAnsi" w:cstheme="minorHAnsi"/>
+              <w:color w:val="0A0A0A"/>
+              <w:w w:val="105"/>
+            </w:rPr>
+            <m:t>FinalScore</m:t>
+          </m:r>
+          <w:proofErr w:type="spellEnd"/>
+          <m:d>
+            <m:dPr>
+              <m:ctrlPr>
+                <w:rPr>
+                  <w:rFonts w:ascii="Cambria Math" w:hAnsi="Cambria Math" w:cstheme="minorHAnsi"/>
+                  <w:i/>
+                  <w:color w:val="0A0A0A"/>
+                  <w:w w:val="105"/>
+                </w:rPr>
+              </m:ctrlPr>
+            </m:dPr>
+            <m:e>
+              <m:r>
+                <m:rPr>
+                  <m:nor/>
+                </m:rPr>
+                <w:rPr>
+                  <w:rFonts w:asciiTheme="minorHAnsi" w:hAnsiTheme="minorHAnsi" w:cstheme="minorHAnsi"/>
+                  <w:color w:val="0A0A0A"/>
+                  <w:w w:val="105"/>
+                </w:rPr>
+                <m:t>u, p</m:t>
+              </m:r>
+            </m:e>
+          </m:d>
+          <m:r>
+            <m:rPr>
+              <m:nor/>
+            </m:rPr>
+            <w:rPr>
+              <w:rFonts w:asciiTheme="minorHAnsi" w:hAnsiTheme="minorHAnsi" w:cstheme="minorHAnsi"/>
+              <w:color w:val="0A0A0A"/>
+              <w:w w:val="105"/>
+            </w:rPr>
+            <m:t xml:space="preserve">= </m:t>
+          </m:r>
+          <m:r>
+            <m:rPr>
+              <m:nor/>
+            </m:rPr>
+            <w:rPr>
+              <w:rFonts w:asciiTheme="minorHAnsi" w:hAnsiTheme="minorHAnsi" w:cstheme="minorHAnsi"/>
+              <w:b/>
+              <w:bCs/>
+              <w:color w:val="0A0A0A"/>
+              <w:w w:val="105"/>
+            </w:rPr>
+            <m:t>α</m:t>
+          </m:r>
+          <m:r>
+            <m:rPr>
+              <m:nor/>
+            </m:rPr>
+            <w:rPr>
+              <w:rFonts w:ascii="Cambria Math" w:hAnsi="Cambria Math" w:cs="Cambria Math"/>
+              <w:color w:val="0A0A0A"/>
+              <w:w w:val="105"/>
+            </w:rPr>
+            <m:t>⋅</m:t>
+          </m:r>
+          <w:proofErr w:type="spellStart"/>
+          <m:r>
+            <m:rPr>
+              <m:nor/>
+            </m:rPr>
+            <w:rPr>
+              <w:rFonts w:asciiTheme="minorHAnsi" w:hAnsiTheme="minorHAnsi" w:cstheme="minorHAnsi"/>
+              <w:color w:val="0A0A0A"/>
+              <w:w w:val="105"/>
+            </w:rPr>
+            <m:t>ContentScore</m:t>
+          </m:r>
+          <w:proofErr w:type="spellEnd"/>
+          <m:d>
+            <m:dPr>
+              <m:ctrlPr>
+                <w:rPr>
+                  <w:rFonts w:ascii="Cambria Math" w:hAnsi="Cambria Math" w:cstheme="minorHAnsi"/>
+                  <w:i/>
+                  <w:color w:val="0A0A0A"/>
+                  <w:w w:val="105"/>
+                </w:rPr>
+              </m:ctrlPr>
+            </m:dPr>
+            <m:e>
+              <m:r>
+                <m:rPr>
+                  <m:nor/>
+                </m:rPr>
+                <w:rPr>
+                  <w:rFonts w:asciiTheme="minorHAnsi" w:hAnsiTheme="minorHAnsi" w:cstheme="minorHAnsi"/>
+                  <w:color w:val="0A0A0A"/>
+                  <w:w w:val="105"/>
+                </w:rPr>
+                <m:t>u, p</m:t>
+              </m:r>
+            </m:e>
+          </m:d>
+          <m:r>
+            <m:rPr>
+              <m:nor/>
+            </m:rPr>
+            <w:rPr>
+              <w:rFonts w:asciiTheme="minorHAnsi" w:hAnsiTheme="minorHAnsi" w:cstheme="minorHAnsi"/>
+              <w:color w:val="0A0A0A"/>
+              <w:w w:val="105"/>
+            </w:rPr>
+            <m:t xml:space="preserve">+ </m:t>
+          </m:r>
+          <m:r>
+            <m:rPr>
+              <m:nor/>
+            </m:rPr>
+            <w:rPr>
+              <w:rFonts w:asciiTheme="minorHAnsi" w:hAnsiTheme="minorHAnsi" w:cstheme="minorHAnsi"/>
+              <w:b/>
+              <w:bCs/>
+              <w:color w:val="0A0A0A"/>
+              <w:w w:val="105"/>
+            </w:rPr>
+            <m:t>β</m:t>
+          </m:r>
+          <m:r>
+            <m:rPr>
+              <m:nor/>
+            </m:rPr>
+            <w:rPr>
+              <w:rFonts w:ascii="Cambria Math" w:hAnsi="Cambria Math" w:cs="Cambria Math"/>
+              <w:color w:val="0A0A0A"/>
+              <w:w w:val="105"/>
+            </w:rPr>
+            <m:t>⋅</m:t>
+          </m:r>
+          <w:proofErr w:type="spellStart"/>
+          <m:r>
+            <m:rPr>
+              <m:nor/>
+            </m:rPr>
+            <w:rPr>
+              <w:rFonts w:asciiTheme="minorHAnsi" w:hAnsiTheme="minorHAnsi" w:cstheme="minorHAnsi"/>
+              <w:color w:val="0A0A0A"/>
+              <w:w w:val="105"/>
+            </w:rPr>
+            <m:t>CollaborativeScore</m:t>
+          </m:r>
+          <w:proofErr w:type="spellEnd"/>
+          <m:d>
+            <m:dPr>
+              <m:ctrlPr>
+                <w:rPr>
+                  <w:rFonts w:ascii="Cambria Math" w:hAnsi="Cambria Math" w:cstheme="minorHAnsi"/>
+                  <w:i/>
+                  <w:color w:val="0A0A0A"/>
+                  <w:w w:val="105"/>
+                </w:rPr>
+              </m:ctrlPr>
+            </m:dPr>
+            <m:e>
+              <m:r>
+                <m:rPr>
+                  <m:nor/>
+                </m:rPr>
+                <w:rPr>
+                  <w:rFonts w:asciiTheme="minorHAnsi" w:hAnsiTheme="minorHAnsi" w:cstheme="minorHAnsi"/>
+                  <w:color w:val="0A0A0A"/>
+                  <w:w w:val="105"/>
+                </w:rPr>
+                <m:t>u, p</m:t>
+              </m:r>
+            </m:e>
+          </m:d>
+          <m:r>
+            <m:rPr>
+              <m:nor/>
+            </m:rPr>
+            <w:rPr>
+              <w:rFonts w:asciiTheme="minorHAnsi" w:hAnsiTheme="minorHAnsi" w:cstheme="minorHAnsi"/>
+              <w:color w:val="0A0A0A"/>
+              <w:w w:val="105"/>
+            </w:rPr>
+            <m:t xml:space="preserve">    </m:t>
+          </m:r>
+        </m:oMath>
+      </m:oMathPara>
+    </w:p>
+    <w:p>
+      <w:pPr>
+        <w:rPr>
+          <w:rFonts w:cs="Times New Roman"/>
+          <w:color w:val="0A0A0A"/>
+          <w:w w:val="105"/>
+        </w:rPr>
+      </w:pPr>
+      <w:r>
+        <w:rPr>
+          <w:rFonts w:cs="Times New Roman"/>
+          <w:color w:val="0A0A0A"/>
+          <w:w w:val="105"/>
+        </w:rPr>
+        <w:t>Where:</w:t>
+      </w:r>
+    </w:p>
+    <w:p>
+      <w:pPr>
+        <w:rPr>
+          <w:rFonts w:cs="Times New Roman"/>
+          <w:color w:val="0A0A0A"/>
+          <w:w w:val="105"/>
+        </w:rPr>
+      </w:pPr>
+      <m:oMath>
+        <m:r>
+          <m:rPr>
+            <m:sty m:val="bi"/>
+          </m:rPr>
+          <w:rPr>
+            <w:rFonts w:ascii="Cambria Math" w:hAnsi="Cambria Math" w:cs="Times New Roman"/>
+            <w:color w:val="0A0A0A"/>
+            <w:w w:val="105"/>
+          </w:rPr>
+          <m:t>α</m:t>
+        </m:r>
+      </m:oMath>
+      <w:r>
+        <w:rPr>
+          <w:rFonts w:cs="Times New Roman"/>
+          <w:b/>
+          <w:bCs/>
+          <w:color w:val="0A0A0A"/>
+          <w:w w:val="105"/>
+        </w:rPr>
+        <w:t xml:space="preserve"> </w:t>
+      </w:r>
+      <w:r>
+        <w:rPr>
+          <w:rFonts w:cs="Times New Roman"/>
+          <w:color w:val="0A0A0A"/>
+          <w:w w:val="105"/>
+        </w:rPr>
+        <w:t>= weight given to Content-Based Filtering</w:t>
+      </w:r>
+    </w:p>
+    <w:p>
+      <w:pPr>
+        <w:rPr>
+          <w:rFonts w:cs="Times New Roman"/>
+          <w:color w:val="0A0A0A"/>
+          <w:w w:val="105"/>
+        </w:rPr>
+      </w:pPr>
+      <m:oMath>
+        <m:r>
+          <m:rPr>
+            <m:sty m:val="bi"/>
+          </m:rPr>
+          <w:rPr>
+            <w:rFonts w:ascii="Cambria Math" w:hAnsi="Cambria Math" w:cs="Times New Roman"/>
+            <w:color w:val="0A0A0A"/>
+            <w:w w:val="105"/>
+          </w:rPr>
+          <m:t>β</m:t>
+        </m:r>
+      </m:oMath>
+      <w:r>
+        <w:rPr>
+          <w:rFonts w:cs="Times New Roman"/>
+          <w:b/>
+          <w:bCs/>
+          <w:color w:val="0A0A0A"/>
+          <w:w w:val="105"/>
+        </w:rPr>
+        <w:t xml:space="preserve"> </w:t>
+      </w:r>
+      <w:r>
+        <w:rPr>
+          <w:rFonts w:cs="Times New Roman"/>
+          <w:color w:val="0A0A0A"/>
+          <w:w w:val="105"/>
+        </w:rPr>
+        <w:t>= weight given to Collaborative Filtering</w:t>
+      </w:r>
+    </w:p>
+    <w:p>
+      <w:pPr>
+        <w:rPr>
+          <w:rFonts w:cs="Times New Roman"/>
+          <w:color w:val="0A0A0A"/>
+          <w:w w:val="105"/>
+        </w:rPr>
+      </w:pPr>
+      <m:oMath>
+        <m:r>
+          <w:rPr>
+            <w:rFonts w:ascii="Cambria Math" w:hAnsi="Cambria Math" w:cs="Times New Roman"/>
+            <w:color w:val="0A0A0A"/>
+            <w:w w:val="105"/>
+          </w:rPr>
+          <m:t>α</m:t>
+        </m:r>
+      </m:oMath>
+      <w:r>
+        <w:rPr>
+          <w:rFonts w:cs="Times New Roman"/>
+          <w:b/>
+          <w:bCs/>
+          <w:color w:val="0A0A0A"/>
+          <w:w w:val="105"/>
+        </w:rPr>
+        <w:t xml:space="preserve"> </w:t>
+      </w:r>
+      <w:r>
+        <w:rPr>
+          <w:rFonts w:cs="Times New Roman"/>
+          <w:b/>
+          <w:bCs/>
+          <w:color w:val="0A0A0A"/>
+          <w:w w:val="105"/>
+        </w:rPr>
+        <w:t xml:space="preserve">+ </w:t>
+      </w:r>
+      <m:oMath>
+        <m:r>
+          <w:rPr>
+            <w:rFonts w:ascii="Cambria Math" w:hAnsi="Cambria Math" w:cs="Times New Roman"/>
+            <w:color w:val="0A0A0A"/>
+            <w:w w:val="105"/>
+          </w:rPr>
+          <m:t>β</m:t>
+        </m:r>
+      </m:oMath>
+      <w:r>
+        <w:rPr>
+          <w:rFonts w:cs="Times New Roman"/>
+          <w:color w:val="0A0A0A"/>
+          <w:w w:val="105"/>
+        </w:rPr>
+        <w:t xml:space="preserve"> </w:t>
+      </w:r>
+      <w:r>
+        <w:rPr>
+          <w:rFonts w:cs="Times New Roman"/>
+          <w:color w:val="0A0A0A"/>
+          <w:w w:val="105"/>
+        </w:rPr>
+        <w:t>= 1</w:t>
+      </w:r>
+    </w:p>
+    <w:p>
+      <w:pPr>
+        <w:rPr>
+          <w:rFonts w:cs="Times New Roman"/>
+          <w:color w:val="0A0A0A"/>
+          <w:w w:val="105"/>
+        </w:rPr>
+      </w:pPr>
+      <w:r>
+        <w:rPr>
+          <w:rFonts w:cs="Times New Roman"/>
+          <w:color w:val="0A0A0A"/>
+          <w:w w:val="105"/>
+        </w:rPr>
+        <w:t>For example, the system may use alpha = 0.5 and beta = 0.5, giving equal weight to both methods, depending on configuration.</w:t>
+      </w:r>
+    </w:p>
+    <w:p>
+      <w:pPr>
+        <w:rPr>
+          <w:rFonts w:cs="Times New Roman"/>
+          <w:b/>
+          <w:bCs/>
+          <w:color w:val="0A0A0A"/>
+          <w:w w:val="105"/>
+        </w:rPr>
+      </w:pPr>
+      <w:r>
+        <w:rPr>
+          <w:rFonts w:cs="Times New Roman"/>
+          <w:b/>
+          <w:bCs/>
+          <w:color w:val="0A0A0A"/>
+          <w:w w:val="105"/>
+        </w:rPr>
+        <w:t>7. Rank products</w:t>
+      </w:r>
+    </w:p>
+    <w:p>
+      <w:pPr>
+        <w:rPr>
+          <w:rFonts w:cs="Times New Roman"/>
+          <w:color w:val="0A0A0A"/>
+          <w:w w:val="105"/>
+        </w:rPr>
+      </w:pPr>
+      <w:r>
+        <w:rPr>
+          <w:rFonts w:cs="Times New Roman"/>
+          <w:color w:val="0A0A0A"/>
+          <w:w w:val="105"/>
+        </w:rPr>
+        <w:t>All candidate products are sorted by their final score:</w:t>
+      </w:r>
+    </w:p>
+    <w:p>
+      <w:pPr>
+        <w:rPr>
+          <w:rFonts w:cs="Times New Roman"/>
+          <w:color w:val="0A0A0A"/>
+          <w:w w:val="105"/>
+        </w:rPr>
+      </w:pPr>
+      <w:proofErr w:type="spellStart"/>
+      <w:r>
+        <w:rPr>
+          <w:rFonts w:cs="Times New Roman"/>
+          <w:color w:val="0A0A0A"/>
+          <w:w w:val="105"/>
+        </w:rPr>
+        <w:t>RecommendedProducts</w:t>
+      </w:r>
+      <w:proofErr w:type="spellEnd"/>
+      <w:r>
+        <w:rPr>
+          <w:rFonts w:cs="Times New Roman"/>
+          <w:color w:val="0A0A0A"/>
+          <w:w w:val="105"/>
+        </w:rPr>
+        <w:t xml:space="preserve"> = </w:t>
+      </w:r>
+      <w:proofErr w:type="gramStart"/>
+      <w:r>
+        <w:rPr>
+          <w:rFonts w:cs="Times New Roman"/>
+          <w:color w:val="0A0A0A"/>
+          <w:w w:val="105"/>
+        </w:rPr>
+        <w:t>Sort(</w:t>
+      </w:r>
+      <w:proofErr w:type="gramEnd"/>
+      <w:r>
+        <w:rPr>
+          <w:rFonts w:cs="Times New Roman"/>
+          <w:color w:val="0A0A0A"/>
+          <w:w w:val="105"/>
+        </w:rPr>
+        <w:t xml:space="preserve">Products, by </w:t>
+      </w:r>
+      <w:proofErr w:type="spellStart"/>
+      <w:r>
+        <w:rPr>
+          <w:rFonts w:cs="Times New Roman"/>
+          <w:color w:val="0A0A0A"/>
+          <w:w w:val="105"/>
+        </w:rPr>
+        <w:t>FinalScore</w:t>
+      </w:r>
+      <w:proofErr w:type="spellEnd"/>
+      <w:r>
+        <w:rPr>
+          <w:rFonts w:cs="Times New Roman"/>
+          <w:color w:val="0A0A0A"/>
+          <w:w w:val="105"/>
+        </w:rPr>
+        <w:t xml:space="preserve"> descending)</w:t>
+      </w:r>
+    </w:p>
+    <w:p>
+      <w:pPr>
+        <w:rPr>
+          <w:rFonts w:cs="Times New Roman"/>
+          <w:b/>
+          <w:bCs/>
+          <w:color w:val="0A0A0A"/>
+          <w:w w:val="105"/>
+        </w:rPr>
+      </w:pPr>
+      <w:r>
+        <w:rPr>
+          <w:rFonts w:cs="Times New Roman"/>
+          <w:b/>
+          <w:bCs/>
+          <w:color w:val="0A0A0A"/>
+          <w:w w:val="105"/>
+        </w:rPr>
+        <w:t>8. Display recommendations</w:t>
+      </w:r>
+    </w:p>
+    <w:p>
+      <w:pPr>
+        <w:rPr>
+          <w:rFonts w:cs="Times New Roman"/>
+          <w:color w:val="0A0A0A"/>
+          <w:w w:val="105"/>
+        </w:rPr>
+      </w:pPr>
+      <w:r>
+        <w:rPr>
+          <w:rFonts w:cs="Times New Roman"/>
+          <w:color w:val="0A0A0A"/>
+          <w:w w:val="105"/>
+        </w:rPr>
+        <w:t>The highest-ranked products are shown to the customer as personalized recommendations.</w:t>
+      </w:r>
+    </w:p>
+    <w:p>
+      <w:pPr>
+        <w:rPr>
+          <w:rFonts w:cs="Times New Roman"/>
+          <w:b/>
+          <w:bCs/>
+          <w:color w:val="0A0A0A"/>
+          <w:w w:val="105"/>
+        </w:rPr>
+      </w:pPr>
+      <w:r>
+        <w:rPr>
+          <w:rFonts w:cs="Times New Roman"/>
+          <w:b/>
+          <w:bCs/>
+          <w:color w:val="0A0A0A"/>
+          <w:w w:val="105"/>
+        </w:rPr>
+        <w:t>Cosine Similarity</w:t>
+      </w:r>
+    </w:p>
+    <w:p>
+      <w:pPr>
+        <w:rPr>
+          <w:rFonts w:cs="Times New Roman"/>
+          <w:color w:val="0A0A0A"/>
+          <w:w w:val="105"/>
+        </w:rPr>
+      </w:pPr>
+      <w:r>
+        <w:rPr>
+          <w:rFonts w:cs="Times New Roman"/>
+          <w:color w:val="0A0A0A"/>
+          <w:w w:val="105"/>
+        </w:rPr>
+        <w:t xml:space="preserve">Both </w:t>
+      </w:r>
+      <w:proofErr w:type="spellStart"/>
+      <w:r>
+        <w:rPr>
+          <w:rFonts w:cs="Times New Roman"/>
+          <w:color w:val="0A0A0A"/>
+          <w:w w:val="105"/>
+        </w:rPr>
+        <w:t>ContentScore</w:t>
+      </w:r>
+      <w:proofErr w:type="spellEnd"/>
+      <w:r>
+        <w:rPr>
+          <w:rFonts w:cs="Times New Roman"/>
+          <w:color w:val="0A0A0A"/>
+          <w:w w:val="105"/>
+        </w:rPr>
+        <w:t xml:space="preserve"> and </w:t>
+      </w:r>
+      <w:proofErr w:type="spellStart"/>
+      <w:r>
+        <w:rPr>
+          <w:rFonts w:cs="Times New Roman"/>
+          <w:color w:val="0A0A0A"/>
+          <w:w w:val="105"/>
+        </w:rPr>
         <w:t>CollaborativeScore</w:t>
       </w:r>
       <w:proofErr w:type="spellEnd"/>
       <w:r>
         <w:rPr>
           <w:rFonts w:cs="Times New Roman"/>
-          <w:b/>
-          <w:bCs/>
           <w:color w:val="0A0A0A"/>
           <w:w w:val="105"/>
         </w:rPr>
-        <w:t xml:space="preserve">(u, p) = Similarity(u, </w:t>
+        <w:t xml:space="preserve"> above depend on a Similarity(...) function, and that function is Cosine Similarity. It treats two things, whether customers or products, as vectors of numbers, and measures the angle between them.</w:t>
+      </w:r>
+    </w:p>
+    <w:p>
+      <w:pPr>
+        <w:pBdr>
+          <w:top w:val="single" w:sz="4" w:space="1" w:color="auto"/>
+          <w:left w:val="single" w:sz="4" w:space="4" w:color="auto"/>
+          <w:bottom w:val="single" w:sz="4" w:space="1" w:color="auto"/>
+          <w:right w:val="single" w:sz="4" w:space="4" w:color="auto"/>
+        </w:pBdr>
+        <w:rPr>
+          <w:rFonts w:asciiTheme="minorHAnsi" w:hAnsiTheme="minorHAnsi" w:cstheme="minorHAnsi"/>
+          <w:i/>
+          <w:color w:val="0A0A0A"/>
+          <w:w w:val="105"/>
+        </w:rPr>
+      </w:pPr>
+      <m:oMathPara>
+        <m:oMath>
+          <m:r>
+            <m:rPr>
+              <m:nor/>
+            </m:rPr>
+            <w:rPr>
+              <w:rFonts w:asciiTheme="minorHAnsi" w:hAnsiTheme="minorHAnsi" w:cstheme="minorHAnsi"/>
+              <w:color w:val="0A0A0A"/>
+              <w:w w:val="105"/>
+            </w:rPr>
+            <m:t>Cos</m:t>
+          </m:r>
+          <m:d>
+            <m:dPr>
+              <m:ctrlPr>
+                <w:rPr>
+                  <w:rFonts w:ascii="Cambria Math" w:hAnsi="Cambria Math" w:cstheme="minorHAnsi"/>
+                  <w:i/>
+                  <w:color w:val="0A0A0A"/>
+                  <w:w w:val="105"/>
+                </w:rPr>
+              </m:ctrlPr>
+            </m:dPr>
+            <m:e>
+              <m:r>
+                <m:rPr>
+                  <m:nor/>
+                </m:rPr>
+                <w:rPr>
+                  <w:rFonts w:asciiTheme="minorHAnsi" w:hAnsiTheme="minorHAnsi" w:cstheme="minorHAnsi"/>
+                  <w:color w:val="0A0A0A"/>
+                  <w:w w:val="105"/>
+                </w:rPr>
+                <m:t>θ</m:t>
+              </m:r>
+            </m:e>
+          </m:d>
+          <m:r>
+            <m:rPr>
+              <m:nor/>
+            </m:rPr>
+            <w:rPr>
+              <w:rFonts w:asciiTheme="minorHAnsi" w:hAnsiTheme="minorHAnsi" w:cstheme="minorHAnsi"/>
+              <w:color w:val="0A0A0A"/>
+              <w:w w:val="105"/>
+            </w:rPr>
+            <m:t xml:space="preserve"> =</m:t>
+          </m:r>
+          <m:f>
+            <m:fPr>
+              <m:ctrlPr>
+                <w:rPr>
+                  <w:rFonts w:ascii="Cambria Math" w:hAnsi="Cambria Math" w:cstheme="minorHAnsi"/>
+                  <w:i/>
+                  <w:color w:val="0A0A0A"/>
+                  <w:w w:val="105"/>
+                </w:rPr>
+              </m:ctrlPr>
+            </m:fPr>
+            <m:num>
+              <m:d>
+                <m:dPr>
+                  <m:ctrlPr>
+                    <w:rPr>
+                      <w:rFonts w:ascii="Cambria Math" w:hAnsi="Cambria Math" w:cstheme="minorHAnsi"/>
+                      <w:i/>
+                      <w:color w:val="0A0A0A"/>
+                      <w:w w:val="105"/>
+                    </w:rPr>
+                  </m:ctrlPr>
+                </m:dPr>
+                <m:e>
+                  <m:r>
+                    <m:rPr>
+                      <m:nor/>
+                    </m:rPr>
+                    <w:rPr>
+                      <w:rFonts w:asciiTheme="minorHAnsi" w:hAnsiTheme="minorHAnsi" w:cstheme="minorHAnsi"/>
+                      <w:color w:val="0A0A0A"/>
+                      <w:w w:val="105"/>
+                    </w:rPr>
+                    <m:t xml:space="preserve">A </m:t>
+                  </m:r>
+                  <m:r>
+                    <m:rPr>
+                      <m:nor/>
+                    </m:rPr>
+                    <w:rPr>
+                      <w:rFonts w:ascii="Cambria Math" w:hAnsi="Cambria Math" w:cs="Cambria Math"/>
+                      <w:color w:val="0A0A0A"/>
+                      <w:w w:val="105"/>
+                    </w:rPr>
+                    <m:t>⋅</m:t>
+                  </m:r>
+                  <m:r>
+                    <m:rPr>
+                      <m:nor/>
+                    </m:rPr>
+                    <w:rPr>
+                      <w:rFonts w:asciiTheme="minorHAnsi" w:hAnsiTheme="minorHAnsi" w:cstheme="minorHAnsi"/>
+                      <w:color w:val="0A0A0A"/>
+                      <w:w w:val="105"/>
+                    </w:rPr>
+                    <m:t>B</m:t>
+                  </m:r>
+                </m:e>
+              </m:d>
+            </m:num>
+            <m:den>
+              <m:d>
+                <m:dPr>
+                  <m:ctrlPr>
+                    <w:rPr>
+                      <w:rFonts w:ascii="Cambria Math" w:hAnsi="Cambria Math" w:cstheme="minorHAnsi"/>
+                      <w:i/>
+                      <w:color w:val="0A0A0A"/>
+                      <w:w w:val="105"/>
+                    </w:rPr>
+                  </m:ctrlPr>
+                </m:dPr>
+                <m:e>
+                  <m:d>
+                    <m:dPr>
+                      <m:begChr m:val="|"/>
+                      <m:endChr m:val="|"/>
+                      <m:ctrlPr>
+                        <w:rPr>
+                          <w:rFonts w:ascii="Cambria Math" w:hAnsi="Cambria Math" w:cstheme="minorHAnsi"/>
+                          <w:i/>
+                          <w:color w:val="0A0A0A"/>
+                          <w:w w:val="105"/>
+                        </w:rPr>
+                      </m:ctrlPr>
+                    </m:dPr>
+                    <m:e>
+                      <m:d>
+                        <m:dPr>
+                          <m:begChr m:val="|"/>
+                          <m:endChr m:val="|"/>
+                          <m:ctrlPr>
+                            <w:rPr>
+                              <w:rFonts w:ascii="Cambria Math" w:hAnsi="Cambria Math" w:cstheme="minorHAnsi"/>
+                              <w:i/>
+                              <w:color w:val="0A0A0A"/>
+                              <w:w w:val="105"/>
+                            </w:rPr>
+                          </m:ctrlPr>
+                        </m:dPr>
+                        <m:e>
+                          <m:r>
+                            <m:rPr>
+                              <m:nor/>
+                            </m:rPr>
+                            <w:rPr>
+                              <w:rFonts w:asciiTheme="minorHAnsi" w:hAnsiTheme="minorHAnsi" w:cstheme="minorHAnsi"/>
+                              <w:color w:val="0A0A0A"/>
+                              <w:w w:val="105"/>
+                            </w:rPr>
+                            <m:t>A</m:t>
+                          </m:r>
+                        </m:e>
+                      </m:d>
+                    </m:e>
+                  </m:d>
+                  <m:r>
+                    <m:rPr>
+                      <m:nor/>
+                    </m:rPr>
+                    <w:rPr>
+                      <w:rFonts w:asciiTheme="minorHAnsi" w:hAnsiTheme="minorHAnsi" w:cstheme="minorHAnsi"/>
+                      <w:color w:val="0A0A0A"/>
+                      <w:w w:val="105"/>
+                    </w:rPr>
+                    <m:t>×</m:t>
+                  </m:r>
+                  <m:d>
+                    <m:dPr>
+                      <m:begChr m:val="|"/>
+                      <m:endChr m:val="|"/>
+                      <m:ctrlPr>
+                        <w:rPr>
+                          <w:rFonts w:ascii="Cambria Math" w:hAnsi="Cambria Math" w:cstheme="minorHAnsi"/>
+                          <w:i/>
+                          <w:color w:val="0A0A0A"/>
+                          <w:w w:val="105"/>
+                        </w:rPr>
+                      </m:ctrlPr>
+                    </m:dPr>
+                    <m:e>
+                      <m:d>
+                        <m:dPr>
+                          <m:begChr m:val="|"/>
+                          <m:endChr m:val="|"/>
+                          <m:ctrlPr>
+                            <w:rPr>
+                              <w:rFonts w:ascii="Cambria Math" w:hAnsi="Cambria Math" w:cstheme="minorHAnsi"/>
+                              <w:i/>
+                              <w:color w:val="0A0A0A"/>
+                              <w:w w:val="105"/>
+                            </w:rPr>
+                          </m:ctrlPr>
+                        </m:dPr>
+                        <m:e>
+                          <m:r>
+                            <m:rPr>
+                              <m:nor/>
+                            </m:rPr>
+                            <w:rPr>
+                              <w:rFonts w:asciiTheme="minorHAnsi" w:hAnsiTheme="minorHAnsi" w:cstheme="minorHAnsi"/>
+                              <w:color w:val="0A0A0A"/>
+                              <w:w w:val="105"/>
+                            </w:rPr>
+                            <m:t>B</m:t>
+                          </m:r>
+                        </m:e>
+                      </m:d>
+                    </m:e>
+                  </m:d>
+                </m:e>
+              </m:d>
+            </m:den>
+          </m:f>
+        </m:oMath>
+      </m:oMathPara>
+    </w:p>
+    <w:p>
+      <w:pPr>
+        <w:rPr>
+          <w:rFonts w:cs="Times New Roman"/>
+          <w:color w:val="0A0A0A"/>
+          <w:w w:val="105"/>
+        </w:rPr>
+      </w:pPr>
+      <w:r>
+        <w:rPr>
+          <w:rFonts w:cs="Times New Roman"/>
+          <w:color w:val="0A0A0A"/>
+          <w:w w:val="105"/>
+        </w:rPr>
+        <w:lastRenderedPageBreak/>
+        <w:t xml:space="preserve">A and B are the two vectors being compared, </w:t>
+      </w:r>
+      <w:proofErr w:type="gramStart"/>
+      <w:r>
+        <w:rPr>
+          <w:rFonts w:cs="Times New Roman"/>
+          <w:color w:val="0A0A0A"/>
+          <w:w w:val="105"/>
+        </w:rPr>
+        <w:t>A .</w:t>
+      </w:r>
+      <w:proofErr w:type="gramEnd"/>
+      <w:r>
+        <w:rPr>
+          <w:rFonts w:cs="Times New Roman"/>
+          <w:color w:val="0A0A0A"/>
+          <w:w w:val="105"/>
+        </w:rPr>
+        <w:t xml:space="preserve"> B is their dot product, and ||A|| and ||B|| are their magnitudes. A result closer to 1 means high similarity, closer to 0 means little similarity.</w:t>
+      </w:r>
+    </w:p>
+    <w:p>
+      <w:pPr>
+        <w:rPr>
+          <w:rFonts w:cs="Times New Roman"/>
+          <w:color w:val="0A0A0A"/>
+          <w:w w:val="105"/>
+        </w:rPr>
+      </w:pPr>
+      <w:r>
+        <w:rPr>
+          <w:rFonts w:cs="Times New Roman"/>
+          <w:b/>
+          <w:bCs/>
+          <w:color w:val="0A0A0A"/>
+          <w:w w:val="105"/>
+        </w:rPr>
+        <w:t>Collaborative filtering example:</w:t>
+      </w:r>
+      <w:r>
+        <w:rPr>
+          <w:rFonts w:cs="Times New Roman"/>
+          <w:color w:val="0A0A0A"/>
+          <w:w w:val="105"/>
+        </w:rPr>
+        <w:t xml:space="preserve"> Customer A has bought a laptop, a mouse, and a keyboard, while Customer B has bought a laptop, a mouse, and a headset. Represented as vectors, their dot product is 2, with magnitudes of about 1.73 each, giving a cosine similarity of roughly 0.667. Since Customer B also owns a headset, it becomes a reasonable recommendation for Customer A.</w:t>
+      </w:r>
+    </w:p>
+    <w:p>
+      <w:pPr>
+        <w:rPr>
+          <w:rFonts w:cs="Times New Roman"/>
+          <w:color w:val="0A0A0A"/>
+          <w:w w:val="105"/>
+        </w:rPr>
+      </w:pPr>
+      <w:r>
+        <w:rPr>
+          <w:rFonts w:cs="Times New Roman"/>
+          <w:b/>
+          <w:bCs/>
+          <w:color w:val="0A0A0A"/>
+          <w:w w:val="105"/>
+        </w:rPr>
+        <w:t>Content-based filtering example:</w:t>
+      </w:r>
+      <w:r>
+        <w:rPr>
+          <w:rFonts w:cs="Times New Roman"/>
+          <w:color w:val="0A0A0A"/>
+          <w:w w:val="105"/>
+        </w:rPr>
+        <w:t xml:space="preserve"> </w:t>
+      </w:r>
+      <w:r>
+        <w:rPr>
+          <w:rFonts w:cs="Times New Roman"/>
+          <w:color w:val="0A0A0A"/>
+          <w:w w:val="105"/>
+        </w:rPr>
+        <w:t>A</w:t>
+      </w:r>
+      <w:r>
+        <w:rPr>
+          <w:rFonts w:cs="Times New Roman"/>
+          <w:color w:val="0A0A0A"/>
+          <w:w w:val="105"/>
+        </w:rPr>
+        <w:t xml:space="preserve"> customer who bought a gaming laptop in a certain brand and price range will get a high similarity score, and a recommendation, for a similar gaming laptop from a different brand in the same category and price range, without needing any other customer's data.</w:t>
+      </w:r>
+    </w:p>
+    <w:p>
+      <w:pPr>
+        <w:rPr>
+          <w:rFonts w:cs="Times New Roman"/>
+          <w:color w:val="0A0A0A"/>
+          <w:w w:val="105"/>
+        </w:rPr>
+      </w:pPr>
+      <w:r>
+        <w:rPr>
+          <w:rFonts w:cs="Times New Roman"/>
+          <w:color w:val="0A0A0A"/>
+          <w:w w:val="105"/>
+        </w:rPr>
+        <w:t xml:space="preserve">Taken together, the two worked examples above show the same mathematical formula doing two different jobs: in Collaborative Filtering, the vectors represent what customers have bought, so a high score means two people shop alike; in Content-Based Filtering, the vectors represent what a product is, so a high score means two products are alike. ByteStore's </w:t>
       </w:r>
       <w:proofErr w:type="spellStart"/>
       <w:r>
         <w:rPr>
           <w:rFonts w:cs="Times New Roman"/>
-          <w:b/>
-          <w:bCs/>
           <w:color w:val="0A0A0A"/>
           <w:w w:val="105"/>
         </w:rPr>
-        <w:t>similarCustomers</w:t>
+        <w:t>FinalScore</w:t>
       </w:r>
       <w:proofErr w:type="spellEnd"/>
       <w:r>
         <w:rPr>
           <w:rFonts w:cs="Times New Roman"/>
-          <w:b/>
-          <w:bCs/>
           <w:color w:val="0A0A0A"/>
           <w:w w:val="105"/>
         </w:rPr>
-        <w:t>) x Purchased(</w:t>
-      </w:r>
-      <w:proofErr w:type="spellStart"/>
-      <w:r>
-        <w:rPr>
-          <w:rFonts w:cs="Times New Roman"/>
-          <w:b/>
-          <w:bCs/>
+        <w:t xml:space="preserve"> combines both readings into one ranked list, so a recommendation can be justified either by "people like you bought this" or by "this is similar to what you already like," whichever signal is stronger for that particular customer.</w:t>
+      </w:r>
+      <w:r>
+        <w:rPr>
+          <w:rFonts w:cs="Times New Roman"/>
           <w:color w:val="0A0A0A"/>
           <w:w w:val="105"/>
         </w:rPr>
-        <w:t>similarCustomers</w:t>
-      </w:r>
-      <w:proofErr w:type="spellEnd"/>
-      <w:r>
-        <w:rPr>
-          <w:rFonts w:cs="Times New Roman"/>
-          <w:b/>
-          <w:bCs/>
-          <w:color w:val="0A0A0A"/>
-          <w:w w:val="105"/>
-        </w:rPr>
-        <w:t>, p)</w:t>
-      </w:r>
-    </w:p>
-    <w:p>
-      <w:pPr>
-        <w:rPr>
-          <w:rFonts w:cs="Times New Roman"/>
-          <w:color w:val="0A0A0A"/>
-          <w:w w:val="105"/>
-        </w:rPr>
-      </w:pPr>
-      <w:r>
-        <w:rPr>
-          <w:rFonts w:cs="Times New Roman"/>
-          <w:color w:val="0A0A0A"/>
-          <w:w w:val="105"/>
-        </w:rPr>
-        <w:t>This helps surface products that were bought by customers with similar purchase history, even if the target customer has never looked at that product before.</w:t>
-      </w:r>
-    </w:p>
-    <w:p>
-      <w:pPr>
-        <w:rPr>
-          <w:rFonts w:cs="Times New Roman"/>
-          <w:color w:val="0A0A0A"/>
-          <w:w w:val="105"/>
-        </w:rPr>
-      </w:pPr>
-      <w:r>
-        <w:rPr>
-          <w:rFonts w:cs="Times New Roman"/>
-          <w:color w:val="0A0A0A"/>
-          <w:w w:val="105"/>
-        </w:rPr>
-        <w:t>6. Calculate the final recommendation score</w:t>
-      </w:r>
-    </w:p>
-    <w:p>
-      <w:pPr>
-        <w:rPr>
-          <w:rFonts w:cs="Times New Roman"/>
-          <w:color w:val="0A0A0A"/>
-          <w:w w:val="105"/>
-        </w:rPr>
-      </w:pPr>
-      <w:r>
-        <w:rPr>
-          <w:rFonts w:cs="Times New Roman"/>
-          <w:color w:val="0A0A0A"/>
-          <w:w w:val="105"/>
-        </w:rPr>
-        <w:t>The Content-Based and Collaborative scores are combined into one final score:</w:t>
-      </w:r>
-    </w:p>
-    <w:p>
-      <w:pPr>
-        <w:rPr>
-          <w:rFonts w:cs="Times New Roman"/>
-          <w:b/>
-          <w:bCs/>
-          <w:color w:val="0A0A0A"/>
-          <w:w w:val="105"/>
-        </w:rPr>
-      </w:pPr>
-      <w:proofErr w:type="spellStart"/>
-      <w:r>
-        <w:rPr>
-          <w:rFonts w:cs="Times New Roman"/>
-          <w:b/>
-          <w:bCs/>
-          <w:color w:val="0A0A0A"/>
-          <w:w w:val="105"/>
-        </w:rPr>
-        <w:t>FinalScore</w:t>
-      </w:r>
-      <w:proofErr w:type="spellEnd"/>
-      <w:r>
-        <w:rPr>
-          <w:rFonts w:cs="Times New Roman"/>
-          <w:b/>
-          <w:bCs/>
-          <w:color w:val="0A0A0A"/>
-          <w:w w:val="105"/>
-        </w:rPr>
-        <w:t xml:space="preserve">(u, p) = (alpha x </w:t>
-      </w:r>
-      <w:proofErr w:type="spellStart"/>
-      <w:r>
-        <w:rPr>
-          <w:rFonts w:cs="Times New Roman"/>
-          <w:b/>
-          <w:bCs/>
-          <w:color w:val="0A0A0A"/>
-          <w:w w:val="105"/>
-        </w:rPr>
-        <w:t>ContentScore</w:t>
-      </w:r>
-      <w:proofErr w:type="spellEnd"/>
-      <w:r>
-        <w:rPr>
-          <w:rFonts w:cs="Times New Roman"/>
-          <w:b/>
-          <w:bCs/>
-          <w:color w:val="0A0A0A"/>
-          <w:w w:val="105"/>
-        </w:rPr>
-        <w:t xml:space="preserve">(u, p)) + (beta x </w:t>
-      </w:r>
-      <w:proofErr w:type="spellStart"/>
-      <w:r>
-        <w:rPr>
-          <w:rFonts w:cs="Times New Roman"/>
-          <w:b/>
-          <w:bCs/>
-          <w:color w:val="0A0A0A"/>
-          <w:w w:val="105"/>
-        </w:rPr>
-        <w:t>CollaborativeScore</w:t>
-      </w:r>
-      <w:proofErr w:type="spellEnd"/>
-      <w:r>
-        <w:rPr>
-          <w:rFonts w:cs="Times New Roman"/>
-          <w:b/>
-          <w:bCs/>
-          <w:color w:val="0A0A0A"/>
-          <w:w w:val="105"/>
-        </w:rPr>
-        <w:t>(u, p))</w:t>
-      </w:r>
-    </w:p>
-    <w:p>
-      <w:pPr>
-        <w:rPr>
-          <w:rFonts w:cs="Times New Roman"/>
-          <w:color w:val="0A0A0A"/>
-          <w:w w:val="105"/>
-        </w:rPr>
-      </w:pPr>
-      <w:r>
-        <w:rPr>
-          <w:rFonts w:cs="Times New Roman"/>
-          <w:color w:val="0A0A0A"/>
-          <w:w w:val="105"/>
-        </w:rPr>
-        <w:t>Where:</w:t>
-      </w:r>
-    </w:p>
-    <w:p>
-      <w:pPr>
-        <w:rPr>
-          <w:rFonts w:cs="Times New Roman"/>
-          <w:color w:val="0A0A0A"/>
-          <w:w w:val="105"/>
-        </w:rPr>
-      </w:pPr>
-      <w:r>
-        <w:rPr>
-          <w:rFonts w:cs="Times New Roman"/>
-          <w:b/>
-          <w:bCs/>
-          <w:color w:val="0A0A0A"/>
-          <w:w w:val="105"/>
-        </w:rPr>
-        <w:t>alpha</w:t>
-      </w:r>
-      <w:r>
-        <w:rPr>
-          <w:rFonts w:cs="Times New Roman"/>
-          <w:color w:val="0A0A0A"/>
-          <w:w w:val="105"/>
-        </w:rPr>
-        <w:t xml:space="preserve"> = weight given to Content-Based Filtering</w:t>
-      </w:r>
-    </w:p>
-    <w:p>
-      <w:pPr>
-        <w:rPr>
-          <w:rFonts w:cs="Times New Roman"/>
-          <w:color w:val="0A0A0A"/>
-          <w:w w:val="105"/>
-        </w:rPr>
-      </w:pPr>
-      <w:r>
-        <w:rPr>
-          <w:rFonts w:cs="Times New Roman"/>
-          <w:b/>
-          <w:bCs/>
-          <w:color w:val="0A0A0A"/>
-          <w:w w:val="105"/>
-        </w:rPr>
-        <w:t>beta</w:t>
-      </w:r>
-      <w:r>
-        <w:rPr>
-          <w:rFonts w:cs="Times New Roman"/>
-          <w:color w:val="0A0A0A"/>
-          <w:w w:val="105"/>
-        </w:rPr>
-        <w:t xml:space="preserve"> = weight given to Collaborative Filtering</w:t>
-      </w:r>
-    </w:p>
-    <w:p>
-      <w:pPr>
-        <w:rPr>
-          <w:rFonts w:cs="Times New Roman"/>
-          <w:color w:val="0A0A0A"/>
-          <w:w w:val="105"/>
-        </w:rPr>
-      </w:pPr>
-      <w:r>
-        <w:rPr>
-          <w:rFonts w:cs="Times New Roman"/>
-          <w:b/>
-          <w:bCs/>
-          <w:color w:val="0A0A0A"/>
-          <w:w w:val="105"/>
-        </w:rPr>
-        <w:t>alpha + beta</w:t>
-      </w:r>
-      <w:r>
-        <w:rPr>
-          <w:rFonts w:cs="Times New Roman"/>
-          <w:color w:val="0A0A0A"/>
-          <w:w w:val="105"/>
-        </w:rPr>
-        <w:t xml:space="preserve"> = 1</w:t>
-      </w:r>
-    </w:p>
-    <w:p>
-      <w:pPr>
-        <w:rPr>
-          <w:rFonts w:cs="Times New Roman"/>
-          <w:color w:val="0A0A0A"/>
-          <w:w w:val="105"/>
-        </w:rPr>
-      </w:pPr>
-      <w:r>
-        <w:rPr>
-          <w:rFonts w:cs="Times New Roman"/>
-          <w:color w:val="0A0A0A"/>
-          <w:w w:val="105"/>
-        </w:rPr>
-        <w:t>For example, the system may use alpha = 0.5 and beta = 0.5, giving equal weight to both methods, depending on configuration.</w:t>
-      </w:r>
-    </w:p>
-    <w:p>
-      <w:pPr>
-        <w:rPr>
-          <w:rFonts w:cs="Times New Roman"/>
-          <w:color w:val="0A0A0A"/>
-          <w:w w:val="105"/>
-        </w:rPr>
-      </w:pPr>
-      <w:r>
-        <w:rPr>
-          <w:rFonts w:cs="Times New Roman"/>
-          <w:color w:val="0A0A0A"/>
-          <w:w w:val="105"/>
-        </w:rPr>
-        <w:t>7. Rank products</w:t>
-      </w:r>
-    </w:p>
-    <w:p>
-      <w:pPr>
-        <w:rPr>
-          <w:rFonts w:cs="Times New Roman"/>
-          <w:color w:val="0A0A0A"/>
-          <w:w w:val="105"/>
-        </w:rPr>
-      </w:pPr>
-      <w:r>
-        <w:rPr>
-          <w:rFonts w:cs="Times New Roman"/>
-          <w:color w:val="0A0A0A"/>
-          <w:w w:val="105"/>
-        </w:rPr>
-        <w:t>All candidate products are sorted by their final score:</w:t>
-      </w:r>
-    </w:p>
-    <w:p>
-      <w:pPr>
-        <w:rPr>
-          <w:rFonts w:cs="Times New Roman"/>
-          <w:color w:val="0A0A0A"/>
-          <w:w w:val="105"/>
-        </w:rPr>
-      </w:pPr>
-      <w:proofErr w:type="spellStart"/>
-      <w:r>
-        <w:rPr>
-          <w:rFonts w:cs="Times New Roman"/>
-          <w:color w:val="0A0A0A"/>
-          <w:w w:val="105"/>
-        </w:rPr>
-        <w:t>RecommendedProducts</w:t>
-      </w:r>
-      <w:proofErr w:type="spellEnd"/>
-      <w:r>
-        <w:rPr>
-          <w:rFonts w:cs="Times New Roman"/>
-          <w:color w:val="0A0A0A"/>
-          <w:w w:val="105"/>
-        </w:rPr>
-        <w:t xml:space="preserve"> = Sort(Products, by </w:t>
-      </w:r>
-      <w:proofErr w:type="spellStart"/>
-      <w:r>
-        <w:rPr>
-          <w:rFonts w:cs="Times New Roman"/>
-          <w:color w:val="0A0A0A"/>
-          <w:w w:val="105"/>
-        </w:rPr>
-        <w:t>FinalScore</w:t>
-      </w:r>
-      <w:proofErr w:type="spellEnd"/>
-      <w:r>
-        <w:rPr>
-          <w:rFonts w:cs="Times New Roman"/>
-          <w:color w:val="0A0A0A"/>
-          <w:w w:val="105"/>
-        </w:rPr>
-        <w:t xml:space="preserve"> descending)</w:t>
-      </w:r>
-    </w:p>
-    <w:p>
-      <w:pPr>
-        <w:rPr>
-          <w:rFonts w:cs="Times New Roman"/>
-          <w:color w:val="0A0A0A"/>
-          <w:w w:val="105"/>
-        </w:rPr>
-      </w:pPr>
-      <w:r>
-        <w:rPr>
-          <w:rFonts w:cs="Times New Roman"/>
-          <w:color w:val="0A0A0A"/>
-          <w:w w:val="105"/>
-        </w:rPr>
-        <w:t>8. Display recommendations</w:t>
-      </w:r>
-    </w:p>
-    <w:p>
-      <w:pPr>
-        <w:rPr>
-          <w:rFonts w:cs="Times New Roman"/>
-          <w:color w:val="0A0A0A"/>
-          <w:w w:val="105"/>
-        </w:rPr>
-      </w:pPr>
-      <w:r>
-        <w:rPr>
-          <w:rFonts w:cs="Times New Roman"/>
-          <w:color w:val="0A0A0A"/>
-          <w:w w:val="105"/>
-        </w:rPr>
-        <w:t>The highest-ranked products are shown to the customer as personalized recommendations.</w:t>
-      </w:r>
-    </w:p>
-    <w:p>
-      <w:pPr>
-        <w:rPr>
-          <w:rFonts w:cs="Times New Roman"/>
-          <w:color w:val="0A0A0A"/>
-          <w:w w:val="105"/>
-        </w:rPr>
-      </w:pPr>
-      <w:commentRangeStart w:id="42"/>
-      <w:r>
-        <w:rPr>
-          <w:rFonts w:cs="Times New Roman"/>
-          <w:color w:val="0A0A0A"/>
-          <w:w w:val="105"/>
-        </w:rPr>
-        <w:t>Overall Algorithm Flow</w:t>
-      </w:r>
-    </w:p>
-    <w:p>
-      <w:pPr>
-        <w:rPr>
-          <w:rFonts w:cs="Times New Roman"/>
-          <w:color w:val="0A0A0A"/>
-          <w:w w:val="105"/>
-        </w:rPr>
-      </w:pPr>
-      <w:r>
-        <w:rPr>
-          <w:rFonts w:cs="Times New Roman"/>
-          <w:color w:val="0A0A0A"/>
-          <w:w w:val="105"/>
-        </w:rPr>
-        <w:t>Customer purchase history -&gt; Collaborative Filtering</w:t>
-      </w:r>
-    </w:p>
-    <w:p>
-      <w:pPr>
-        <w:rPr>
-          <w:rFonts w:cs="Times New Roman"/>
-          <w:color w:val="0A0A0A"/>
-          <w:w w:val="105"/>
-        </w:rPr>
-      </w:pPr>
-      <w:r>
-        <w:rPr>
-          <w:rFonts w:cs="Times New Roman"/>
-          <w:color w:val="0A0A0A"/>
-          <w:w w:val="105"/>
-        </w:rPr>
-        <w:t>Product attributes -&gt; Content-Based Filtering</w:t>
-      </w:r>
-    </w:p>
-    <w:p>
-      <w:pPr>
-        <w:rPr>
-          <w:rFonts w:cs="Times New Roman"/>
-          <w:color w:val="0A0A0A"/>
-          <w:w w:val="105"/>
-        </w:rPr>
-      </w:pPr>
-      <w:r>
-        <w:rPr>
-          <w:rFonts w:cs="Times New Roman"/>
-          <w:color w:val="0A0A0A"/>
-          <w:w w:val="105"/>
-        </w:rPr>
-        <w:t>down</w:t>
-      </w:r>
-    </w:p>
-    <w:p>
-      <w:pPr>
-        <w:rPr>
-          <w:rFonts w:cs="Times New Roman"/>
-          <w:color w:val="0A0A0A"/>
-          <w:w w:val="105"/>
-        </w:rPr>
-      </w:pPr>
-      <w:r>
-        <w:rPr>
-          <w:rFonts w:cs="Times New Roman"/>
-          <w:color w:val="0A0A0A"/>
-          <w:w w:val="105"/>
-        </w:rPr>
-        <w:t>Combine recommendation scores (alpha, beta weights)</w:t>
-      </w:r>
-    </w:p>
-    <w:p>
-      <w:pPr>
-        <w:rPr>
-          <w:rFonts w:cs="Times New Roman"/>
-          <w:color w:val="0A0A0A"/>
-          <w:w w:val="105"/>
-        </w:rPr>
-      </w:pPr>
-      <w:r>
-        <w:rPr>
-          <w:rFonts w:cs="Times New Roman"/>
-          <w:color w:val="0A0A0A"/>
-          <w:w w:val="105"/>
-        </w:rPr>
-        <w:t>down</w:t>
-      </w:r>
-    </w:p>
-    <w:p>
-      <w:pPr>
-        <w:rPr>
-          <w:rFonts w:cs="Times New Roman"/>
-          <w:color w:val="0A0A0A"/>
-          <w:w w:val="105"/>
-        </w:rPr>
-      </w:pPr>
-      <w:r>
-        <w:rPr>
-          <w:rFonts w:cs="Times New Roman"/>
-          <w:color w:val="0A0A0A"/>
-          <w:w w:val="105"/>
-        </w:rPr>
-        <w:t>Rank products</w:t>
-      </w:r>
-    </w:p>
-    <w:p>
-      <w:pPr>
-        <w:rPr>
-          <w:rFonts w:cs="Times New Roman"/>
-          <w:color w:val="0A0A0A"/>
-          <w:w w:val="105"/>
-        </w:rPr>
-      </w:pPr>
-      <w:r>
-        <w:rPr>
-          <w:rFonts w:cs="Times New Roman"/>
-          <w:color w:val="0A0A0A"/>
-          <w:w w:val="105"/>
-        </w:rPr>
-        <w:t>down</w:t>
-      </w:r>
-    </w:p>
-    <w:p>
-      <w:pPr>
-        <w:rPr>
-          <w:rFonts w:cs="Times New Roman"/>
-          <w:color w:val="0A0A0A"/>
-          <w:w w:val="105"/>
-        </w:rPr>
-      </w:pPr>
-      <w:r>
-        <w:rPr>
-          <w:rFonts w:cs="Times New Roman"/>
-          <w:color w:val="0A0A0A"/>
-          <w:w w:val="105"/>
-        </w:rPr>
-        <w:lastRenderedPageBreak/>
-        <w:t>Display recommended products</w:t>
-      </w:r>
-      <w:commentRangeEnd w:id="42"/>
-      <w:r>
-        <w:rPr>
-          <w:rStyle w:val="CommentReference"/>
-        </w:rPr>
-        <w:commentReference w:id="42"/>
-      </w:r>
-    </w:p>
-    <w:p>
-      <w:pPr>
-        <w:rPr>
-          <w:rFonts w:cs="Times New Roman"/>
-          <w:b/>
-          <w:bCs/>
-          <w:color w:val="0A0A0A"/>
-          <w:w w:val="105"/>
-        </w:rPr>
-      </w:pPr>
-      <w:r>
-        <w:rPr>
-          <w:rFonts w:cs="Times New Roman"/>
-          <w:b/>
-          <w:bCs/>
-          <w:color w:val="0A0A0A"/>
-          <w:w w:val="105"/>
-        </w:rPr>
-        <w:t>Cosine Similarity</w:t>
-      </w:r>
-    </w:p>
-    <w:p>
-      <w:pPr>
-        <w:rPr>
-          <w:rFonts w:cs="Times New Roman"/>
-          <w:color w:val="0A0A0A"/>
-          <w:w w:val="105"/>
-        </w:rPr>
-      </w:pPr>
-      <w:r>
-        <w:rPr>
-          <w:rFonts w:cs="Times New Roman"/>
-          <w:color w:val="0A0A0A"/>
-          <w:w w:val="105"/>
-        </w:rPr>
-        <w:t xml:space="preserve">Both </w:t>
-      </w:r>
-      <w:proofErr w:type="spellStart"/>
-      <w:r>
-        <w:rPr>
-          <w:rFonts w:cs="Times New Roman"/>
-          <w:color w:val="0A0A0A"/>
-          <w:w w:val="105"/>
-        </w:rPr>
-        <w:t>ContentScore</w:t>
-      </w:r>
-      <w:proofErr w:type="spellEnd"/>
-      <w:r>
-        <w:rPr>
-          <w:rFonts w:cs="Times New Roman"/>
-          <w:color w:val="0A0A0A"/>
-          <w:w w:val="105"/>
-        </w:rPr>
-        <w:t xml:space="preserve"> and </w:t>
-      </w:r>
-      <w:proofErr w:type="spellStart"/>
-      <w:r>
-        <w:rPr>
-          <w:rFonts w:cs="Times New Roman"/>
-          <w:color w:val="0A0A0A"/>
-          <w:w w:val="105"/>
-        </w:rPr>
-        <w:t>CollaborativeScore</w:t>
-      </w:r>
-      <w:proofErr w:type="spellEnd"/>
-      <w:r>
-        <w:rPr>
-          <w:rFonts w:cs="Times New Roman"/>
-          <w:color w:val="0A0A0A"/>
-          <w:w w:val="105"/>
-        </w:rPr>
-        <w:t xml:space="preserve"> above depend on a Similarity(...) function, and that function is Cosine Similarity. It treats two things, whether customers or products, as vectors of numbers, and measures the angle between them.</w:t>
-      </w:r>
-    </w:p>
-    <w:p>
-      <w:pPr>
-        <w:rPr>
-          <w:rFonts w:cs="Times New Roman"/>
-          <w:b/>
-          <w:bCs/>
-          <w:color w:val="0A0A0A"/>
-          <w:w w:val="105"/>
-        </w:rPr>
-      </w:pPr>
-      <w:r>
-        <w:rPr>
-          <w:rFonts w:cs="Times New Roman"/>
-          <w:b/>
-          <w:bCs/>
-          <w:color w:val="0A0A0A"/>
-          <w:w w:val="105"/>
-        </w:rPr>
-        <w:t>cos(theta) = (A . B) / (||A|| x ||B||)</w:t>
-      </w:r>
-    </w:p>
-    <w:p>
-      <w:pPr>
-        <w:rPr>
-          <w:rFonts w:cs="Times New Roman"/>
-          <w:color w:val="0A0A0A"/>
-          <w:w w:val="105"/>
-        </w:rPr>
-      </w:pPr>
-      <w:r>
-        <w:rPr>
-          <w:rFonts w:cs="Times New Roman"/>
-          <w:color w:val="0A0A0A"/>
-          <w:w w:val="105"/>
-        </w:rPr>
-        <w:t>A and B are the two vectors being compared, A . B is their dot product, and ||A|| and ||B|| are their magnitudes. A result closer to 1 means high similarity, closer to 0 means little similarity.</w:t>
-      </w:r>
-    </w:p>
-    <w:p>
-      <w:pPr>
-        <w:rPr>
-          <w:rFonts w:cs="Times New Roman"/>
-          <w:color w:val="0A0A0A"/>
-          <w:w w:val="105"/>
-        </w:rPr>
-      </w:pPr>
-      <w:r>
-        <w:rPr>
-          <w:rFonts w:cs="Times New Roman"/>
-          <w:b/>
-          <w:bCs/>
-          <w:color w:val="0A0A0A"/>
-          <w:w w:val="105"/>
-        </w:rPr>
-        <w:t>Collaborative filtering example:</w:t>
-      </w:r>
-      <w:r>
-        <w:rPr>
-          <w:rFonts w:cs="Times New Roman"/>
-          <w:color w:val="0A0A0A"/>
-          <w:w w:val="105"/>
-        </w:rPr>
-        <w:t xml:space="preserve"> Customer A has bought a laptop, a mouse, and a keyboard, while Customer B has bought a laptop, a mouse, and a headset. Represented as vectors, their dot product is 2, with magnitudes of about 1.73 each, giving a cosine similarity of roughly 0.667. Since Customer B also owns a headset, it becomes a reasonable recommendation for Customer A.</w:t>
-      </w:r>
-    </w:p>
-    <w:p>
-      <w:pPr>
-        <w:rPr>
-          <w:rFonts w:cs="Times New Roman"/>
-          <w:color w:val="0A0A0A"/>
-          <w:w w:val="105"/>
-        </w:rPr>
-      </w:pPr>
-      <w:r>
-        <w:rPr>
-          <w:rFonts w:cs="Times New Roman"/>
-          <w:b/>
-          <w:bCs/>
-          <w:color w:val="0A0A0A"/>
-          <w:w w:val="105"/>
-        </w:rPr>
-        <w:t>Content-based filtering example:</w:t>
-      </w:r>
-      <w:r>
-        <w:rPr>
-          <w:rFonts w:cs="Times New Roman"/>
-          <w:color w:val="0A0A0A"/>
-          <w:w w:val="105"/>
-        </w:rPr>
-        <w:t xml:space="preserve"> </w:t>
-      </w:r>
-      <w:r>
-        <w:rPr>
-          <w:rFonts w:cs="Times New Roman"/>
-          <w:color w:val="0A0A0A"/>
-          <w:w w:val="105"/>
-        </w:rPr>
-        <w:t>A</w:t>
-      </w:r>
-      <w:r>
-        <w:rPr>
-          <w:rFonts w:cs="Times New Roman"/>
-          <w:color w:val="0A0A0A"/>
-          <w:w w:val="105"/>
-        </w:rPr>
-        <w:t xml:space="preserve"> customer who bought a gaming laptop in a certain brand and price range will get a high similarity score, and a recommendation, for a similar gaming laptop from a different brand in the same category and price range, without needing any other customer's data.</w:t>
-      </w:r>
-      <w:r>
-        <w:rPr>
-          <w:rFonts w:cs="Times New Roman"/>
-          <w:color w:val="0A0A0A"/>
-          <w:w w:val="105"/>
-        </w:rPr>
         <w:br w:type="page"/>
       </w:r>
     </w:p>
@@ -7440,8 +8719,8 @@
           <w:w w:val="105"/>
         </w:rPr>
       </w:pPr>
-      <w:bookmarkStart w:id="43" w:name="_Toc241978136"/>
-      <w:bookmarkStart w:id="44" w:name="_Toc241978303"/>
+      <w:bookmarkStart w:id="42" w:name="_Toc241978136"/>
+      <w:bookmarkStart w:id="43" w:name="_Toc241987081"/>
       <w:r>
         <w:lastRenderedPageBreak/>
         <w:t>Gantt</w:t>
@@ -7452,81 +8731,80 @@
         </w:rPr>
         <w:t xml:space="preserve"> Chart</w:t>
       </w:r>
+      <w:bookmarkEnd w:id="42"/>
       <w:bookmarkEnd w:id="43"/>
+    </w:p>
+    <w:p>
+      <w:r>
+        <w:rPr>
+          <w:w w:val="105"/>
+        </w:rPr>
+        <w:t>A Gantt chart is a bar chart that gives a visual view of tasks scheduled over time. It is used for planning projects of different sizes, and it helps show what work is scheduled for a given period, along with the start and end dates of the project overall. In this project, the Gantt chart below was built using Microsoft Excel.</w:t>
+      </w:r>
+    </w:p>
+    <w:p>
+      <w:pPr>
+        <w:pStyle w:val="Caption"/>
+      </w:pPr>
+      <w:bookmarkStart w:id="44" w:name="_Toc241987062"/>
+      <w:r>
+        <w:t xml:space="preserve">Table </w:t>
+      </w:r>
+      <w:r>
+        <w:fldChar w:fldCharType="begin"/>
+      </w:r>
+      <w:r>
+        <w:instrText xml:space="preserve"> STYLEREF 1 \s </w:instrText>
+      </w:r>
+      <w:r>
+        <w:fldChar w:fldCharType="separate"/>
+      </w:r>
+      <w:r>
+        <w:rPr>
+          <w:noProof/>
+        </w:rPr>
+        <w:t>5</w:t>
+      </w:r>
+      <w:r>
+        <w:fldChar w:fldCharType="end"/>
+      </w:r>
+      <w:r>
+        <w:t>.</w:t>
+      </w:r>
+      <w:r>
+        <w:fldChar w:fldCharType="begin"/>
+      </w:r>
+      <w:r>
+        <w:instrText xml:space="preserve"> SEQ Table \* ARABIC \s 1 </w:instrText>
+      </w:r>
+      <w:r>
+        <w:fldChar w:fldCharType="separate"/>
+      </w:r>
+      <w:r>
+        <w:rPr>
+          <w:noProof/>
+        </w:rPr>
+        <w:t>1</w:t>
+      </w:r>
+      <w:r>
+        <w:fldChar w:fldCharType="end"/>
+      </w:r>
+      <w:r>
+        <w:rPr>
+          <w:noProof/>
+        </w:rPr>
+        <w:t>:</w:t>
+      </w:r>
+      <w:r>
+        <w:rPr>
+          <w:noProof/>
+        </w:rPr>
+        <w:t>Scheduling Table for Bytestore</w:t>
+      </w:r>
       <w:bookmarkEnd w:id="44"/>
     </w:p>
-    <w:p>
-      <w:r>
-        <w:rPr>
-          <w:w w:val="105"/>
-        </w:rPr>
-        <w:t>A Gantt chart is a bar chart that gives a visual view of tasks scheduled over time. It is used for planning projects of different sizes, and it helps show what work is scheduled for a given period, along with the start and end dates of the project overall. In this project, the Gantt chart below was built using Microsoft Excel.</w:t>
-      </w:r>
-    </w:p>
-    <w:p>
-      <w:pPr>
-        <w:pStyle w:val="Caption"/>
-      </w:pPr>
-      <w:bookmarkStart w:id="45" w:name="_Toc241978977"/>
-      <w:r>
-        <w:t xml:space="preserve">Table </w:t>
-      </w:r>
-      <w:r>
-        <w:fldChar w:fldCharType="begin"/>
-      </w:r>
-      <w:r>
-        <w:instrText xml:space="preserve"> STYLEREF 1 \s </w:instrText>
-      </w:r>
-      <w:r>
-        <w:fldChar w:fldCharType="separate"/>
-      </w:r>
-      <w:r>
-        <w:rPr>
-          <w:noProof/>
-        </w:rPr>
-        <w:t>5</w:t>
-      </w:r>
-      <w:r>
-        <w:fldChar w:fldCharType="end"/>
-      </w:r>
-      <w:r>
-        <w:t>.</w:t>
-      </w:r>
-      <w:r>
-        <w:fldChar w:fldCharType="begin"/>
-      </w:r>
-      <w:r>
-        <w:instrText xml:space="preserve"> SEQ Table \* ARABIC \s 1 </w:instrText>
-      </w:r>
-      <w:r>
-        <w:fldChar w:fldCharType="separate"/>
-      </w:r>
-      <w:r>
-        <w:rPr>
-          <w:noProof/>
-        </w:rPr>
-        <w:t>1</w:t>
-      </w:r>
-      <w:r>
-        <w:fldChar w:fldCharType="end"/>
-      </w:r>
-      <w:r>
-        <w:rPr>
-          <w:noProof/>
-        </w:rPr>
-        <w:t>:</w:t>
-      </w:r>
-      <w:r>
-        <w:rPr>
-          <w:noProof/>
-        </w:rPr>
-        <w:t>Scheduling Table for Bytestore</w:t>
-      </w:r>
-      <w:bookmarkEnd w:id="45"/>
-      <w:commentRangeStart w:id="46"/>
-    </w:p>
-    <w:bookmarkStart w:id="47" w:name="_MON_1851943315"/>
-    <w:bookmarkEnd w:id="47"/>
+    <w:bookmarkStart w:id="45" w:name="_MON_1851943315"/>
+    <w:bookmarkEnd w:id="45"/>
     <w:p>
       <w:pPr>
         <w:jc w:val="center"/>
@@ -7558,42 +8836,27 @@
             <v:path o:extrusionok="f" gradientshapeok="t" o:connecttype="rect"/>
             <o:lock v:ext="edit" aspectratio="t"/>
           </v:shapetype>
-          <v:shape id="_x0000_i1174" type="#_x0000_t75" style="width:464.65pt;height:129.75pt" o:ole="">
-            <v:imagedata r:id="rId17" o:title=""/>
+          <v:shape id="_x0000_i1306" type="#_x0000_t75" style="width:464.65pt;height:129.75pt" o:ole="">
+            <v:imagedata r:id="rId15" o:title=""/>
           </v:shape>
-          <o:OLEObject Type="Embed" ProgID="Excel.Sheet.12" ShapeID="_x0000_i1174" DrawAspect="Content" ObjectID="_1852593026" r:id="rId18"/>
+          <o:OLEObject Type="Embed" ProgID="Excel.Sheet.12" ShapeID="_x0000_i1306" DrawAspect="Content" ObjectID="_1852600182" r:id="rId16"/>
         </w:object>
       </w:r>
-      <w:commentRangeEnd w:id="46"/>
-      <w:r>
-        <w:rPr>
-          <w:rStyle w:val="CommentReference"/>
-        </w:rPr>
-        <w:commentReference w:id="46"/>
-      </w:r>
-    </w:p>
-    <w:p>
-      <w:pPr>
-        <w:rPr>
-          <w:rFonts w:cs="Times New Roman"/>
-        </w:rPr>
-      </w:pPr>
     </w:p>
     <w:p>
       <w:pPr>
         <w:keepNext/>
         <w:jc w:val="center"/>
       </w:pPr>
-      <w:commentRangeStart w:id="48"/>
       <w:r>
         <w:rPr>
           <w:rFonts w:cs="Times New Roman"/>
           <w:noProof/>
         </w:rPr>
         <w:drawing>
-          <wp:inline distT="0" distB="0" distL="0" distR="0" wp14:anchorId="6766B198" wp14:editId="5964EB35">
-            <wp:extent cx="5232781" cy="2524125"/>
-            <wp:effectExtent l="0" t="0" r="6350" b="0"/>
+          <wp:inline distT="0" distB="0" distL="0" distR="0" wp14:anchorId="6766B198" wp14:editId="1542FEFF">
+            <wp:extent cx="5242148" cy="2300554"/>
+            <wp:effectExtent l="0" t="0" r="0" b="5080"/>
             <wp:docPr id="1181875391" name="Picture 1"/>
             <wp:cNvGraphicFramePr>
               <a:graphicFrameLocks xmlns:a="http://schemas.openxmlformats.org/drawingml/2006/main" noChangeAspect="1"/>
@@ -7606,10 +8869,10 @@
                     <pic:cNvPicPr/>
                   </pic:nvPicPr>
                   <pic:blipFill>
-                    <a:blip r:embed="rId19">
+                    <a:blip r:embed="rId17">
                       <a:extLst>
                         <a:ext uri="{96DAC541-7B7A-43D3-8B79-37D633B846F1}">
-                          <asvg:svgBlip xmlns:asvg="http://schemas.microsoft.com/office/drawing/2016/SVG/main" r:embed="rId20"/>
+                          <asvg:svgBlip xmlns:asvg="http://schemas.microsoft.com/office/drawing/2016/SVG/main" r:embed="rId18"/>
                         </a:ext>
                       </a:extLst>
                     </a:blip>
@@ -7620,7 +8883,7 @@
                   <pic:spPr>
                     <a:xfrm>
                       <a:off x="0" y="0"/>
-                      <a:ext cx="5242148" cy="2528643"/>
+                      <a:ext cx="5242148" cy="2300554"/>
                     </a:xfrm>
                     <a:prstGeom prst="rect">
                       <a:avLst/>
@@ -7632,28 +8895,26 @@
           </wp:inline>
         </w:drawing>
       </w:r>
-      <w:commentRangeEnd w:id="48"/>
-      <w:r>
-        <w:rPr>
-          <w:rStyle w:val="CommentReference"/>
-        </w:rPr>
-        <w:commentReference w:id="48"/>
-      </w:r>
     </w:p>
     <w:p>
       <w:pPr>
         <w:pStyle w:val="Caption"/>
       </w:pPr>
-      <w:bookmarkStart w:id="49" w:name="_Toc241978976"/>
-      <w:commentRangeStart w:id="50"/>
+      <w:bookmarkStart w:id="46" w:name="_Toc241987226"/>
       <w:r>
         <w:t xml:space="preserve">Figure </w:t>
       </w:r>
       <w:r>
+        <w:t>5</w:t>
+      </w:r>
+      <w:r>
+        <w:t>.</w:t>
+      </w:r>
+      <w:r>
         <w:fldChar w:fldCharType="begin"/>
       </w:r>
       <w:r>
-        <w:instrText xml:space="preserve"> STYLEREF 1 \s </w:instrText>
+        <w:instrText xml:space="preserve"> SEQ Figure \* ARABIC \s 2 </w:instrText>
       </w:r>
       <w:r>
         <w:fldChar w:fldCharType="separate"/>
@@ -7662,48 +8923,21 @@
         <w:rPr>
           <w:noProof/>
         </w:rPr>
-        <w:t>5</w:t>
+        <w:t>1</w:t>
       </w:r>
       <w:r>
         <w:fldChar w:fldCharType="end"/>
       </w:r>
       <w:r>
-        <w:t>.</w:t>
-      </w:r>
-      <w:r>
-        <w:fldChar w:fldCharType="begin"/>
-      </w:r>
-      <w:r>
-        <w:instrText xml:space="preserve"> SEQ Figure \* ARABIC \s 1 </w:instrText>
-      </w:r>
-      <w:r>
-        <w:fldChar w:fldCharType="separate"/>
-      </w:r>
-      <w:r>
-        <w:rPr>
-          <w:noProof/>
-        </w:rPr>
-        <w:t>1</w:t>
-      </w:r>
-      <w:r>
-        <w:fldChar w:fldCharType="end"/>
-      </w:r>
-      <w:r>
         <w:t>:</w:t>
       </w:r>
       <w:r>
+        <w:t xml:space="preserve"> </w:t>
+      </w:r>
+      <w:r>
         <w:t>Gantt Chart for Bytestore</w:t>
       </w:r>
-      <w:commentRangeEnd w:id="50"/>
-      <w:r>
-        <w:rPr>
-          <w:rStyle w:val="CommentReference"/>
-          <w:b w:val="0"/>
-          <w:iCs w:val="0"/>
-        </w:rPr>
-        <w:commentReference w:id="50"/>
-      </w:r>
-      <w:bookmarkEnd w:id="49"/>
+      <w:bookmarkEnd w:id="46"/>
     </w:p>
     <w:p>
       <w:pPr>
@@ -7729,14 +8963,14 @@
       <w:pPr>
         <w:pStyle w:val="Heading1"/>
       </w:pPr>
-      <w:bookmarkStart w:id="51" w:name="_Toc241978137"/>
-      <w:bookmarkStart w:id="52" w:name="_Toc241978304"/>
+      <w:bookmarkStart w:id="47" w:name="_Toc241978137"/>
+      <w:bookmarkStart w:id="48" w:name="_Toc241987082"/>
       <w:r>
         <w:lastRenderedPageBreak/>
         <w:t>Expected outcome</w:t>
       </w:r>
-      <w:bookmarkEnd w:id="51"/>
-      <w:bookmarkEnd w:id="52"/>
+      <w:bookmarkEnd w:id="47"/>
+      <w:bookmarkEnd w:id="48"/>
     </w:p>
     <w:p>
       <w:r>
@@ -7876,8 +9110,8 @@
         <w:br w:type="page"/>
       </w:r>
     </w:p>
-    <w:bookmarkStart w:id="53" w:name="_Toc241978305" w:displacedByCustomXml="next"/>
-    <w:bookmarkStart w:id="54" w:name="_Toc241978138" w:displacedByCustomXml="next"/>
+    <w:bookmarkStart w:id="49" w:name="_Toc241987083" w:displacedByCustomXml="next"/>
+    <w:bookmarkStart w:id="50" w:name="_Toc241978138" w:displacedByCustomXml="next"/>
     <w:sdt>
       <w:sdtPr>
         <w:id w:val="-252354148"/>
@@ -7903,8 +9137,8 @@
           <w:r>
             <w:t>References</w:t>
           </w:r>
-          <w:bookmarkEnd w:id="54"/>
-          <w:bookmarkEnd w:id="53"/>
+          <w:bookmarkEnd w:id="50"/>
+          <w:bookmarkEnd w:id="49"/>
         </w:p>
         <w:sdt>
           <w:sdtPr>
@@ -8469,7 +9703,7 @@
       </w:pPr>
     </w:p>
     <w:sectPr>
-      <w:footerReference w:type="default" r:id="rId21"/>
+      <w:footerReference w:type="default" r:id="rId19"/>
       <w:pgSz w:w="11906" w:h="16838" w:code="9"/>
       <w:pgMar w:top="1440" w:right="1440" w:bottom="1440" w:left="1800" w:header="720" w:footer="720" w:gutter="0"/>
       <w:pgNumType w:start="1"/>
@@ -8478,228 +9712,6 @@
     </w:sectPr>
   </w:body>
 </w:document>
-</file>
-
-<file path=word/comments.xml><?xml version="1.0" encoding="utf-8"?>
-<w:comments xmlns:wpc="http://schemas.microsoft.com/office/word/2010/wordprocessingCanvas" xmlns:cx="http://schemas.microsoft.com/office/drawing/2014/chartex" xmlns:cx1="http://schemas.microsoft.com/office/drawing/2015/9/8/chartex" xmlns:cx2="http://schemas.microsoft.com/office/drawing/2015/10/21/chartex" xmlns:cx3="http://schemas.microsoft.com/office/drawing/2016/5/9/chartex" xmlns:cx4="http://schemas.microsoft.com/office/drawing/2016/5/10/chartex" xmlns:cx5="http://schemas.microsoft.com/office/drawing/2016/5/11/chartex" xmlns:cx6="http://schemas.microsoft.com/office/drawing/2016/5/12/chartex" xmlns:cx7="http://schemas.microsoft.com/office/drawing/2016/5/13/chartex" xmlns:cx8="http://schemas.microsoft.com/office/drawing/2016/5/14/chartex" xmlns:mc="http://schemas.openxmlformats.org/markup-compatibility/2006" xmlns:aink="http://schemas.microsoft.com/office/drawing/2016/ink" xmlns:am3d="http://schemas.microsoft.com/office/drawing/2017/model3d" xmlns:o="urn:schemas-microsoft-com:office:office" xmlns:oel="http://schemas.microsoft.com/office/2019/extlst" xmlns:r="http://schemas.openxmlformats.org/officeDocument/2006/relationships" xmlns:m="http://schemas.openxmlformats.org/officeDocument/2006/math" xmlns:v="urn:schemas-microsoft-com:vml" xmlns:wp14="http://schemas.microsoft.com/office/word/2010/wordprocessingDrawing" xmlns:wp="http://schemas.openxmlformats.org/drawingml/2006/wordprocessingDrawing" xmlns:w10="urn:schemas-microsoft-com:office:word" xmlns:w="http://schemas.openxmlformats.org/wordprocessingml/2006/main" xmlns:w14="http://schemas.microsoft.com/office/word/2010/wordml" xmlns:w15="http://schemas.microsoft.com/office/word/2012/wordml" xmlns:w16cex="http://schemas.microsoft.com/office/word/2018/wordml/cex" xmlns:w16cid="http://schemas.microsoft.com/office/word/2016/wordml/cid" xmlns:w16="http://schemas.microsoft.com/office/word/2018/wordml" xmlns:w16du="http://schemas.microsoft.com/office/word/2023/wordml/word16du" xmlns:w16sdtdh="http://schemas.microsoft.com/office/word/2020/wordml/sdtdatahash" xmlns:w16sdtfl="http://schemas.microsoft.com/office/word/2024/wordml/sdtformatlock" xmlns:w16se="http://schemas.microsoft.com/office/word/2015/wordml/symex" xmlns:wpg="http://schemas.microsoft.com/office/word/2010/wordprocessingGroup" xmlns:wpi="http://schemas.microsoft.com/office/word/2010/wordprocessingInk" xmlns:wne="http://schemas.microsoft.com/office/word/2006/wordml" xmlns:wps="http://schemas.microsoft.com/office/word/2010/wordprocessingShape" mc:Ignorable="w14 w15 w16se w16cid w16 w16cex w16sdtdh w16sdtfl w16du wp14">
-  <w:comment w:id="6" w:author="abhinav sapkota" w:date="2026-10-03T22:13:00Z" w:initials="as">
-    <w:p>
-      <w:pPr>
-        <w:pStyle w:val="CommentText"/>
-      </w:pPr>
-      <w:r>
-        <w:rPr>
-          <w:rStyle w:val="CommentReference"/>
-        </w:rPr>
-        <w:annotationRef/>
-      </w:r>
-      <w:r>
-        <w:t>FIX</w:t>
-      </w:r>
-    </w:p>
-    <w:p>
-      <w:pPr>
-        <w:pStyle w:val="CommentText"/>
-      </w:pPr>
-    </w:p>
-  </w:comment>
-  <w:comment w:id="13" w:author="abhinav sapkota" w:date="2026-10-03T20:44:00Z" w:initials="as">
-    <w:p>
-      <w:pPr>
-        <w:pStyle w:val="CommentText"/>
-      </w:pPr>
-      <w:r>
-        <w:rPr>
-          <w:rStyle w:val="CommentReference"/>
-        </w:rPr>
-        <w:annotationRef/>
-      </w:r>
-      <w:r>
-        <w:t>Backend programming lang find</w:t>
-      </w:r>
-    </w:p>
-  </w:comment>
-  <w:comment w:id="34" w:author="abhinav sapkota" w:date="2026-10-03T21:25:00Z" w:initials="as">
-    <w:p>
-      <w:pPr>
-        <w:pStyle w:val="CommentText"/>
-      </w:pPr>
-      <w:r>
-        <w:rPr>
-          <w:rStyle w:val="CommentReference"/>
-        </w:rPr>
-        <w:annotationRef/>
-      </w:r>
-      <w:r>
-        <w:t>Add diagram</w:t>
-      </w:r>
-    </w:p>
-  </w:comment>
-  <w:comment w:id="37" w:author="abhinav sapkota" w:date="2026-10-03T14:42:00Z" w:initials="as">
-    <w:p>
-      <w:pPr>
-        <w:pStyle w:val="CommentText"/>
-      </w:pPr>
-      <w:r>
-        <w:rPr>
-          <w:rStyle w:val="CommentReference"/>
-        </w:rPr>
-        <w:annotationRef/>
-      </w:r>
-      <w:proofErr w:type="spellStart"/>
-      <w:r>
-        <w:t>Ceck</w:t>
-      </w:r>
-      <w:proofErr w:type="spellEnd"/>
-      <w:r>
-        <w:t xml:space="preserve"> at last  font </w:t>
-      </w:r>
-      <w:proofErr w:type="spellStart"/>
-      <w:r>
-        <w:t>imes</w:t>
-      </w:r>
-      <w:proofErr w:type="spellEnd"/>
-      <w:r>
-        <w:t xml:space="preserve"> new </w:t>
-      </w:r>
-      <w:proofErr w:type="spellStart"/>
-      <w:r>
-        <w:t>roamn</w:t>
-      </w:r>
-      <w:proofErr w:type="spellEnd"/>
-      <w:r>
-        <w:t xml:space="preserve"> and justified</w:t>
-      </w:r>
-    </w:p>
-  </w:comment>
-  <w:comment w:id="42" w:author="abhinav sapkota" w:date="2026-10-03T21:29:00Z" w:initials="as">
-    <w:p>
-      <w:pPr>
-        <w:pStyle w:val="CommentText"/>
-      </w:pPr>
-      <w:r>
-        <w:rPr>
-          <w:rStyle w:val="CommentReference"/>
-        </w:rPr>
-        <w:annotationRef/>
-      </w:r>
-      <w:r>
-        <w:t>make figure</w:t>
-      </w:r>
-    </w:p>
-  </w:comment>
-  <w:comment w:id="46" w:author="abhinav sapkota" w:date="2026-10-03T21:34:00Z" w:initials="as">
-    <w:p>
-      <w:pPr>
-        <w:pStyle w:val="CommentText"/>
-      </w:pPr>
-      <w:r>
-        <w:rPr>
-          <w:rStyle w:val="CommentReference"/>
-        </w:rPr>
-        <w:annotationRef/>
-      </w:r>
-      <w:r>
-        <w:t>add dates ask ai</w:t>
-      </w:r>
-    </w:p>
-  </w:comment>
-  <w:comment w:id="48" w:author="abhinav sapkota" w:date="2026-10-03T18:20:00Z" w:initials="as">
-    <w:p>
-      <w:pPr>
-        <w:pStyle w:val="CommentText"/>
-      </w:pPr>
-      <w:r>
-        <w:rPr>
-          <w:rStyle w:val="CommentReference"/>
-        </w:rPr>
-        <w:annotationRef/>
-      </w:r>
-      <w:r>
-        <w:t>Add proper date</w:t>
-      </w:r>
-    </w:p>
-  </w:comment>
-  <w:comment w:id="50" w:author="abhinav sapkota" w:date="2026-10-03T14:53:00Z" w:initials="as">
-    <w:p>
-      <w:pPr>
-        <w:pStyle w:val="CommentText"/>
-      </w:pPr>
-      <w:r>
-        <w:rPr>
-          <w:rStyle w:val="CommentReference"/>
-        </w:rPr>
-        <w:annotationRef/>
-      </w:r>
-      <w:r>
-        <w:t xml:space="preserve">Do last </w:t>
-      </w:r>
-      <w:proofErr w:type="spellStart"/>
-      <w:r>
-        <w:t>sammai</w:t>
-      </w:r>
-      <w:proofErr w:type="spellEnd"/>
-      <w:r>
-        <w:t xml:space="preserve"> </w:t>
-      </w:r>
-      <w:proofErr w:type="spellStart"/>
-      <w:r>
-        <w:t>ir</w:t>
-      </w:r>
-      <w:proofErr w:type="spellEnd"/>
-      <w:r>
-        <w:t xml:space="preserve"> 3.1.2.1 up 4iii </w:t>
-      </w:r>
-      <w:proofErr w:type="spellStart"/>
-      <w:r>
-        <w:t>ie</w:t>
-      </w:r>
-      <w:proofErr w:type="spellEnd"/>
-      <w:r>
-        <w:t xml:space="preserve"> 21.40 in rec</w:t>
-      </w:r>
-    </w:p>
-  </w:comment>
-</w:comments>
-</file>
-
-<file path=word/commentsExtended.xml><?xml version="1.0" encoding="utf-8"?>
-<w15:commentsEx xmlns:wpc="http://schemas.microsoft.com/office/word/2010/wordprocessingCanvas" xmlns:cx="http://schemas.microsoft.com/office/drawing/2014/chartex" xmlns:cx1="http://schemas.microsoft.com/office/drawing/2015/9/8/chartex" xmlns:cx2="http://schemas.microsoft.com/office/drawing/2015/10/21/chartex" xmlns:cx3="http://schemas.microsoft.com/office/drawing/2016/5/9/chartex" xmlns:cx4="http://schemas.microsoft.com/office/drawing/2016/5/10/chartex" xmlns:cx5="http://schemas.microsoft.com/office/drawing/2016/5/11/chartex" xmlns:cx6="http://schemas.microsoft.com/office/drawing/2016/5/12/chartex" xmlns:cx7="http://schemas.microsoft.com/office/drawing/2016/5/13/chartex" xmlns:cx8="http://schemas.microsoft.com/office/drawing/2016/5/14/chartex" xmlns:mc="http://schemas.openxmlformats.org/markup-compatibility/2006" xmlns:aink="http://schemas.microsoft.com/office/drawing/2016/ink" xmlns:am3d="http://schemas.microsoft.com/office/drawing/2017/model3d" xmlns:o="urn:schemas-microsoft-com:office:office" xmlns:oel="http://schemas.microsoft.com/office/2019/extlst" xmlns:r="http://schemas.openxmlformats.org/officeDocument/2006/relationships" xmlns:m="http://schemas.openxmlformats.org/officeDocument/2006/math" xmlns:v="urn:schemas-microsoft-com:vml" xmlns:wp14="http://schemas.microsoft.com/office/word/2010/wordprocessingDrawing" xmlns:wp="http://schemas.openxmlformats.org/drawingml/2006/wordprocessingDrawing" xmlns:w10="urn:schemas-microsoft-com:office:word" xmlns:w="http://schemas.openxmlformats.org/wordprocessingml/2006/main" xmlns:w14="http://schemas.microsoft.com/office/word/2010/wordml" xmlns:w15="http://schemas.microsoft.com/office/word/2012/wordml" xmlns:w16cex="http://schemas.microsoft.com/office/word/2018/wordml/cex" xmlns:w16cid="http://schemas.microsoft.com/office/word/2016/wordml/cid" xmlns:w16="http://schemas.microsoft.com/office/word/2018/wordml" xmlns:w16du="http://schemas.microsoft.com/office/word/2023/wordml/word16du" xmlns:w16sdtdh="http://schemas.microsoft.com/office/word/2020/wordml/sdtdatahash" xmlns:w16sdtfl="http://schemas.microsoft.com/office/word/2024/wordml/sdtformatlock" xmlns:w16se="http://schemas.microsoft.com/office/word/2015/wordml/symex" xmlns:wpg="http://schemas.microsoft.com/office/word/2010/wordprocessingGroup" xmlns:wpi="http://schemas.microsoft.com/office/word/2010/wordprocessingInk" xmlns:wne="http://schemas.microsoft.com/office/word/2006/wordml" xmlns:wps="http://schemas.microsoft.com/office/word/2010/wordprocessingShape" mc:Ignorable="w14 w15 w16se w16cid w16 w16cex w16sdtdh w16sdtfl w16du wp14">
-  <w15:commentEx w15:paraId="09391F74" w15:done="0"/>
-  <w15:commentEx w15:paraId="2EB739FE" w15:done="0"/>
-  <w15:commentEx w15:paraId="0584C8AD" w15:done="0"/>
-  <w15:commentEx w15:paraId="43C00B56" w15:done="0"/>
-  <w15:commentEx w15:paraId="2527E8ED" w15:done="0"/>
-  <w15:commentEx w15:paraId="045E8EB8" w15:done="0"/>
-  <w15:commentEx w15:paraId="336F76BB" w15:done="0"/>
-  <w15:commentEx w15:paraId="2505B54C" w15:done="0"/>
-</w15:commentsEx>
-</file>
-
-<file path=word/commentsExtensible.xml><?xml version="1.0" encoding="utf-8"?>
-<w16cex:commentsExtensible xmlns:wpc="http://schemas.microsoft.com/office/word/2010/wordprocessingCanvas" xmlns:cx="http://schemas.microsoft.com/office/drawing/2014/chartex" xmlns:cx1="http://schemas.microsoft.com/office/drawing/2015/9/8/chartex" xmlns:cx2="http://schemas.microsoft.com/office/drawing/2015/10/21/chartex" xmlns:cx3="http://schemas.microsoft.com/office/drawing/2016/5/9/chartex" xmlns:cx4="http://schemas.microsoft.com/office/drawing/2016/5/10/chartex" xmlns:cx5="http://schemas.microsoft.com/office/drawing/2016/5/11/chartex" xmlns:cx6="http://schemas.microsoft.com/office/drawing/2016/5/12/chartex" xmlns:cx7="http://schemas.microsoft.com/office/drawing/2016/5/13/chartex" xmlns:cx8="http://schemas.microsoft.com/office/drawing/2016/5/14/chartex" xmlns:cr="http://schemas.microsoft.com/office/comments/2020/reactions" xmlns:mc="http://schemas.openxmlformats.org/markup-compatibility/2006" xmlns:aink="http://schemas.microsoft.com/office/drawing/2016/ink" xmlns:am3d="http://schemas.microsoft.com/office/drawing/2017/model3d" xmlns:o="urn:schemas-microsoft-com:office:office" xmlns:oel="http://schemas.microsoft.com/office/2019/extlst" xmlns:r="http://schemas.openxmlformats.org/officeDocument/2006/relationships" xmlns:m="http://schemas.openxmlformats.org/officeDocument/2006/math" xmlns:v="urn:schemas-microsoft-com:vml" xmlns:wp14="http://schemas.microsoft.com/office/word/2010/wordprocessingDrawing" xmlns:wp="http://schemas.openxmlformats.org/drawingml/2006/wordprocessingDrawing" xmlns:w10="urn:schemas-microsoft-com:office:word" xmlns:w="http://schemas.openxmlformats.org/wordprocessingml/2006/main" xmlns:w14="http://schemas.microsoft.com/office/word/2010/wordml" xmlns:w15="http://schemas.microsoft.com/office/word/2012/wordml" xmlns:w16cex="http://schemas.microsoft.com/office/word/2018/wordml/cex" xmlns:w16cid="http://schemas.microsoft.com/office/word/2016/wordml/cid" xmlns:w16="http://schemas.microsoft.com/office/word/2018/wordml" xmlns:w16du="http://schemas.microsoft.com/office/word/2023/wordml/word16du" xmlns:w16sdtdh="http://schemas.microsoft.com/office/word/2020/wordml/sdtdatahash" xmlns:w16sdtfl="http://schemas.microsoft.com/office/word/2024/wordml/sdtformatlock" xmlns:w16se="http://schemas.microsoft.com/office/word/2015/wordml/symex" xmlns:wpg="http://schemas.microsoft.com/office/word/2010/wordprocessingGroup" xmlns:wpi="http://schemas.microsoft.com/office/word/2010/wordprocessingInk" xmlns:wne="http://schemas.microsoft.com/office/word/2006/wordml" xmlns:wps="http://schemas.microsoft.com/office/word/2010/wordprocessingShape" mc:Ignorable="w14 w15 w16se w16cid w16 w16cex w16sdtdh w16sdtfl cr w16du wp14">
-  <w16cex:commentExtensible w16cex:durableId="05B0EA85" w16cex:dateUtc="2026-10-03T16:28:00Z"/>
-  <w16cex:commentExtensible w16cex:durableId="52C3B981" w16cex:dateUtc="2026-10-03T14:59:00Z"/>
-  <w16cex:commentExtensible w16cex:durableId="09E36852" w16cex:dateUtc="2026-10-03T15:40:00Z"/>
-  <w16cex:commentExtensible w16cex:durableId="75320DF5" w16cex:dateUtc="2026-10-03T08:57:00Z"/>
-  <w16cex:commentExtensible w16cex:durableId="0ABA5EC4" w16cex:dateUtc="2026-10-03T15:44:00Z"/>
-  <w16cex:commentExtensible w16cex:durableId="26DEFAC7" w16cex:dateUtc="2026-10-03T15:49:00Z"/>
-  <w16cex:commentExtensible w16cex:durableId="05D346E6" w16cex:dateUtc="2026-10-03T12:35:00Z"/>
-  <w16cex:commentExtensible w16cex:durableId="6965C11A" w16cex:dateUtc="2026-10-03T09:08:00Z"/>
-</w16cex:commentsExtensible>
-</file>
-
-<file path=word/commentsIds.xml><?xml version="1.0" encoding="utf-8"?>
-<w16cid:commentsIds xmlns:wpc="http://schemas.microsoft.com/office/word/2010/wordprocessingCanvas" xmlns:cx="http://schemas.microsoft.com/office/drawing/2014/chartex" xmlns:cx1="http://schemas.microsoft.com/office/drawing/2015/9/8/chartex" xmlns:cx2="http://schemas.microsoft.com/office/drawing/2015/10/21/chartex" xmlns:cx3="http://schemas.microsoft.com/office/drawing/2016/5/9/chartex" xmlns:cx4="http://schemas.microsoft.com/office/drawing/2016/5/10/chartex" xmlns:cx5="http://schemas.microsoft.com/office/drawing/2016/5/11/chartex" xmlns:cx6="http://schemas.microsoft.com/office/drawing/2016/5/12/chartex" xmlns:cx7="http://schemas.microsoft.com/office/drawing/2016/5/13/chartex" xmlns:cx8="http://schemas.microsoft.com/office/drawing/2016/5/14/chartex" xmlns:mc="http://schemas.openxmlformats.org/markup-compatibility/2006" xmlns:aink="http://schemas.microsoft.com/office/drawing/2016/ink" xmlns:am3d="http://schemas.microsoft.com/office/drawing/2017/model3d" xmlns:o="urn:schemas-microsoft-com:office:office" xmlns:oel="http://schemas.microsoft.com/office/2019/extlst" xmlns:r="http://schemas.openxmlformats.org/officeDocument/2006/relationships" xmlns:m="http://schemas.openxmlformats.org/officeDocument/2006/math" xmlns:v="urn:schemas-microsoft-com:vml" xmlns:wp14="http://schemas.microsoft.com/office/word/2010/wordprocessingDrawing" xmlns:wp="http://schemas.openxmlformats.org/drawingml/2006/wordprocessingDrawing" xmlns:w10="urn:schemas-microsoft-com:office:word" xmlns:w="http://schemas.openxmlformats.org/wordprocessingml/2006/main" xmlns:w14="http://schemas.microsoft.com/office/word/2010/wordml" xmlns:w15="http://schemas.microsoft.com/office/word/2012/wordml" xmlns:w16cex="http://schemas.microsoft.com/office/word/2018/wordml/cex" xmlns:w16cid="http://schemas.microsoft.com/office/word/2016/wordml/cid" xmlns:w16="http://schemas.microsoft.com/office/word/2018/wordml" xmlns:w16du="http://schemas.microsoft.com/office/word/2023/wordml/word16du" xmlns:w16sdtdh="http://schemas.microsoft.com/office/word/2020/wordml/sdtdatahash" xmlns:w16sdtfl="http://schemas.microsoft.com/office/word/2024/wordml/sdtformatlock" xmlns:w16se="http://schemas.microsoft.com/office/word/2015/wordml/symex" xmlns:wpg="http://schemas.microsoft.com/office/word/2010/wordprocessingGroup" xmlns:wpi="http://schemas.microsoft.com/office/word/2010/wordprocessingInk" xmlns:wne="http://schemas.microsoft.com/office/word/2006/wordml" xmlns:wps="http://schemas.microsoft.com/office/word/2010/wordprocessingShape" mc:Ignorable="w14 w15 w16se w16cid w16 w16cex w16sdtdh w16sdtfl w16du wp14">
-  <w16cid:commentId w16cid:paraId="09391F74" w16cid:durableId="05B0EA85"/>
-  <w16cid:commentId w16cid:paraId="2EB739FE" w16cid:durableId="52C3B981"/>
-  <w16cid:commentId w16cid:paraId="0584C8AD" w16cid:durableId="09E36852"/>
-  <w16cid:commentId w16cid:paraId="43C00B56" w16cid:durableId="75320DF5"/>
-  <w16cid:commentId w16cid:paraId="2527E8ED" w16cid:durableId="0ABA5EC4"/>
-  <w16cid:commentId w16cid:paraId="045E8EB8" w16cid:durableId="26DEFAC7"/>
-  <w16cid:commentId w16cid:paraId="336F76BB" w16cid:durableId="05D346E6"/>
-  <w16cid:commentId w16cid:paraId="2505B54C" w16cid:durableId="6965C11A"/>
-</w16cid:commentsIds>
 </file>
 
 <file path=word/endnotes.xml><?xml version="1.0" encoding="utf-8"?>
@@ -9666,6 +10678,92 @@
     </w:lvl>
   </w:abstractNum>
   <w:abstractNum w:abstractNumId="8" w15:restartNumberingAfterBreak="0">
+    <w:nsid w:val="39C60FC2"/>
+    <w:multiLevelType w:val="hybridMultilevel"/>
+    <w:tmpl w:val="8ABAAA12"/>
+    <w:lvl w:ilvl="0" w:tplc="0409000F">
+      <w:start w:val="1"/>
+      <w:numFmt w:val="decimal"/>
+      <w:lvlText w:val="%1."/>
+      <w:lvlJc w:val="left"/>
+      <w:pPr>
+        <w:ind w:left="720" w:hanging="360"/>
+      </w:pPr>
+    </w:lvl>
+    <w:lvl w:ilvl="1" w:tplc="04090019" w:tentative="1">
+      <w:start w:val="1"/>
+      <w:numFmt w:val="lowerLetter"/>
+      <w:lvlText w:val="%2."/>
+      <w:lvlJc w:val="left"/>
+      <w:pPr>
+        <w:ind w:left="1440" w:hanging="360"/>
+      </w:pPr>
+    </w:lvl>
+    <w:lvl w:ilvl="2" w:tplc="0409001B" w:tentative="1">
+      <w:start w:val="1"/>
+      <w:numFmt w:val="lowerRoman"/>
+      <w:lvlText w:val="%3."/>
+      <w:lvlJc w:val="right"/>
+      <w:pPr>
+        <w:ind w:left="2160" w:hanging="180"/>
+      </w:pPr>
+    </w:lvl>
+    <w:lvl w:ilvl="3" w:tplc="0409000F" w:tentative="1">
+      <w:start w:val="1"/>
+      <w:numFmt w:val="decimal"/>
+      <w:lvlText w:val="%4."/>
+      <w:lvlJc w:val="left"/>
+      <w:pPr>
+        <w:ind w:left="2880" w:hanging="360"/>
+      </w:pPr>
+    </w:lvl>
+    <w:lvl w:ilvl="4" w:tplc="04090019" w:tentative="1">
+      <w:start w:val="1"/>
+      <w:numFmt w:val="lowerLetter"/>
+      <w:lvlText w:val="%5."/>
+      <w:lvlJc w:val="left"/>
+      <w:pPr>
+        <w:ind w:left="3600" w:hanging="360"/>
+      </w:pPr>
+    </w:lvl>
+    <w:lvl w:ilvl="5" w:tplc="0409001B" w:tentative="1">
+      <w:start w:val="1"/>
+      <w:numFmt w:val="lowerRoman"/>
+      <w:lvlText w:val="%6."/>
+      <w:lvlJc w:val="right"/>
+      <w:pPr>
+        <w:ind w:left="4320" w:hanging="180"/>
+      </w:pPr>
+    </w:lvl>
+    <w:lvl w:ilvl="6" w:tplc="0409000F" w:tentative="1">
+      <w:start w:val="1"/>
+      <w:numFmt w:val="decimal"/>
+      <w:lvlText w:val="%7."/>
+      <w:lvlJc w:val="left"/>
+      <w:pPr>
+        <w:ind w:left="5040" w:hanging="360"/>
+      </w:pPr>
+    </w:lvl>
+    <w:lvl w:ilvl="7" w:tplc="04090019" w:tentative="1">
+      <w:start w:val="1"/>
+      <w:numFmt w:val="lowerLetter"/>
+      <w:lvlText w:val="%8."/>
+      <w:lvlJc w:val="left"/>
+      <w:pPr>
+        <w:ind w:left="5760" w:hanging="360"/>
+      </w:pPr>
+    </w:lvl>
+    <w:lvl w:ilvl="8" w:tplc="0409001B" w:tentative="1">
+      <w:start w:val="1"/>
+      <w:numFmt w:val="lowerRoman"/>
+      <w:lvlText w:val="%9."/>
+      <w:lvlJc w:val="right"/>
+      <w:pPr>
+        <w:ind w:left="6480" w:hanging="180"/>
+      </w:pPr>
+    </w:lvl>
+  </w:abstractNum>
+  <w:abstractNum w:abstractNumId="9" w15:restartNumberingAfterBreak="0">
     <w:nsid w:val="5C1318B0"/>
     <w:multiLevelType w:val="multilevel"/>
     <w:tmpl w:val="90601CFE"/>
@@ -9814,7 +10912,7 @@
       </w:rPr>
     </w:lvl>
   </w:abstractNum>
-  <w:abstractNum w:abstractNumId="9" w15:restartNumberingAfterBreak="0">
+  <w:abstractNum w:abstractNumId="10" w15:restartNumberingAfterBreak="0">
     <w:nsid w:val="5DF954A4"/>
     <w:multiLevelType w:val="multilevel"/>
     <w:tmpl w:val="7F00A088"/>
@@ -9904,7 +11002,7 @@
       </w:pPr>
     </w:lvl>
   </w:abstractNum>
-  <w:abstractNum w:abstractNumId="10" w15:restartNumberingAfterBreak="0">
+  <w:abstractNum w:abstractNumId="11" w15:restartNumberingAfterBreak="0">
     <w:nsid w:val="6C9F6863"/>
     <w:multiLevelType w:val="multilevel"/>
     <w:tmpl w:val="603E7E6E"/>
@@ -10018,7 +11116,7 @@
       </w:rPr>
     </w:lvl>
   </w:abstractNum>
-  <w:abstractNum w:abstractNumId="11" w15:restartNumberingAfterBreak="0">
+  <w:abstractNum w:abstractNumId="12" w15:restartNumberingAfterBreak="0">
     <w:nsid w:val="72A876B5"/>
     <w:multiLevelType w:val="hybridMultilevel"/>
     <w:tmpl w:val="2AF0B520"/>
@@ -10106,10 +11204,10 @@
     </w:lvl>
   </w:abstractNum>
   <w:num w:numId="1" w16cid:durableId="1920167298">
-    <w:abstractNumId w:val="10"/>
+    <w:abstractNumId w:val="11"/>
   </w:num>
   <w:num w:numId="2" w16cid:durableId="1364214100">
-    <w:abstractNumId w:val="9"/>
+    <w:abstractNumId w:val="10"/>
   </w:num>
   <w:num w:numId="3" w16cid:durableId="1001159654">
     <w:abstractNumId w:val="1"/>
@@ -10130,7 +11228,7 @@
     <w:abstractNumId w:val="7"/>
   </w:num>
   <w:num w:numId="9" w16cid:durableId="1581138186">
-    <w:abstractNumId w:val="8"/>
+    <w:abstractNumId w:val="9"/>
   </w:num>
   <w:num w:numId="10" w16cid:durableId="527916742">
     <w:abstractNumId w:val="6"/>
@@ -10139,18 +11237,13 @@
     <w:abstractNumId w:val="5"/>
   </w:num>
   <w:num w:numId="12" w16cid:durableId="1372343360">
-    <w:abstractNumId w:val="11"/>
+    <w:abstractNumId w:val="12"/>
+  </w:num>
+  <w:num w:numId="13" w16cid:durableId="1784568565">
+    <w:abstractNumId w:val="8"/>
   </w:num>
   <w:numIdMacAtCleanup w:val="11"/>
 </w:numbering>
-</file>
-
-<file path=word/people.xml><?xml version="1.0" encoding="utf-8"?>
-<w15:people xmlns:wpc="http://schemas.microsoft.com/office/word/2010/wordprocessingCanvas" xmlns:cx="http://schemas.microsoft.com/office/drawing/2014/chartex" xmlns:cx1="http://schemas.microsoft.com/office/drawing/2015/9/8/chartex" xmlns:cx2="http://schemas.microsoft.com/office/drawing/2015/10/21/chartex" xmlns:cx3="http://schemas.microsoft.com/office/drawing/2016/5/9/chartex" xmlns:cx4="http://schemas.microsoft.com/office/drawing/2016/5/10/chartex" xmlns:cx5="http://schemas.microsoft.com/office/drawing/2016/5/11/chartex" xmlns:cx6="http://schemas.microsoft.com/office/drawing/2016/5/12/chartex" xmlns:cx7="http://schemas.microsoft.com/office/drawing/2016/5/13/chartex" xmlns:cx8="http://schemas.microsoft.com/office/drawing/2016/5/14/chartex" xmlns:mc="http://schemas.openxmlformats.org/markup-compatibility/2006" xmlns:aink="http://schemas.microsoft.com/office/drawing/2016/ink" xmlns:am3d="http://schemas.microsoft.com/office/drawing/2017/model3d" xmlns:o="urn:schemas-microsoft-com:office:office" xmlns:oel="http://schemas.microsoft.com/office/2019/extlst" xmlns:r="http://schemas.openxmlformats.org/officeDocument/2006/relationships" xmlns:m="http://schemas.openxmlformats.org/officeDocument/2006/math" xmlns:v="urn:schemas-microsoft-com:vml" xmlns:wp14="http://schemas.microsoft.com/office/word/2010/wordprocessingDrawing" xmlns:wp="http://schemas.openxmlformats.org/drawingml/2006/wordprocessingDrawing" xmlns:w10="urn:schemas-microsoft-com:office:word" xmlns:w="http://schemas.openxmlformats.org/wordprocessingml/2006/main" xmlns:w14="http://schemas.microsoft.com/office/word/2010/wordml" xmlns:w15="http://schemas.microsoft.com/office/word/2012/wordml" xmlns:w16cex="http://schemas.microsoft.com/office/word/2018/wordml/cex" xmlns:w16cid="http://schemas.microsoft.com/office/word/2016/wordml/cid" xmlns:w16="http://schemas.microsoft.com/office/word/2018/wordml" xmlns:w16du="http://schemas.microsoft.com/office/word/2023/wordml/word16du" xmlns:w16sdtdh="http://schemas.microsoft.com/office/word/2020/wordml/sdtdatahash" xmlns:w16sdtfl="http://schemas.microsoft.com/office/word/2024/wordml/sdtformatlock" xmlns:w16se="http://schemas.microsoft.com/office/word/2015/wordml/symex" xmlns:wpg="http://schemas.microsoft.com/office/word/2010/wordprocessingGroup" xmlns:wpi="http://schemas.microsoft.com/office/word/2010/wordprocessingInk" xmlns:wne="http://schemas.microsoft.com/office/word/2006/wordml" xmlns:wps="http://schemas.microsoft.com/office/word/2010/wordprocessingShape" mc:Ignorable="w14 w15 w16se w16cid w16 w16cex w16sdtdh w16sdtfl w16du wp14">
-  <w15:person w15:author="abhinav sapkota">
-    <w15:presenceInfo w15:providerId="Windows Live" w15:userId="ef2a60b6ef09be28"/>
-  </w15:person>
-</w15:people>
 </file>
 
 <file path=word/styles.xml><?xml version="1.0" encoding="utf-8"?>
@@ -10607,7 +11700,6 @@
         <w:ilvl w:val="1"/>
         <w:numId w:val="5"/>
       </w:numPr>
-      <w:ind w:left="0" w:firstLine="0"/>
       <w:outlineLvl w:val="1"/>
     </w:pPr>
     <w:rPr>
@@ -10635,7 +11727,6 @@
         <w:ilvl w:val="2"/>
         <w:numId w:val="5"/>
       </w:numPr>
-      <w:ind w:left="0" w:firstLine="0"/>
       <w:jc w:val="left"/>
       <w:outlineLvl w:val="2"/>
     </w:pPr>
@@ -10801,7 +11892,6 @@
   <w:style w:type="character" w:default="1" w:styleId="DefaultParagraphFont">
     <w:name w:val="Default Paragraph Font"/>
     <w:uiPriority w:val="1"/>
-    <w:semiHidden/>
     <w:unhideWhenUsed/>
   </w:style>
   <w:style w:type="table" w:default="1" w:styleId="TableNormal">
@@ -11872,6 +12962,57 @@
       <w:color w:val="auto"/>
     </w:rPr>
   </w:style>
+  <w:style w:type="character" w:styleId="PlaceholderText">
+    <w:name w:val="Placeholder Text"/>
+    <w:basedOn w:val="DefaultParagraphFont"/>
+    <w:uiPriority w:val="99"/>
+    <w:semiHidden/>
+    <w:rsid w:val="00611B27"/>
+    <w:rPr>
+      <w:color w:val="666666"/>
+    </w:rPr>
+  </w:style>
+  <w:style w:type="paragraph" w:customStyle="1" w:styleId="CaptionXX">
+    <w:name w:val="CaptionXX"/>
+    <w:basedOn w:val="Heading3"/>
+    <w:link w:val="CaptionXXChar"/>
+    <w:qFormat/>
+    <w:rsid w:val="00F07464"/>
+    <w:pPr>
+      <w:numPr>
+        <w:ilvl w:val="0"/>
+        <w:numId w:val="0"/>
+      </w:numPr>
+      <w:contextualSpacing w:val="0"/>
+      <w:jc w:val="center"/>
+    </w:pPr>
+  </w:style>
+  <w:style w:type="character" w:customStyle="1" w:styleId="CaptionXXChar">
+    <w:name w:val="CaptionXX Char"/>
+    <w:basedOn w:val="Heading3Char"/>
+    <w:link w:val="CaptionXX"/>
+    <w:rsid w:val="00F07464"/>
+    <w:rPr>
+      <w:rFonts w:ascii="Times New Roman" w:eastAsiaTheme="majorEastAsia" w:hAnsi="Times New Roman" w:cstheme="majorBidi"/>
+      <w:b/>
+      <w:color w:val="000000" w:themeColor="text1"/>
+      <w:szCs w:val="28"/>
+    </w:rPr>
+  </w:style>
+  <w:style w:type="paragraph" w:styleId="Revision">
+    <w:name w:val="Revision"/>
+    <w:hidden/>
+    <w:uiPriority w:val="99"/>
+    <w:semiHidden/>
+    <w:rsid w:val="0070195E"/>
+    <w:pPr>
+      <w:spacing w:after="0" w:line="240" w:lineRule="auto"/>
+    </w:pPr>
+    <w:rPr>
+      <w:rFonts w:ascii="Times New Roman" w:hAnsi="Times New Roman"/>
+      <w:color w:val="000000" w:themeColor="text1"/>
+    </w:rPr>
+  </w:style>
 </w:styles>
 </file>
 
